--- a/docs/Client_설계_사용_유지보수_Beta.docx
+++ b/docs/Client_설계_사용_유지보수_Beta.docx
@@ -6,12 +6,12 @@
       <w:pPr>
         <w:spacing w:after="160" w:line="300" w:lineRule="auto"/>
         <w:rPr>
-          <w:rFonts w:ascii="맑은 고딕" w:eastAsia="맑은 고딕" w:hAnsi="맑은 고딕"/>
+          <w:rFonts w:ascii="맑은 고딕" w:eastAsia="맑은 고딕" w:hAnsi="맑은 고딕" w:cs="맑은 고딕"/>
         </w:rPr>
       </w:pPr>
       <w:r>
         <w:rPr>
-          <w:rFonts w:ascii="맑은 고딕" w:eastAsia="맑은 고딕" w:hAnsi="맑은 고딕"/>
+          <w:rFonts w:ascii="맑은 고딕" w:eastAsia="맑은 고딕" w:hAnsi="맑은 고딕" w:cs="맑은 고딕"/>
           <w:b/>
           <w:color w:val="2962FF"/>
           <w:sz w:val="22"/>
@@ -23,7 +23,7 @@
       <w:pPr>
         <w:spacing w:after="160" w:line="300" w:lineRule="auto"/>
         <w:rPr>
-          <w:rFonts w:ascii="맑은 고딕" w:eastAsia="맑은 고딕" w:hAnsi="맑은 고딕"/>
+          <w:rFonts w:ascii="맑은 고딕" w:eastAsia="맑은 고딕" w:hAnsi="맑은 고딕" w:cs="맑은 고딕"/>
         </w:rPr>
       </w:pPr>
     </w:p>
@@ -31,12 +31,12 @@
       <w:pPr>
         <w:spacing w:after="160" w:line="300" w:lineRule="auto"/>
         <w:rPr>
-          <w:rFonts w:ascii="맑은 고딕" w:eastAsia="맑은 고딕" w:hAnsi="맑은 고딕"/>
+          <w:rFonts w:ascii="맑은 고딕" w:eastAsia="맑은 고딕" w:hAnsi="맑은 고딕" w:cs="맑은 고딕"/>
         </w:rPr>
       </w:pPr>
       <w:r>
         <w:rPr>
-          <w:rFonts w:ascii="맑은 고딕" w:eastAsia="맑은 고딕" w:hAnsi="맑은 고딕"/>
+          <w:rFonts w:ascii="맑은 고딕" w:eastAsia="맑은 고딕" w:hAnsi="맑은 고딕" w:cs="맑은 고딕"/>
           <w:b/>
           <w:color w:val="14233D"/>
           <w:sz w:val="68"/>
@@ -48,12 +48,12 @@
       <w:pPr>
         <w:spacing w:after="160" w:line="300" w:lineRule="auto"/>
         <w:rPr>
-          <w:rFonts w:ascii="맑은 고딕" w:eastAsia="맑은 고딕" w:hAnsi="맑은 고딕"/>
+          <w:rFonts w:ascii="맑은 고딕" w:eastAsia="맑은 고딕" w:hAnsi="맑은 고딕" w:cs="맑은 고딕"/>
         </w:rPr>
       </w:pPr>
       <w:r>
         <w:rPr>
-          <w:rFonts w:ascii="맑은 고딕" w:eastAsia="맑은 고딕" w:hAnsi="맑은 고딕"/>
+          <w:rFonts w:ascii="맑은 고딕" w:eastAsia="맑은 고딕" w:hAnsi="맑은 고딕" w:cs="맑은 고딕"/>
           <w:b/>
           <w:color w:val="14233D"/>
           <w:sz w:val="58"/>
@@ -65,12 +65,12 @@
       <w:pPr>
         <w:spacing w:after="160" w:line="300" w:lineRule="auto"/>
         <w:rPr>
-          <w:rFonts w:ascii="맑은 고딕" w:eastAsia="맑은 고딕" w:hAnsi="맑은 고딕"/>
+          <w:rFonts w:ascii="맑은 고딕" w:eastAsia="맑은 고딕" w:hAnsi="맑은 고딕" w:cs="맑은 고딕"/>
         </w:rPr>
       </w:pPr>
       <w:r>
         <w:rPr>
-          <w:rFonts w:ascii="맑은 고딕" w:eastAsia="맑은 고딕" w:hAnsi="맑은 고딕"/>
+          <w:rFonts w:ascii="맑은 고딕" w:eastAsia="맑은 고딕" w:hAnsi="맑은 고딕" w:cs="맑은 고딕"/>
           <w:color w:val="60718A"/>
           <w:sz w:val="28"/>
         </w:rPr>
@@ -81,7 +81,7 @@
       <w:pPr>
         <w:spacing w:after="160" w:line="300" w:lineRule="auto"/>
         <w:rPr>
-          <w:rFonts w:ascii="맑은 고딕" w:eastAsia="맑은 고딕" w:hAnsi="맑은 고딕"/>
+          <w:rFonts w:ascii="맑은 고딕" w:eastAsia="맑은 고딕" w:hAnsi="맑은 고딕" w:cs="맑은 고딕"/>
         </w:rPr>
       </w:pPr>
     </w:p>
@@ -103,12 +103,12 @@
             <w:pPr>
               <w:spacing w:before="140" w:after="80"/>
               <w:rPr>
-                <w:rFonts w:ascii="맑은 고딕" w:eastAsia="맑은 고딕" w:hAnsi="맑은 고딕"/>
-              </w:rPr>
-            </w:pPr>
-            <w:r>
-              <w:rPr>
-                <w:rFonts w:ascii="맑은 고딕" w:eastAsia="맑은 고딕" w:hAnsi="맑은 고딕"/>
+                <w:rFonts w:ascii="맑은 고딕" w:eastAsia="맑은 고딕" w:hAnsi="맑은 고딕" w:cs="맑은 고딕"/>
+              </w:rPr>
+            </w:pPr>
+            <w:r>
+              <w:rPr>
+                <w:rFonts w:ascii="맑은 고딕" w:eastAsia="맑은 고딕" w:hAnsi="맑은 고딕" w:cs="맑은 고딕"/>
                 <w:b/>
                 <w:color w:val="2962FF"/>
                 <w:sz w:val="20"/>
@@ -120,16 +120,16 @@
             <w:pPr>
               <w:spacing w:after="140" w:line="283" w:lineRule="auto"/>
               <w:rPr>
-                <w:rFonts w:ascii="맑은 고딕" w:eastAsia="맑은 고딕" w:hAnsi="맑은 고딕"/>
-              </w:rPr>
-            </w:pPr>
-            <w:r>
-              <w:rPr>
-                <w:rFonts w:ascii="맑은 고딕" w:eastAsia="맑은 고딕" w:hAnsi="맑은 고딕"/>
+                <w:rFonts w:ascii="맑은 고딕" w:eastAsia="맑은 고딕" w:hAnsi="맑은 고딕" w:cs="맑은 고딕"/>
+              </w:rPr>
+            </w:pPr>
+            <w:r>
+              <w:rPr>
+                <w:rFonts w:ascii="맑은 고딕" w:eastAsia="맑은 고딕" w:hAnsi="맑은 고딕" w:cs="맑은 고딕"/>
                 <w:color w:val="23324A"/>
                 <w:sz w:val="19"/>
               </w:rPr>
-              <w:t>현재 구현을 기준으로 구조, 설정, 작업 흐름과 유지보수 시 확인할 사항을 정리했습니다. 베타 배포 전 점검과 인수인계에 함께 사용하세요.</w:t>
+              <w:t>현재 구현을 기준으로 구조, 설정, 작업 흐름, 유지보수 시 확인할 사항을 정리했습니다. 베타 배포 전 점검과 인수인계에 활용하세요.</w:t>
             </w:r>
           </w:p>
         </w:tc>
@@ -139,7 +139,7 @@
       <w:pPr>
         <w:spacing w:after="160" w:line="300" w:lineRule="auto"/>
         <w:rPr>
-          <w:rFonts w:ascii="맑은 고딕" w:eastAsia="맑은 고딕" w:hAnsi="맑은 고딕"/>
+          <w:rFonts w:ascii="맑은 고딕" w:eastAsia="맑은 고딕" w:hAnsi="맑은 고딕" w:cs="맑은 고딕"/>
         </w:rPr>
       </w:pPr>
     </w:p>
@@ -168,12 +168,12 @@
             <w:pPr>
               <w:spacing w:before="100" w:after="100"/>
               <w:rPr>
-                <w:rFonts w:ascii="맑은 고딕" w:eastAsia="맑은 고딕" w:hAnsi="맑은 고딕"/>
-              </w:rPr>
-            </w:pPr>
-            <w:r>
-              <w:rPr>
-                <w:rFonts w:ascii="맑은 고딕" w:eastAsia="맑은 고딕" w:hAnsi="맑은 고딕"/>
+                <w:rFonts w:ascii="맑은 고딕" w:eastAsia="맑은 고딕" w:hAnsi="맑은 고딕" w:cs="맑은 고딕"/>
+              </w:rPr>
+            </w:pPr>
+            <w:r>
+              <w:rPr>
+                <w:rFonts w:ascii="맑은 고딕" w:eastAsia="맑은 고딕" w:hAnsi="맑은 고딕" w:cs="맑은 고딕"/>
                 <w:b/>
                 <w:color w:val="FFFFFF"/>
                 <w:sz w:val="19"/>
@@ -191,12 +191,12 @@
             <w:pPr>
               <w:spacing w:before="100" w:after="100"/>
               <w:rPr>
-                <w:rFonts w:ascii="맑은 고딕" w:eastAsia="맑은 고딕" w:hAnsi="맑은 고딕"/>
-              </w:rPr>
-            </w:pPr>
-            <w:r>
-              <w:rPr>
-                <w:rFonts w:ascii="맑은 고딕" w:eastAsia="맑은 고딕" w:hAnsi="맑은 고딕"/>
+                <w:rFonts w:ascii="맑은 고딕" w:eastAsia="맑은 고딕" w:hAnsi="맑은 고딕" w:cs="맑은 고딕"/>
+              </w:rPr>
+            </w:pPr>
+            <w:r>
+              <w:rPr>
+                <w:rFonts w:ascii="맑은 고딕" w:eastAsia="맑은 고딕" w:hAnsi="맑은 고딕" w:cs="맑은 고딕"/>
                 <w:b/>
                 <w:color w:val="FFFFFF"/>
                 <w:sz w:val="19"/>
@@ -221,12 +221,12 @@
             <w:pPr>
               <w:spacing w:before="100" w:after="100" w:line="269" w:lineRule="auto"/>
               <w:rPr>
-                <w:rFonts w:ascii="맑은 고딕" w:eastAsia="맑은 고딕" w:hAnsi="맑은 고딕"/>
-              </w:rPr>
-            </w:pPr>
-            <w:r>
-              <w:rPr>
-                <w:rFonts w:ascii="맑은 고딕" w:eastAsia="맑은 고딕" w:hAnsi="맑은 고딕"/>
+                <w:rFonts w:ascii="맑은 고딕" w:eastAsia="맑은 고딕" w:hAnsi="맑은 고딕" w:cs="맑은 고딕"/>
+              </w:rPr>
+            </w:pPr>
+            <w:r>
+              <w:rPr>
+                <w:rFonts w:ascii="맑은 고딕" w:eastAsia="맑은 고딕" w:hAnsi="맑은 고딕" w:cs="맑은 고딕"/>
                 <w:b/>
                 <w:color w:val="23324A"/>
                 <w:sz w:val="18"/>
@@ -245,12 +245,12 @@
             <w:pPr>
               <w:spacing w:before="100" w:after="100" w:line="269" w:lineRule="auto"/>
               <w:rPr>
-                <w:rFonts w:ascii="맑은 고딕" w:eastAsia="맑은 고딕" w:hAnsi="맑은 고딕"/>
-              </w:rPr>
-            </w:pPr>
-            <w:r>
-              <w:rPr>
-                <w:rFonts w:ascii="맑은 고딕" w:eastAsia="맑은 고딕" w:hAnsi="맑은 고딕"/>
+                <w:rFonts w:ascii="맑은 고딕" w:eastAsia="맑은 고딕" w:hAnsi="맑은 고딕" w:cs="맑은 고딕"/>
+              </w:rPr>
+            </w:pPr>
+            <w:r>
+              <w:rPr>
+                <w:rFonts w:ascii="맑은 고딕" w:eastAsia="맑은 고딕" w:hAnsi="맑은 고딕" w:cs="맑은 고딕"/>
                 <w:color w:val="23324A"/>
                 <w:sz w:val="18"/>
               </w:rPr>
@@ -274,12 +274,12 @@
             <w:pPr>
               <w:spacing w:before="100" w:after="100" w:line="269" w:lineRule="auto"/>
               <w:rPr>
-                <w:rFonts w:ascii="맑은 고딕" w:eastAsia="맑은 고딕" w:hAnsi="맑은 고딕"/>
-              </w:rPr>
-            </w:pPr>
-            <w:r>
-              <w:rPr>
-                <w:rFonts w:ascii="맑은 고딕" w:eastAsia="맑은 고딕" w:hAnsi="맑은 고딕"/>
+                <w:rFonts w:ascii="맑은 고딕" w:eastAsia="맑은 고딕" w:hAnsi="맑은 고딕" w:cs="맑은 고딕"/>
+              </w:rPr>
+            </w:pPr>
+            <w:r>
+              <w:rPr>
+                <w:rFonts w:ascii="맑은 고딕" w:eastAsia="맑은 고딕" w:hAnsi="맑은 고딕" w:cs="맑은 고딕"/>
                 <w:b/>
                 <w:color w:val="23324A"/>
                 <w:sz w:val="18"/>
@@ -298,12 +298,12 @@
             <w:pPr>
               <w:spacing w:before="100" w:after="100" w:line="269" w:lineRule="auto"/>
               <w:rPr>
-                <w:rFonts w:ascii="맑은 고딕" w:eastAsia="맑은 고딕" w:hAnsi="맑은 고딕"/>
-              </w:rPr>
-            </w:pPr>
-            <w:r>
-              <w:rPr>
-                <w:rFonts w:ascii="맑은 고딕" w:eastAsia="맑은 고딕" w:hAnsi="맑은 고딕"/>
+                <w:rFonts w:ascii="맑은 고딕" w:eastAsia="맑은 고딕" w:hAnsi="맑은 고딕" w:cs="맑은 고딕"/>
+              </w:rPr>
+            </w:pPr>
+            <w:r>
+              <w:rPr>
+                <w:rFonts w:ascii="맑은 고딕" w:eastAsia="맑은 고딕" w:hAnsi="맑은 고딕" w:cs="맑은 고딕"/>
                 <w:color w:val="23324A"/>
                 <w:sz w:val="18"/>
               </w:rPr>
@@ -327,12 +327,12 @@
             <w:pPr>
               <w:spacing w:before="100" w:after="100" w:line="269" w:lineRule="auto"/>
               <w:rPr>
-                <w:rFonts w:ascii="맑은 고딕" w:eastAsia="맑은 고딕" w:hAnsi="맑은 고딕"/>
-              </w:rPr>
-            </w:pPr>
-            <w:r>
-              <w:rPr>
-                <w:rFonts w:ascii="맑은 고딕" w:eastAsia="맑은 고딕" w:hAnsi="맑은 고딕"/>
+                <w:rFonts w:ascii="맑은 고딕" w:eastAsia="맑은 고딕" w:hAnsi="맑은 고딕" w:cs="맑은 고딕"/>
+              </w:rPr>
+            </w:pPr>
+            <w:r>
+              <w:rPr>
+                <w:rFonts w:ascii="맑은 고딕" w:eastAsia="맑은 고딕" w:hAnsi="맑은 고딕" w:cs="맑은 고딕"/>
                 <w:b/>
                 <w:color w:val="23324A"/>
                 <w:sz w:val="18"/>
@@ -351,12 +351,12 @@
             <w:pPr>
               <w:spacing w:before="100" w:after="100" w:line="269" w:lineRule="auto"/>
               <w:rPr>
-                <w:rFonts w:ascii="맑은 고딕" w:eastAsia="맑은 고딕" w:hAnsi="맑은 고딕"/>
-              </w:rPr>
-            </w:pPr>
-            <w:r>
-              <w:rPr>
-                <w:rFonts w:ascii="맑은 고딕" w:eastAsia="맑은 고딕" w:hAnsi="맑은 고딕"/>
+                <w:rFonts w:ascii="맑은 고딕" w:eastAsia="맑은 고딕" w:hAnsi="맑은 고딕" w:cs="맑은 고딕"/>
+              </w:rPr>
+            </w:pPr>
+            <w:r>
+              <w:rPr>
+                <w:rFonts w:ascii="맑은 고딕" w:eastAsia="맑은 고딕" w:hAnsi="맑은 고딕" w:cs="맑은 고딕"/>
                 <w:color w:val="23324A"/>
                 <w:sz w:val="18"/>
               </w:rPr>
@@ -380,12 +380,12 @@
             <w:pPr>
               <w:spacing w:before="100" w:after="100" w:line="269" w:lineRule="auto"/>
               <w:rPr>
-                <w:rFonts w:ascii="맑은 고딕" w:eastAsia="맑은 고딕" w:hAnsi="맑은 고딕"/>
-              </w:rPr>
-            </w:pPr>
-            <w:r>
-              <w:rPr>
-                <w:rFonts w:ascii="맑은 고딕" w:eastAsia="맑은 고딕" w:hAnsi="맑은 고딕"/>
+                <w:rFonts w:ascii="맑은 고딕" w:eastAsia="맑은 고딕" w:hAnsi="맑은 고딕" w:cs="맑은 고딕"/>
+              </w:rPr>
+            </w:pPr>
+            <w:r>
+              <w:rPr>
+                <w:rFonts w:ascii="맑은 고딕" w:eastAsia="맑은 고딕" w:hAnsi="맑은 고딕" w:cs="맑은 고딕"/>
                 <w:b/>
                 <w:color w:val="23324A"/>
                 <w:sz w:val="18"/>
@@ -404,12 +404,12 @@
             <w:pPr>
               <w:spacing w:before="100" w:after="100" w:line="269" w:lineRule="auto"/>
               <w:rPr>
-                <w:rFonts w:ascii="맑은 고딕" w:eastAsia="맑은 고딕" w:hAnsi="맑은 고딕"/>
-              </w:rPr>
-            </w:pPr>
-            <w:r>
-              <w:rPr>
-                <w:rFonts w:ascii="맑은 고딕" w:eastAsia="맑은 고딕" w:hAnsi="맑은 고딕"/>
+                <w:rFonts w:ascii="맑은 고딕" w:eastAsia="맑은 고딕" w:hAnsi="맑은 고딕" w:cs="맑은 고딕"/>
+              </w:rPr>
+            </w:pPr>
+            <w:r>
+              <w:rPr>
+                <w:rFonts w:ascii="맑은 고딕" w:eastAsia="맑은 고딕" w:hAnsi="맑은 고딕" w:cs="맑은 고딕"/>
                 <w:color w:val="23324A"/>
                 <w:sz w:val="18"/>
               </w:rPr>
@@ -433,17 +433,17 @@
             <w:pPr>
               <w:spacing w:before="100" w:after="100" w:line="269" w:lineRule="auto"/>
               <w:rPr>
-                <w:rFonts w:ascii="맑은 고딕" w:eastAsia="맑은 고딕" w:hAnsi="맑은 고딕"/>
-              </w:rPr>
-            </w:pPr>
-            <w:r>
-              <w:rPr>
-                <w:rFonts w:ascii="맑은 고딕" w:eastAsia="맑은 고딕" w:hAnsi="맑은 고딕"/>
+                <w:rFonts w:ascii="맑은 고딕" w:eastAsia="맑은 고딕" w:hAnsi="맑은 고딕" w:cs="맑은 고딕"/>
+              </w:rPr>
+            </w:pPr>
+            <w:r>
+              <w:rPr>
+                <w:rFonts w:ascii="맑은 고딕" w:eastAsia="맑은 고딕" w:hAnsi="맑은 고딕" w:cs="맑은 고딕"/>
                 <w:b/>
                 <w:color w:val="23324A"/>
                 <w:sz w:val="18"/>
               </w:rPr>
-              <w:t>자료 성격</w:t>
+              <w:t>문서 성격</w:t>
             </w:r>
           </w:p>
         </w:tc>
@@ -457,12 +457,12 @@
             <w:pPr>
               <w:spacing w:before="100" w:after="100" w:line="269" w:lineRule="auto"/>
               <w:rPr>
-                <w:rFonts w:ascii="맑은 고딕" w:eastAsia="맑은 고딕" w:hAnsi="맑은 고딕"/>
-              </w:rPr>
-            </w:pPr>
-            <w:r>
-              <w:rPr>
-                <w:rFonts w:ascii="맑은 고딕" w:eastAsia="맑은 고딕" w:hAnsi="맑은 고딕"/>
+                <w:rFonts w:ascii="맑은 고딕" w:eastAsia="맑은 고딕" w:hAnsi="맑은 고딕" w:cs="맑은 고딕"/>
+              </w:rPr>
+            </w:pPr>
+            <w:r>
+              <w:rPr>
+                <w:rFonts w:ascii="맑은 고딕" w:eastAsia="맑은 고딕" w:hAnsi="맑은 고딕" w:cs="맑은 고딕"/>
                 <w:color w:val="23324A"/>
                 <w:sz w:val="18"/>
               </w:rPr>
@@ -486,17 +486,17 @@
             <w:pPr>
               <w:spacing w:before="100" w:after="100" w:line="269" w:lineRule="auto"/>
               <w:rPr>
-                <w:rFonts w:ascii="맑은 고딕" w:eastAsia="맑은 고딕" w:hAnsi="맑은 고딕"/>
-              </w:rPr>
-            </w:pPr>
-            <w:r>
-              <w:rPr>
-                <w:rFonts w:ascii="맑은 고딕" w:eastAsia="맑은 고딕" w:hAnsi="맑은 고딕"/>
+                <w:rFonts w:ascii="맑은 고딕" w:eastAsia="맑은 고딕" w:hAnsi="맑은 고딕" w:cs="맑은 고딕"/>
+              </w:rPr>
+            </w:pPr>
+            <w:r>
+              <w:rPr>
+                <w:rFonts w:ascii="맑은 고딕" w:eastAsia="맑은 고딕" w:hAnsi="맑은 고딕" w:cs="맑은 고딕"/>
                 <w:b/>
                 <w:color w:val="23324A"/>
                 <w:sz w:val="18"/>
               </w:rPr>
-              <w:t>데이터 원칙</w:t>
+              <w:t>데이터 취급</w:t>
             </w:r>
           </w:p>
         </w:tc>
@@ -510,16 +510,16 @@
             <w:pPr>
               <w:spacing w:before="100" w:after="100" w:line="269" w:lineRule="auto"/>
               <w:rPr>
-                <w:rFonts w:ascii="맑은 고딕" w:eastAsia="맑은 고딕" w:hAnsi="맑은 고딕"/>
-              </w:rPr>
-            </w:pPr>
-            <w:r>
-              <w:rPr>
-                <w:rFonts w:ascii="맑은 고딕" w:eastAsia="맑은 고딕" w:hAnsi="맑은 고딕"/>
+                <w:rFonts w:ascii="맑은 고딕" w:eastAsia="맑은 고딕" w:hAnsi="맑은 고딕" w:cs="맑은 고딕"/>
+              </w:rPr>
+            </w:pPr>
+            <w:r>
+              <w:rPr>
+                <w:rFonts w:ascii="맑은 고딕" w:eastAsia="맑은 고딕" w:hAnsi="맑은 고딕" w:cs="맑은 고딕"/>
                 <w:color w:val="23324A"/>
                 <w:sz w:val="18"/>
               </w:rPr>
-              <w:t>실제 계정·API Key 미포함 / 화면은 오프라인 샘플</w:t>
+              <w:t>실제 계정·API Key 미포함 / 화면 이미지는 오프라인 샘플</w:t>
             </w:r>
           </w:p>
         </w:tc>
@@ -529,7 +529,7 @@
       <w:pPr>
         <w:spacing w:after="0"/>
         <w:rPr>
-          <w:rFonts w:ascii="맑은 고딕" w:eastAsia="맑은 고딕" w:hAnsi="맑은 고딕"/>
+          <w:rFonts w:ascii="맑은 고딕" w:eastAsia="맑은 고딕" w:hAnsi="맑은 고딕" w:cs="맑은 고딕"/>
         </w:rPr>
       </w:pPr>
     </w:p>
@@ -537,12 +537,12 @@
       <w:pPr>
         <w:spacing w:after="160" w:line="300" w:lineRule="auto"/>
         <w:rPr>
-          <w:rFonts w:ascii="맑은 고딕" w:eastAsia="맑은 고딕" w:hAnsi="맑은 고딕"/>
+          <w:rFonts w:ascii="맑은 고딕" w:eastAsia="맑은 고딕" w:hAnsi="맑은 고딕" w:cs="맑은 고딕"/>
         </w:rPr>
       </w:pPr>
       <w:r>
         <w:rPr>
-          <w:rFonts w:ascii="맑은 고딕" w:eastAsia="맑은 고딕" w:hAnsi="맑은 고딕"/>
+          <w:rFonts w:ascii="맑은 고딕" w:eastAsia="맑은 고딕" w:hAnsi="맑은 고딕" w:cs="맑은 고딕"/>
           <w:color w:val="60718A"/>
           <w:sz w:val="19"/>
         </w:rPr>
@@ -552,12 +552,12 @@
     <w:p>
       <w:pPr>
         <w:rPr>
-          <w:rFonts w:ascii="맑은 고딕" w:eastAsia="맑은 고딕" w:hAnsi="맑은 고딕"/>
+          <w:rFonts w:ascii="맑은 고딕" w:eastAsia="맑은 고딕" w:hAnsi="맑은 고딕" w:cs="맑은 고딕"/>
         </w:rPr>
       </w:pPr>
       <w:r>
         <w:rPr>
-          <w:rFonts w:ascii="맑은 고딕" w:eastAsia="맑은 고딕" w:hAnsi="맑은 고딕"/>
+          <w:rFonts w:ascii="맑은 고딕" w:eastAsia="맑은 고딕" w:hAnsi="맑은 고딕" w:cs="맑은 고딕"/>
         </w:rPr>
         <w:br w:type="page"/>
       </w:r>
@@ -567,12 +567,12 @@
         <w:pStyle w:val="1"/>
         <w:spacing w:after="160" w:line="300" w:lineRule="auto"/>
         <w:rPr>
-          <w:rFonts w:ascii="맑은 고딕" w:eastAsia="맑은 고딕" w:hAnsi="맑은 고딕"/>
+          <w:rFonts w:ascii="맑은 고딕" w:eastAsia="맑은 고딕" w:hAnsi="맑은 고딕" w:cs="맑은 고딕"/>
         </w:rPr>
       </w:pPr>
       <w:r>
         <w:rPr>
-          <w:rFonts w:ascii="맑은 고딕" w:eastAsia="맑은 고딕" w:hAnsi="맑은 고딕"/>
+          <w:rFonts w:ascii="맑은 고딕" w:eastAsia="맑은 고딕" w:hAnsi="맑은 고딕" w:cs="맑은 고딕"/>
           <w:sz w:val="40"/>
         </w:rPr>
         <w:lastRenderedPageBreak/>
@@ -583,15 +583,15 @@
       <w:pPr>
         <w:spacing w:after="160" w:line="300" w:lineRule="auto"/>
         <w:rPr>
-          <w:rFonts w:ascii="맑은 고딕" w:eastAsia="맑은 고딕" w:hAnsi="맑은 고딕"/>
+          <w:rFonts w:ascii="맑은 고딕" w:eastAsia="맑은 고딕" w:hAnsi="맑은 고딕" w:cs="맑은 고딕"/>
         </w:rPr>
       </w:pPr>
       <w:r>
         <w:rPr>
-          <w:rFonts w:ascii="맑은 고딕" w:eastAsia="맑은 고딕" w:hAnsi="맑은 고딕"/>
+          <w:rFonts w:ascii="맑은 고딕" w:eastAsia="맑은 고딕" w:hAnsi="맑은 고딕" w:cs="맑은 고딕"/>
           <w:color w:val="23324A"/>
         </w:rPr>
-        <w:t>이 문서는 베타 사용자, 배포 담당자와 Client 유지보수 개발자가 함께 보는 안내서입니다. 사용자 절차를 먼저 설명하고 뒤에서 내부 구조와 변경 시 유의 사항을 다룹니다.</w:t>
+        <w:t>이 문서는 베타 사용자, 배포 담당자, Client 유지보수 개발자가 함께 보는 안내서입니다. 사용자 절차를 먼저 설명하고, 이어서 내부 구조와 변경 시 유의 사항을 다룹니다.</w:t>
       </w:r>
     </w:p>
     <w:tbl>
@@ -619,12 +619,12 @@
             <w:pPr>
               <w:spacing w:before="100" w:after="100"/>
               <w:rPr>
-                <w:rFonts w:ascii="맑은 고딕" w:eastAsia="맑은 고딕" w:hAnsi="맑은 고딕"/>
-              </w:rPr>
-            </w:pPr>
-            <w:r>
-              <w:rPr>
-                <w:rFonts w:ascii="맑은 고딕" w:eastAsia="맑은 고딕" w:hAnsi="맑은 고딕"/>
+                <w:rFonts w:ascii="맑은 고딕" w:eastAsia="맑은 고딕" w:hAnsi="맑은 고딕" w:cs="맑은 고딕"/>
+              </w:rPr>
+            </w:pPr>
+            <w:r>
+              <w:rPr>
+                <w:rFonts w:ascii="맑은 고딕" w:eastAsia="맑은 고딕" w:hAnsi="맑은 고딕" w:cs="맑은 고딕"/>
                 <w:b/>
                 <w:color w:val="FFFFFF"/>
                 <w:sz w:val="19"/>
@@ -642,17 +642,17 @@
             <w:pPr>
               <w:spacing w:before="100" w:after="100"/>
               <w:rPr>
-                <w:rFonts w:ascii="맑은 고딕" w:eastAsia="맑은 고딕" w:hAnsi="맑은 고딕"/>
-              </w:rPr>
-            </w:pPr>
-            <w:r>
-              <w:rPr>
-                <w:rFonts w:ascii="맑은 고딕" w:eastAsia="맑은 고딕" w:hAnsi="맑은 고딕"/>
+                <w:rFonts w:ascii="맑은 고딕" w:eastAsia="맑은 고딕" w:hAnsi="맑은 고딕" w:cs="맑은 고딕"/>
+              </w:rPr>
+            </w:pPr>
+            <w:r>
+              <w:rPr>
+                <w:rFonts w:ascii="맑은 고딕" w:eastAsia="맑은 고딕" w:hAnsi="맑은 고딕" w:cs="맑은 고딕"/>
                 <w:b/>
                 <w:color w:val="FFFFFF"/>
                 <w:sz w:val="19"/>
               </w:rPr>
-              <w:t>기준</w:t>
+              <w:t>내용</w:t>
             </w:r>
           </w:p>
         </w:tc>
@@ -672,12 +672,12 @@
             <w:pPr>
               <w:spacing w:before="100" w:after="100" w:line="269" w:lineRule="auto"/>
               <w:rPr>
-                <w:rFonts w:ascii="맑은 고딕" w:eastAsia="맑은 고딕" w:hAnsi="맑은 고딕"/>
-              </w:rPr>
-            </w:pPr>
-            <w:r>
-              <w:rPr>
-                <w:rFonts w:ascii="맑은 고딕" w:eastAsia="맑은 고딕" w:hAnsi="맑은 고딕"/>
+                <w:rFonts w:ascii="맑은 고딕" w:eastAsia="맑은 고딕" w:hAnsi="맑은 고딕" w:cs="맑은 고딕"/>
+              </w:rPr>
+            </w:pPr>
+            <w:r>
+              <w:rPr>
+                <w:rFonts w:ascii="맑은 고딕" w:eastAsia="맑은 고딕" w:hAnsi="맑은 고딕" w:cs="맑은 고딕"/>
                 <w:b/>
                 <w:color w:val="23324A"/>
                 <w:sz w:val="18"/>
@@ -696,12 +696,12 @@
             <w:pPr>
               <w:spacing w:before="100" w:after="100" w:line="269" w:lineRule="auto"/>
               <w:rPr>
-                <w:rFonts w:ascii="맑은 고딕" w:eastAsia="맑은 고딕" w:hAnsi="맑은 고딕"/>
-              </w:rPr>
-            </w:pPr>
-            <w:r>
-              <w:rPr>
-                <w:rFonts w:ascii="맑은 고딕" w:eastAsia="맑은 고딕" w:hAnsi="맑은 고딕"/>
+                <w:rFonts w:ascii="맑은 고딕" w:eastAsia="맑은 고딕" w:hAnsi="맑은 고딕" w:cs="맑은 고딕"/>
+              </w:rPr>
+            </w:pPr>
+            <w:r>
+              <w:rPr>
+                <w:rFonts w:ascii="맑은 고딕" w:eastAsia="맑은 고딕" w:hAnsi="맑은 고딕" w:cs="맑은 고딕"/>
                 <w:color w:val="23324A"/>
                 <w:sz w:val="18"/>
               </w:rPr>
@@ -725,12 +725,12 @@
             <w:pPr>
               <w:spacing w:before="100" w:after="100" w:line="269" w:lineRule="auto"/>
               <w:rPr>
-                <w:rFonts w:ascii="맑은 고딕" w:eastAsia="맑은 고딕" w:hAnsi="맑은 고딕"/>
-              </w:rPr>
-            </w:pPr>
-            <w:r>
-              <w:rPr>
-                <w:rFonts w:ascii="맑은 고딕" w:eastAsia="맑은 고딕" w:hAnsi="맑은 고딕"/>
+                <w:rFonts w:ascii="맑은 고딕" w:eastAsia="맑은 고딕" w:hAnsi="맑은 고딕" w:cs="맑은 고딕"/>
+              </w:rPr>
+            </w:pPr>
+            <w:r>
+              <w:rPr>
+                <w:rFonts w:ascii="맑은 고딕" w:eastAsia="맑은 고딕" w:hAnsi="맑은 고딕" w:cs="맑은 고딕"/>
                 <w:b/>
                 <w:color w:val="23324A"/>
                 <w:sz w:val="18"/>
@@ -749,12 +749,12 @@
             <w:pPr>
               <w:spacing w:before="100" w:after="100" w:line="269" w:lineRule="auto"/>
               <w:rPr>
-                <w:rFonts w:ascii="맑은 고딕" w:eastAsia="맑은 고딕" w:hAnsi="맑은 고딕"/>
-              </w:rPr>
-            </w:pPr>
-            <w:r>
-              <w:rPr>
-                <w:rFonts w:ascii="맑은 고딕" w:eastAsia="맑은 고딕" w:hAnsi="맑은 고딕"/>
+                <w:rFonts w:ascii="맑은 고딕" w:eastAsia="맑은 고딕" w:hAnsi="맑은 고딕" w:cs="맑은 고딕"/>
+              </w:rPr>
+            </w:pPr>
+            <w:r>
+              <w:rPr>
+                <w:rFonts w:ascii="맑은 고딕" w:eastAsia="맑은 고딕" w:hAnsi="맑은 고딕" w:cs="맑은 고딕"/>
                 <w:color w:val="23324A"/>
                 <w:sz w:val="18"/>
               </w:rPr>
@@ -778,12 +778,12 @@
             <w:pPr>
               <w:spacing w:before="100" w:after="100" w:line="269" w:lineRule="auto"/>
               <w:rPr>
-                <w:rFonts w:ascii="맑은 고딕" w:eastAsia="맑은 고딕" w:hAnsi="맑은 고딕"/>
-              </w:rPr>
-            </w:pPr>
-            <w:r>
-              <w:rPr>
-                <w:rFonts w:ascii="맑은 고딕" w:eastAsia="맑은 고딕" w:hAnsi="맑은 고딕"/>
+                <w:rFonts w:ascii="맑은 고딕" w:eastAsia="맑은 고딕" w:hAnsi="맑은 고딕" w:cs="맑은 고딕"/>
+              </w:rPr>
+            </w:pPr>
+            <w:r>
+              <w:rPr>
+                <w:rFonts w:ascii="맑은 고딕" w:eastAsia="맑은 고딕" w:hAnsi="맑은 고딕" w:cs="맑은 고딕"/>
                 <w:b/>
                 <w:color w:val="23324A"/>
                 <w:sz w:val="18"/>
@@ -802,12 +802,12 @@
             <w:pPr>
               <w:spacing w:before="100" w:after="100" w:line="269" w:lineRule="auto"/>
               <w:rPr>
-                <w:rFonts w:ascii="맑은 고딕" w:eastAsia="맑은 고딕" w:hAnsi="맑은 고딕"/>
-              </w:rPr>
-            </w:pPr>
-            <w:r>
-              <w:rPr>
-                <w:rFonts w:ascii="맑은 고딕" w:eastAsia="맑은 고딕" w:hAnsi="맑은 고딕"/>
+                <w:rFonts w:ascii="맑은 고딕" w:eastAsia="맑은 고딕" w:hAnsi="맑은 고딕" w:cs="맑은 고딕"/>
+              </w:rPr>
+            </w:pPr>
+            <w:r>
+              <w:rPr>
+                <w:rFonts w:ascii="맑은 고딕" w:eastAsia="맑은 고딕" w:hAnsi="맑은 고딕" w:cs="맑은 고딕"/>
                 <w:color w:val="23324A"/>
                 <w:sz w:val="18"/>
               </w:rPr>
@@ -831,12 +831,12 @@
             <w:pPr>
               <w:spacing w:before="100" w:after="100" w:line="269" w:lineRule="auto"/>
               <w:rPr>
-                <w:rFonts w:ascii="맑은 고딕" w:eastAsia="맑은 고딕" w:hAnsi="맑은 고딕"/>
-              </w:rPr>
-            </w:pPr>
-            <w:r>
-              <w:rPr>
-                <w:rFonts w:ascii="맑은 고딕" w:eastAsia="맑은 고딕" w:hAnsi="맑은 고딕"/>
+                <w:rFonts w:ascii="맑은 고딕" w:eastAsia="맑은 고딕" w:hAnsi="맑은 고딕" w:cs="맑은 고딕"/>
+              </w:rPr>
+            </w:pPr>
+            <w:r>
+              <w:rPr>
+                <w:rFonts w:ascii="맑은 고딕" w:eastAsia="맑은 고딕" w:hAnsi="맑은 고딕" w:cs="맑은 고딕"/>
                 <w:b/>
                 <w:color w:val="23324A"/>
                 <w:sz w:val="18"/>
@@ -855,12 +855,12 @@
             <w:pPr>
               <w:spacing w:before="100" w:after="100" w:line="269" w:lineRule="auto"/>
               <w:rPr>
-                <w:rFonts w:ascii="맑은 고딕" w:eastAsia="맑은 고딕" w:hAnsi="맑은 고딕"/>
-              </w:rPr>
-            </w:pPr>
-            <w:r>
-              <w:rPr>
-                <w:rFonts w:ascii="맑은 고딕" w:eastAsia="맑은 고딕" w:hAnsi="맑은 고딕"/>
+                <w:rFonts w:ascii="맑은 고딕" w:eastAsia="맑은 고딕" w:hAnsi="맑은 고딕" w:cs="맑은 고딕"/>
+              </w:rPr>
+            </w:pPr>
+            <w:r>
+              <w:rPr>
+                <w:rFonts w:ascii="맑은 고딕" w:eastAsia="맑은 고딕" w:hAnsi="맑은 고딕" w:cs="맑은 고딕"/>
                 <w:color w:val="23324A"/>
                 <w:sz w:val="18"/>
               </w:rPr>
@@ -884,12 +884,12 @@
             <w:pPr>
               <w:spacing w:before="100" w:after="100" w:line="269" w:lineRule="auto"/>
               <w:rPr>
-                <w:rFonts w:ascii="맑은 고딕" w:eastAsia="맑은 고딕" w:hAnsi="맑은 고딕"/>
-              </w:rPr>
-            </w:pPr>
-            <w:r>
-              <w:rPr>
-                <w:rFonts w:ascii="맑은 고딕" w:eastAsia="맑은 고딕" w:hAnsi="맑은 고딕"/>
+                <w:rFonts w:ascii="맑은 고딕" w:eastAsia="맑은 고딕" w:hAnsi="맑은 고딕" w:cs="맑은 고딕"/>
+              </w:rPr>
+            </w:pPr>
+            <w:r>
+              <w:rPr>
+                <w:rFonts w:ascii="맑은 고딕" w:eastAsia="맑은 고딕" w:hAnsi="맑은 고딕" w:cs="맑은 고딕"/>
                 <w:b/>
                 <w:color w:val="23324A"/>
                 <w:sz w:val="18"/>
@@ -908,16 +908,16 @@
             <w:pPr>
               <w:spacing w:before="100" w:after="100" w:line="269" w:lineRule="auto"/>
               <w:rPr>
-                <w:rFonts w:ascii="맑은 고딕" w:eastAsia="맑은 고딕" w:hAnsi="맑은 고딕"/>
-              </w:rPr>
-            </w:pPr>
-            <w:r>
-              <w:rPr>
-                <w:rFonts w:ascii="맑은 고딕" w:eastAsia="맑은 고딕" w:hAnsi="맑은 고딕"/>
+                <w:rFonts w:ascii="맑은 고딕" w:eastAsia="맑은 고딕" w:hAnsi="맑은 고딕" w:cs="맑은 고딕"/>
+              </w:rPr>
+            </w:pPr>
+            <w:r>
+              <w:rPr>
+                <w:rFonts w:ascii="맑은 고딕" w:eastAsia="맑은 고딕" w:hAnsi="맑은 고딕" w:cs="맑은 고딕"/>
                 <w:color w:val="23324A"/>
                 <w:sz w:val="18"/>
               </w:rPr>
-              <w:t>API 서버. Client PC는 AD·폴더 권한 PowerShell을 실행하지 않음</w:t>
+              <w:t>API 서버. Client PC에서는 AD·폴더 권한 PowerShell을 실행하지 않음</w:t>
             </w:r>
           </w:p>
         </w:tc>
@@ -937,12 +937,12 @@
             <w:pPr>
               <w:spacing w:before="100" w:after="100" w:line="269" w:lineRule="auto"/>
               <w:rPr>
-                <w:rFonts w:ascii="맑은 고딕" w:eastAsia="맑은 고딕" w:hAnsi="맑은 고딕"/>
-              </w:rPr>
-            </w:pPr>
-            <w:r>
-              <w:rPr>
-                <w:rFonts w:ascii="맑은 고딕" w:eastAsia="맑은 고딕" w:hAnsi="맑은 고딕"/>
+                <w:rFonts w:ascii="맑은 고딕" w:eastAsia="맑은 고딕" w:hAnsi="맑은 고딕" w:cs="맑은 고딕"/>
+              </w:rPr>
+            </w:pPr>
+            <w:r>
+              <w:rPr>
+                <w:rFonts w:ascii="맑은 고딕" w:eastAsia="맑은 고딕" w:hAnsi="맑은 고딕" w:cs="맑은 고딕"/>
                 <w:b/>
                 <w:color w:val="23324A"/>
                 <w:sz w:val="18"/>
@@ -961,16 +961,16 @@
             <w:pPr>
               <w:spacing w:before="100" w:after="100" w:line="269" w:lineRule="auto"/>
               <w:rPr>
-                <w:rFonts w:ascii="맑은 고딕" w:eastAsia="맑은 고딕" w:hAnsi="맑은 고딕"/>
-              </w:rPr>
-            </w:pPr>
-            <w:r>
-              <w:rPr>
-                <w:rFonts w:ascii="맑은 고딕" w:eastAsia="맑은 고딕" w:hAnsi="맑은 고딕"/>
+                <w:rFonts w:ascii="맑은 고딕" w:eastAsia="맑은 고딕" w:hAnsi="맑은 고딕" w:cs="맑은 고딕"/>
+              </w:rPr>
+            </w:pPr>
+            <w:r>
+              <w:rPr>
+                <w:rFonts w:ascii="맑은 고딕" w:eastAsia="맑은 고딕" w:hAnsi="맑은 고딕" w:cs="맑은 고딕"/>
                 <w:color w:val="23324A"/>
                 <w:sz w:val="18"/>
               </w:rPr>
-              <w:t>Windows 사용 PC, Python 3.11+, Chrome, BUS·API 연결</w:t>
+              <w:t>Windows PC, Python 3.11+, Chrome, BUS·API 접속 환경</w:t>
             </w:r>
           </w:p>
         </w:tc>
@@ -990,12 +990,12 @@
             <w:pPr>
               <w:spacing w:before="100" w:after="100" w:line="269" w:lineRule="auto"/>
               <w:rPr>
-                <w:rFonts w:ascii="맑은 고딕" w:eastAsia="맑은 고딕" w:hAnsi="맑은 고딕"/>
-              </w:rPr>
-            </w:pPr>
-            <w:r>
-              <w:rPr>
-                <w:rFonts w:ascii="맑은 고딕" w:eastAsia="맑은 고딕" w:hAnsi="맑은 고딕"/>
+                <w:rFonts w:ascii="맑은 고딕" w:eastAsia="맑은 고딕" w:hAnsi="맑은 고딕" w:cs="맑은 고딕"/>
+              </w:rPr>
+            </w:pPr>
+            <w:r>
+              <w:rPr>
+                <w:rFonts w:ascii="맑은 고딕" w:eastAsia="맑은 고딕" w:hAnsi="맑은 고딕" w:cs="맑은 고딕"/>
                 <w:b/>
                 <w:color w:val="23324A"/>
                 <w:sz w:val="18"/>
@@ -1014,12 +1014,12 @@
             <w:pPr>
               <w:spacing w:before="100" w:after="100" w:line="269" w:lineRule="auto"/>
               <w:rPr>
-                <w:rFonts w:ascii="맑은 고딕" w:eastAsia="맑은 고딕" w:hAnsi="맑은 고딕"/>
-              </w:rPr>
-            </w:pPr>
-            <w:r>
-              <w:rPr>
-                <w:rFonts w:ascii="맑은 고딕" w:eastAsia="맑은 고딕" w:hAnsi="맑은 고딕"/>
+                <w:rFonts w:ascii="맑은 고딕" w:eastAsia="맑은 고딕" w:hAnsi="맑은 고딕" w:cs="맑은 고딕"/>
+              </w:rPr>
+            </w:pPr>
+            <w:r>
+              <w:rPr>
+                <w:rFonts w:ascii="맑은 고딕" w:eastAsia="맑은 고딕" w:hAnsi="맑은 고딕" w:cs="맑은 고딕"/>
                 <w:color w:val="23324A"/>
                 <w:sz w:val="18"/>
               </w:rPr>
@@ -1033,7 +1033,7 @@
       <w:pPr>
         <w:spacing w:after="0"/>
         <w:rPr>
-          <w:rFonts w:ascii="맑은 고딕" w:eastAsia="맑은 고딕" w:hAnsi="맑은 고딕"/>
+          <w:rFonts w:ascii="맑은 고딕" w:eastAsia="맑은 고딕" w:hAnsi="맑은 고딕" w:cs="맑은 고딕"/>
         </w:rPr>
       </w:pPr>
     </w:p>
@@ -1042,12 +1042,12 @@
         <w:pStyle w:val="21"/>
         <w:spacing w:before="140" w:after="160" w:line="300" w:lineRule="auto"/>
         <w:rPr>
-          <w:rFonts w:ascii="맑은 고딕" w:eastAsia="맑은 고딕" w:hAnsi="맑은 고딕"/>
+          <w:rFonts w:ascii="맑은 고딕" w:eastAsia="맑은 고딕" w:hAnsi="맑은 고딕" w:cs="맑은 고딕"/>
         </w:rPr>
       </w:pPr>
       <w:r>
         <w:rPr>
-          <w:rFonts w:ascii="맑은 고딕" w:eastAsia="맑은 고딕" w:hAnsi="맑은 고딕"/>
+          <w:rFonts w:ascii="맑은 고딕" w:eastAsia="맑은 고딕" w:hAnsi="맑은 고딕" w:cs="맑은 고딕"/>
           <w:color w:val="2962FF"/>
           <w:sz w:val="24"/>
         </w:rPr>
@@ -1058,15 +1058,15 @@
       <w:pPr>
         <w:spacing w:after="160" w:line="300" w:lineRule="auto"/>
         <w:rPr>
-          <w:rFonts w:ascii="맑은 고딕" w:eastAsia="맑은 고딕" w:hAnsi="맑은 고딕"/>
+          <w:rFonts w:ascii="맑은 고딕" w:eastAsia="맑은 고딕" w:hAnsi="맑은 고딕" w:cs="맑은 고딕"/>
         </w:rPr>
       </w:pPr>
       <w:r>
         <w:rPr>
-          <w:rFonts w:ascii="맑은 고딕" w:eastAsia="맑은 고딕" w:hAnsi="맑은 고딕"/>
+          <w:rFonts w:ascii="맑은 고딕" w:eastAsia="맑은 고딕" w:hAnsi="맑은 고딕" w:cs="맑은 고딕"/>
           <w:color w:val="23324A"/>
         </w:rPr>
-        <w:t>Client는 작업을 고르고 결과를 확인하는 화면입니다. API는 실제 그룹·폴더 작업을 처리하는 서버입니다. API가 성공했더라도 BUS 완료 처리까지 성공했는지는 별도로 확인해야 합니다.</w:t>
+        <w:t>Client는 작업을 고르고 결과를 확인하는 화면입니다. API는 실제 그룹·폴더 작업을 처리하는 서버입니다. API 작업이 성공해도 BUS 완료 처리의 성공 여부는 별도로 확인해야 합니다.</w:t>
       </w:r>
     </w:p>
     <w:p>
@@ -1074,28 +1074,28 @@
         <w:pStyle w:val="21"/>
         <w:spacing w:before="140" w:after="160" w:line="300" w:lineRule="auto"/>
         <w:rPr>
-          <w:rFonts w:ascii="맑은 고딕" w:eastAsia="맑은 고딕" w:hAnsi="맑은 고딕"/>
+          <w:rFonts w:ascii="맑은 고딕" w:eastAsia="맑은 고딕" w:hAnsi="맑은 고딕" w:cs="맑은 고딕"/>
         </w:rPr>
       </w:pPr>
       <w:r>
         <w:rPr>
-          <w:rFonts w:ascii="맑은 고딕" w:eastAsia="맑은 고딕" w:hAnsi="맑은 고딕"/>
+          <w:rFonts w:ascii="맑은 고딕" w:eastAsia="맑은 고딕" w:hAnsi="맑은 고딕" w:cs="맑은 고딕"/>
           <w:color w:val="2962FF"/>
           <w:sz w:val="24"/>
         </w:rPr>
-        <w:t>주요 장과 찾아볼 내용</w:t>
+        <w:t>장별 안내</w:t>
       </w:r>
     </w:p>
     <w:p>
       <w:pPr>
         <w:spacing w:after="160" w:line="300" w:lineRule="auto"/>
         <w:rPr>
-          <w:rFonts w:ascii="맑은 고딕" w:eastAsia="맑은 고딕" w:hAnsi="맑은 고딕"/>
+          <w:rFonts w:ascii="맑은 고딕" w:eastAsia="맑은 고딕" w:hAnsi="맑은 고딕" w:cs="맑은 고딕"/>
         </w:rPr>
       </w:pPr>
       <w:r>
         <w:rPr>
-          <w:rFonts w:ascii="맑은 고딕" w:eastAsia="맑은 고딕" w:hAnsi="맑은 고딕"/>
+          <w:rFonts w:ascii="맑은 고딕" w:eastAsia="맑은 고딕" w:hAnsi="맑은 고딕" w:cs="맑은 고딕"/>
           <w:color w:val="23324A"/>
         </w:rPr>
         <w:t>설치·시작: 3쪽 / 화면: 4쪽 / 권한 요청: 5쪽 / 신규 프로젝트: 6쪽 / 결과·재시도: 7쪽 / 내부 구조: 8쪽 / 식별·저장: 9쪽 / 장애: 10쪽 / 유지보수: 11쪽 / 베타 점검: 12쪽</w:t>
@@ -1104,12 +1104,12 @@
     <w:p>
       <w:pPr>
         <w:rPr>
-          <w:rFonts w:ascii="맑은 고딕" w:eastAsia="맑은 고딕" w:hAnsi="맑은 고딕"/>
+          <w:rFonts w:ascii="맑은 고딕" w:eastAsia="맑은 고딕" w:hAnsi="맑은 고딕" w:cs="맑은 고딕"/>
         </w:rPr>
       </w:pPr>
       <w:r>
         <w:rPr>
-          <w:rFonts w:ascii="맑은 고딕" w:eastAsia="맑은 고딕" w:hAnsi="맑은 고딕"/>
+          <w:rFonts w:ascii="맑은 고딕" w:eastAsia="맑은 고딕" w:hAnsi="맑은 고딕" w:cs="맑은 고딕"/>
         </w:rPr>
         <w:br w:type="page"/>
       </w:r>
@@ -1119,12 +1119,12 @@
         <w:pStyle w:val="1"/>
         <w:spacing w:after="160" w:line="300" w:lineRule="auto"/>
         <w:rPr>
-          <w:rFonts w:ascii="맑은 고딕" w:eastAsia="맑은 고딕" w:hAnsi="맑은 고딕"/>
+          <w:rFonts w:ascii="맑은 고딕" w:eastAsia="맑은 고딕" w:hAnsi="맑은 고딕" w:cs="맑은 고딕"/>
         </w:rPr>
       </w:pPr>
       <w:r>
         <w:rPr>
-          <w:rFonts w:ascii="맑은 고딕" w:eastAsia="맑은 고딕" w:hAnsi="맑은 고딕"/>
+          <w:rFonts w:ascii="맑은 고딕" w:eastAsia="맑은 고딕" w:hAnsi="맑은 고딕" w:cs="맑은 고딕"/>
           <w:sz w:val="40"/>
         </w:rPr>
         <w:lastRenderedPageBreak/>
@@ -1136,50 +1136,22 @@
         <w:shd w:val="clear" w:color="auto" w:fill="F4F6FA"/>
         <w:spacing w:after="160" w:line="264" w:lineRule="auto"/>
         <w:rPr>
-          <w:rFonts w:ascii="맑은 고딕" w:eastAsia="맑은 고딕" w:hAnsi="맑은 고딕"/>
+          <w:rFonts w:ascii="맑은 고딕" w:eastAsia="맑은 고딕" w:hAnsi="맑은 고딕" w:cs="맑은 고딕"/>
         </w:rPr>
       </w:pPr>
       <w:r>
         <w:rPr>
-          <w:rFonts w:ascii="맑은 고딕" w:eastAsia="맑은 고딕" w:hAnsi="맑은 고딕"/>
+          <w:rFonts w:ascii="맑은 고딕" w:eastAsia="맑은 고딕" w:hAnsi="맑은 고딕" w:cs="맑은 고딕"/>
           <w:color w:val="23324A"/>
           <w:sz w:val="16"/>
         </w:rPr>
         <w:t>cd C:\Folder-Grant-Tool\Client</w:t>
-      </w:r>
-      <w:r>
-        <w:rPr>
-          <w:rFonts w:ascii="맑은 고딕" w:eastAsia="맑은 고딕" w:hAnsi="맑은 고딕"/>
-          <w:color w:val="23324A"/>
-          <w:sz w:val="16"/>
-        </w:rPr>
         <w:br/>
         <w:t>py -m venv .venv</w:t>
-      </w:r>
-      <w:r>
-        <w:rPr>
-          <w:rFonts w:ascii="맑은 고딕" w:eastAsia="맑은 고딕" w:hAnsi="맑은 고딕"/>
-          <w:color w:val="23324A"/>
-          <w:sz w:val="16"/>
-        </w:rPr>
         <w:br/>
         <w:t>.\.venv\Scripts\Activate.ps1</w:t>
-      </w:r>
-      <w:r>
-        <w:rPr>
-          <w:rFonts w:ascii="맑은 고딕" w:eastAsia="맑은 고딕" w:hAnsi="맑은 고딕"/>
-          <w:color w:val="23324A"/>
-          <w:sz w:val="16"/>
-        </w:rPr>
         <w:br/>
         <w:t>python -m pip install -r requirements.txt</w:t>
-      </w:r>
-      <w:r>
-        <w:rPr>
-          <w:rFonts w:ascii="맑은 고딕" w:eastAsia="맑은 고딕" w:hAnsi="맑은 고딕"/>
-          <w:color w:val="23324A"/>
-          <w:sz w:val="16"/>
-        </w:rPr>
         <w:br/>
         <w:t>python ".\Folder Grant API Client.pyw"</w:t>
       </w:r>
@@ -1188,15 +1160,15 @@
       <w:pPr>
         <w:spacing w:after="160" w:line="300" w:lineRule="auto"/>
         <w:rPr>
-          <w:rFonts w:ascii="맑은 고딕" w:eastAsia="맑은 고딕" w:hAnsi="맑은 고딕"/>
+          <w:rFonts w:ascii="맑은 고딕" w:eastAsia="맑은 고딕" w:hAnsi="맑은 고딕" w:cs="맑은 고딕"/>
         </w:rPr>
       </w:pPr>
       <w:r>
         <w:rPr>
-          <w:rFonts w:ascii="맑은 고딕" w:eastAsia="맑은 고딕" w:hAnsi="맑은 고딕"/>
+          <w:rFonts w:ascii="맑은 고딕" w:eastAsia="맑은 고딕" w:hAnsi="맑은 고딕" w:cs="맑은 고딕"/>
           <w:color w:val="23324A"/>
         </w:rPr>
-        <w:t>실행 파일과 assets/를 함께 유지하세요. 첫 실행은 콘솔에서 위 명령으로 실행하면 초기 오류를 확인하기 쉽습니다. 제한된 네트워크에서는 Chrome 버전과 호환되는 드라이버를 미리 준비해야 합니다.</w:t>
+        <w:t>실행 파일과 assets/ 폴더는 같은 위치에 함께 두세요. 처음 실행할 때는 위 명령으로 콘솔에서 실행하면 초기 오류를 확인하기 쉽습니다. 네트워크가 제한된 환경에서는 Chrome 버전에 맞는 드라이버를 미리 준비해야 합니다.</w:t>
       </w:r>
     </w:p>
     <w:tbl>
@@ -1224,12 +1196,12 @@
             <w:pPr>
               <w:spacing w:before="100" w:after="100"/>
               <w:rPr>
-                <w:rFonts w:ascii="맑은 고딕" w:eastAsia="맑은 고딕" w:hAnsi="맑은 고딕"/>
-              </w:rPr>
-            </w:pPr>
-            <w:r>
-              <w:rPr>
-                <w:rFonts w:ascii="맑은 고딕" w:eastAsia="맑은 고딕" w:hAnsi="맑은 고딕"/>
+                <w:rFonts w:ascii="맑은 고딕" w:eastAsia="맑은 고딕" w:hAnsi="맑은 고딕" w:cs="맑은 고딕"/>
+              </w:rPr>
+            </w:pPr>
+            <w:r>
+              <w:rPr>
+                <w:rFonts w:ascii="맑은 고딕" w:eastAsia="맑은 고딕" w:hAnsi="맑은 고딕" w:cs="맑은 고딕"/>
                 <w:b/>
                 <w:color w:val="FFFFFF"/>
                 <w:sz w:val="19"/>
@@ -1247,12 +1219,12 @@
             <w:pPr>
               <w:spacing w:before="100" w:after="100"/>
               <w:rPr>
-                <w:rFonts w:ascii="맑은 고딕" w:eastAsia="맑은 고딕" w:hAnsi="맑은 고딕"/>
-              </w:rPr>
-            </w:pPr>
-            <w:r>
-              <w:rPr>
-                <w:rFonts w:ascii="맑은 고딕" w:eastAsia="맑은 고딕" w:hAnsi="맑은 고딕"/>
+                <w:rFonts w:ascii="맑은 고딕" w:eastAsia="맑은 고딕" w:hAnsi="맑은 고딕" w:cs="맑은 고딕"/>
+              </w:rPr>
+            </w:pPr>
+            <w:r>
+              <w:rPr>
+                <w:rFonts w:ascii="맑은 고딕" w:eastAsia="맑은 고딕" w:hAnsi="맑은 고딕" w:cs="맑은 고딕"/>
                 <w:b/>
                 <w:color w:val="FFFFFF"/>
                 <w:sz w:val="19"/>
@@ -1277,12 +1249,12 @@
             <w:pPr>
               <w:spacing w:before="100" w:after="100" w:line="269" w:lineRule="auto"/>
               <w:rPr>
-                <w:rFonts w:ascii="맑은 고딕" w:eastAsia="맑은 고딕" w:hAnsi="맑은 고딕"/>
-              </w:rPr>
-            </w:pPr>
-            <w:r>
-              <w:rPr>
-                <w:rFonts w:ascii="맑은 고딕" w:eastAsia="맑은 고딕" w:hAnsi="맑은 고딕"/>
+                <w:rFonts w:ascii="맑은 고딕" w:eastAsia="맑은 고딕" w:hAnsi="맑은 고딕" w:cs="맑은 고딕"/>
+              </w:rPr>
+            </w:pPr>
+            <w:r>
+              <w:rPr>
+                <w:rFonts w:ascii="맑은 고딕" w:eastAsia="맑은 고딕" w:hAnsi="맑은 고딕" w:cs="맑은 고딕"/>
                 <w:b/>
                 <w:color w:val="23324A"/>
                 <w:sz w:val="18"/>
@@ -1301,16 +1273,16 @@
             <w:pPr>
               <w:spacing w:before="100" w:after="100" w:line="269" w:lineRule="auto"/>
               <w:rPr>
-                <w:rFonts w:ascii="맑은 고딕" w:eastAsia="맑은 고딕" w:hAnsi="맑은 고딕"/>
-              </w:rPr>
-            </w:pPr>
-            <w:r>
-              <w:rPr>
-                <w:rFonts w:ascii="맑은 고딕" w:eastAsia="맑은 고딕" w:hAnsi="맑은 고딕"/>
+                <w:rFonts w:ascii="맑은 고딕" w:eastAsia="맑은 고딕" w:hAnsi="맑은 고딕" w:cs="맑은 고딕"/>
+              </w:rPr>
+            </w:pPr>
+            <w:r>
+              <w:rPr>
+                <w:rFonts w:ascii="맑은 고딕" w:eastAsia="맑은 고딕" w:hAnsi="맑은 고딕" w:cs="맑은 고딕"/>
                 <w:color w:val="23324A"/>
                 <w:sz w:val="18"/>
               </w:rPr>
-              <w:t>관리자가 안내한 주소 입력. 기본 예시 192.168.1.10:8000을 실제 주소로 확인</w:t>
+              <w:t>관리자가 안내한 주소 입력. 기본 예시 192.168.1.10:8000이 실제 주소와 같은지 확인</w:t>
             </w:r>
           </w:p>
         </w:tc>
@@ -1330,12 +1302,12 @@
             <w:pPr>
               <w:spacing w:before="100" w:after="100" w:line="269" w:lineRule="auto"/>
               <w:rPr>
-                <w:rFonts w:ascii="맑은 고딕" w:eastAsia="맑은 고딕" w:hAnsi="맑은 고딕"/>
-              </w:rPr>
-            </w:pPr>
-            <w:r>
-              <w:rPr>
-                <w:rFonts w:ascii="맑은 고딕" w:eastAsia="맑은 고딕" w:hAnsi="맑은 고딕"/>
+                <w:rFonts w:ascii="맑은 고딕" w:eastAsia="맑은 고딕" w:hAnsi="맑은 고딕" w:cs="맑은 고딕"/>
+              </w:rPr>
+            </w:pPr>
+            <w:r>
+              <w:rPr>
+                <w:rFonts w:ascii="맑은 고딕" w:eastAsia="맑은 고딕" w:hAnsi="맑은 고딕" w:cs="맑은 고딕"/>
                 <w:b/>
                 <w:color w:val="23324A"/>
                 <w:sz w:val="18"/>
@@ -1354,16 +1326,16 @@
             <w:pPr>
               <w:spacing w:before="100" w:after="100" w:line="269" w:lineRule="auto"/>
               <w:rPr>
-                <w:rFonts w:ascii="맑은 고딕" w:eastAsia="맑은 고딕" w:hAnsi="맑은 고딕"/>
-              </w:rPr>
-            </w:pPr>
-            <w:r>
-              <w:rPr>
-                <w:rFonts w:ascii="맑은 고딕" w:eastAsia="맑은 고딕" w:hAnsi="맑은 고딕"/>
+                <w:rFonts w:ascii="맑은 고딕" w:eastAsia="맑은 고딕" w:hAnsi="맑은 고딕" w:cs="맑은 고딕"/>
+              </w:rPr>
+            </w:pPr>
+            <w:r>
+              <w:rPr>
+                <w:rFonts w:ascii="맑은 고딕" w:eastAsia="맑은 고딕" w:hAnsi="맑은 고딕" w:cs="맑은 고딕"/>
                 <w:color w:val="23324A"/>
                 <w:sz w:val="18"/>
               </w:rPr>
-              <w:t>관리자에게 받은 키 입력 후 연결 확인. /health와 인증한 /ready 호출</w:t>
+              <w:t>관리자에게 받은 키를 입력한 뒤 연결 확인. /health와 인증 헤더를 넣은 /ready를 호출</w:t>
             </w:r>
           </w:p>
         </w:tc>
@@ -1383,12 +1355,12 @@
             <w:pPr>
               <w:spacing w:before="100" w:after="100" w:line="269" w:lineRule="auto"/>
               <w:rPr>
-                <w:rFonts w:ascii="맑은 고딕" w:eastAsia="맑은 고딕" w:hAnsi="맑은 고딕"/>
-              </w:rPr>
-            </w:pPr>
-            <w:r>
-              <w:rPr>
-                <w:rFonts w:ascii="맑은 고딕" w:eastAsia="맑은 고딕" w:hAnsi="맑은 고딕"/>
+                <w:rFonts w:ascii="맑은 고딕" w:eastAsia="맑은 고딕" w:hAnsi="맑은 고딕" w:cs="맑은 고딕"/>
+              </w:rPr>
+            </w:pPr>
+            <w:r>
+              <w:rPr>
+                <w:rFonts w:ascii="맑은 고딕" w:eastAsia="맑은 고딕" w:hAnsi="맑은 고딕" w:cs="맑은 고딕"/>
                 <w:b/>
                 <w:color w:val="23324A"/>
                 <w:sz w:val="18"/>
@@ -1407,16 +1379,16 @@
             <w:pPr>
               <w:spacing w:before="100" w:after="100" w:line="269" w:lineRule="auto"/>
               <w:rPr>
-                <w:rFonts w:ascii="맑은 고딕" w:eastAsia="맑은 고딕" w:hAnsi="맑은 고딕"/>
-              </w:rPr>
-            </w:pPr>
-            <w:r>
-              <w:rPr>
-                <w:rFonts w:ascii="맑은 고딕" w:eastAsia="맑은 고딕" w:hAnsi="맑은 고딕"/>
+                <w:rFonts w:ascii="맑은 고딕" w:eastAsia="맑은 고딕" w:hAnsi="맑은 고딕" w:cs="맑은 고딕"/>
+              </w:rPr>
+            </w:pPr>
+            <w:r>
+              <w:rPr>
+                <w:rFonts w:ascii="맑은 고딕" w:eastAsia="맑은 고딕" w:hAnsi="맑은 고딕" w:cs="맑은 고딕"/>
                 <w:color w:val="23324A"/>
                 <w:sz w:val="18"/>
               </w:rPr>
-              <w:t>저장된 정보가 없으면 로딩 중 전용 로그인창에 입력</w:t>
+              <w:t>저장된 정보가 없으면 시작 로딩 중에 나타나는 로그인 창에 입력</w:t>
             </w:r>
           </w:p>
         </w:tc>
@@ -1436,12 +1408,12 @@
             <w:pPr>
               <w:spacing w:before="100" w:after="100" w:line="269" w:lineRule="auto"/>
               <w:rPr>
-                <w:rFonts w:ascii="맑은 고딕" w:eastAsia="맑은 고딕" w:hAnsi="맑은 고딕"/>
-              </w:rPr>
-            </w:pPr>
-            <w:r>
-              <w:rPr>
-                <w:rFonts w:ascii="맑은 고딕" w:eastAsia="맑은 고딕" w:hAnsi="맑은 고딕"/>
+                <w:rFonts w:ascii="맑은 고딕" w:eastAsia="맑은 고딕" w:hAnsi="맑은 고딕" w:cs="맑은 고딕"/>
+              </w:rPr>
+            </w:pPr>
+            <w:r>
+              <w:rPr>
+                <w:rFonts w:ascii="맑은 고딕" w:eastAsia="맑은 고딕" w:hAnsi="맑은 고딕" w:cs="맑은 고딕"/>
                 <w:b/>
                 <w:color w:val="23324A"/>
                 <w:sz w:val="18"/>
@@ -1460,16 +1432,16 @@
             <w:pPr>
               <w:spacing w:before="100" w:after="100" w:line="269" w:lineRule="auto"/>
               <w:rPr>
-                <w:rFonts w:ascii="맑은 고딕" w:eastAsia="맑은 고딕" w:hAnsi="맑은 고딕"/>
-              </w:rPr>
-            </w:pPr>
-            <w:r>
-              <w:rPr>
-                <w:rFonts w:ascii="맑은 고딕" w:eastAsia="맑은 고딕" w:hAnsi="맑은 고딕"/>
+                <w:rFonts w:ascii="맑은 고딕" w:eastAsia="맑은 고딕" w:hAnsi="맑은 고딕" w:cs="맑은 고딕"/>
+              </w:rPr>
+            </w:pPr>
+            <w:r>
+              <w:rPr>
+                <w:rFonts w:ascii="맑은 고딕" w:eastAsia="맑은 고딕" w:hAnsi="맑은 고딕" w:cs="맑은 고딕"/>
                 <w:color w:val="23324A"/>
                 <w:sz w:val="18"/>
               </w:rPr>
-              <w:t>기본 해제. 선택 시 저장, 해제 시 이번 실행에서만 사용하고 저장 계정 제거</w:t>
+              <w:t>기본값은 해제. 선택하면 저장하고, 해제하면 이번 실행에서만 사용하며 저장된 계정은 삭제</w:t>
             </w:r>
           </w:p>
         </w:tc>
@@ -1479,7 +1451,7 @@
       <w:pPr>
         <w:spacing w:after="0"/>
         <w:rPr>
-          <w:rFonts w:ascii="맑은 고딕" w:eastAsia="맑은 고딕" w:hAnsi="맑은 고딕"/>
+          <w:rFonts w:ascii="맑은 고딕" w:eastAsia="맑은 고딕" w:hAnsi="맑은 고딕" w:cs="맑은 고딕"/>
         </w:rPr>
       </w:pPr>
     </w:p>
@@ -1488,31 +1460,31 @@
         <w:pStyle w:val="21"/>
         <w:spacing w:before="140" w:after="160" w:line="300" w:lineRule="auto"/>
         <w:rPr>
-          <w:rFonts w:ascii="맑은 고딕" w:eastAsia="맑은 고딕" w:hAnsi="맑은 고딕"/>
+          <w:rFonts w:ascii="맑은 고딕" w:eastAsia="맑은 고딕" w:hAnsi="맑은 고딕" w:cs="맑은 고딕"/>
         </w:rPr>
       </w:pPr>
       <w:r>
         <w:rPr>
-          <w:rFonts w:ascii="맑은 고딕" w:eastAsia="맑은 고딕" w:hAnsi="맑은 고딕"/>
+          <w:rFonts w:ascii="맑은 고딕" w:eastAsia="맑은 고딕" w:hAnsi="맑은 고딕" w:cs="맑은 고딕"/>
           <w:color w:val="2962FF"/>
           <w:sz w:val="24"/>
         </w:rPr>
-        <w:t>시작 순서와 실패 시 선택</w:t>
+        <w:t>시작 순서와 실패 시 선택 사항</w:t>
       </w:r>
     </w:p>
     <w:p>
       <w:pPr>
         <w:spacing w:after="160" w:line="300" w:lineRule="auto"/>
         <w:rPr>
-          <w:rFonts w:ascii="맑은 고딕" w:eastAsia="맑은 고딕" w:hAnsi="맑은 고딕"/>
+          <w:rFonts w:ascii="맑은 고딕" w:eastAsia="맑은 고딕" w:hAnsi="맑은 고딕" w:cs="맑은 고딕"/>
         </w:rPr>
       </w:pPr>
       <w:r>
         <w:rPr>
-          <w:rFonts w:ascii="맑은 고딕" w:eastAsia="맑은 고딕" w:hAnsi="맑은 고딕"/>
+          <w:rFonts w:ascii="맑은 고딕" w:eastAsia="맑은 고딕" w:hAnsi="맑은 고딕" w:cs="맑은 고딕"/>
           <w:color w:val="23324A"/>
         </w:rPr>
-        <w:t>작은 로딩창에서 API 연결 → BUS 로그인 → 권한 요청 조회 → 신규 프로젝트 조회를 진행합니다. 회전 표시와 완료 체크로 진행을 보여 줍니다. 단계당 120초 지연 시 다시 시도 또는 메인 화면 열기를 선택할 수 있습니다. 기존 작업이 끝나기 전 중복 재시도는 제한됩니다.</w:t>
+        <w:t>작은 로딩 창에서 API 연결 → BUS 로그인 → 권한 요청 조회 → 신규 프로젝트 조회를 차례로 진행하며, 회전 표시와 완료 체크로 진행 상황을 보여 줍니다. 한 단계가 120초 넘게 지연되면 다시 시도 또는 메인 화면 열기를 선택할 수 있습니다. 기존 작업이 끝나기 전에는 중복 재시도가 제한됩니다.</w:t>
       </w:r>
     </w:p>
     <w:tbl>
@@ -1533,12 +1505,12 @@
             <w:pPr>
               <w:spacing w:before="140" w:after="80"/>
               <w:rPr>
-                <w:rFonts w:ascii="맑은 고딕" w:eastAsia="맑은 고딕" w:hAnsi="맑은 고딕"/>
-              </w:rPr>
-            </w:pPr>
-            <w:r>
-              <w:rPr>
-                <w:rFonts w:ascii="맑은 고딕" w:eastAsia="맑은 고딕" w:hAnsi="맑은 고딕"/>
+                <w:rFonts w:ascii="맑은 고딕" w:eastAsia="맑은 고딕" w:hAnsi="맑은 고딕" w:cs="맑은 고딕"/>
+              </w:rPr>
+            </w:pPr>
+            <w:r>
+              <w:rPr>
+                <w:rFonts w:ascii="맑은 고딕" w:eastAsia="맑은 고딕" w:hAnsi="맑은 고딕" w:cs="맑은 고딕"/>
                 <w:b/>
                 <w:color w:val="2962FF"/>
                 <w:sz w:val="20"/>
@@ -1550,16 +1522,16 @@
             <w:pPr>
               <w:spacing w:after="140" w:line="283" w:lineRule="auto"/>
               <w:rPr>
-                <w:rFonts w:ascii="맑은 고딕" w:eastAsia="맑은 고딕" w:hAnsi="맑은 고딕"/>
-              </w:rPr>
-            </w:pPr>
-            <w:r>
-              <w:rPr>
-                <w:rFonts w:ascii="맑은 고딕" w:eastAsia="맑은 고딕" w:hAnsi="맑은 고딕"/>
+                <w:rFonts w:ascii="맑은 고딕" w:eastAsia="맑은 고딕" w:hAnsi="맑은 고딕" w:cs="맑은 고딕"/>
+              </w:rPr>
+            </w:pPr>
+            <w:r>
+              <w:rPr>
+                <w:rFonts w:ascii="맑은 고딕" w:eastAsia="맑은 고딕" w:hAnsi="맑은 고딕" w:cs="맑은 고딕"/>
                 <w:color w:val="23324A"/>
                 <w:sz w:val="19"/>
               </w:rPr>
-              <w:t>로그인 입력창은 일반 설정과 같은 계정 저장 함수를 사용합니다. 입력 확정 시 저장 선택을 적용하며, 로그인 성공 후에만 저장하는 방식은 아닙니다. 취소하면 저장 파일은 바뀌지 않습니다.</w:t>
+              <w:t>로그인 입력 창은 일반 설정과 같은 계정 저장 함수를 사용합니다. 입력을 확정하면 저장 선택이 바로 적용되며, 로그인에 성공한 뒤에 저장하는 방식이 아닙니다. 취소하면 저장 파일은 변경되지 않습니다.</w:t>
             </w:r>
           </w:p>
         </w:tc>
@@ -1568,12 +1540,12 @@
     <w:p>
       <w:pPr>
         <w:rPr>
-          <w:rFonts w:ascii="맑은 고딕" w:eastAsia="맑은 고딕" w:hAnsi="맑은 고딕"/>
+          <w:rFonts w:ascii="맑은 고딕" w:eastAsia="맑은 고딕" w:hAnsi="맑은 고딕" w:cs="맑은 고딕"/>
         </w:rPr>
       </w:pPr>
       <w:r>
         <w:rPr>
-          <w:rFonts w:ascii="맑은 고딕" w:eastAsia="맑은 고딕" w:hAnsi="맑은 고딕"/>
+          <w:rFonts w:ascii="맑은 고딕" w:eastAsia="맑은 고딕" w:hAnsi="맑은 고딕" w:cs="맑은 고딕"/>
         </w:rPr>
         <w:br w:type="page"/>
       </w:r>
@@ -1583,12 +1555,12 @@
         <w:pStyle w:val="1"/>
         <w:spacing w:after="160" w:line="300" w:lineRule="auto"/>
         <w:rPr>
-          <w:rFonts w:ascii="맑은 고딕" w:eastAsia="맑은 고딕" w:hAnsi="맑은 고딕"/>
+          <w:rFonts w:ascii="맑은 고딕" w:eastAsia="맑은 고딕" w:hAnsi="맑은 고딕" w:cs="맑은 고딕"/>
         </w:rPr>
       </w:pPr>
       <w:r>
         <w:rPr>
-          <w:rFonts w:ascii="맑은 고딕" w:eastAsia="맑은 고딕" w:hAnsi="맑은 고딕"/>
+          <w:rFonts w:ascii="맑은 고딕" w:eastAsia="맑은 고딕" w:hAnsi="맑은 고딕" w:cs="맑은 고딕"/>
           <w:sz w:val="40"/>
         </w:rPr>
         <w:lastRenderedPageBreak/>
@@ -1599,12 +1571,12 @@
       <w:pPr>
         <w:jc w:val="center"/>
         <w:rPr>
-          <w:rFonts w:ascii="맑은 고딕" w:eastAsia="맑은 고딕" w:hAnsi="맑은 고딕"/>
+          <w:rFonts w:ascii="맑은 고딕" w:eastAsia="맑은 고딕" w:hAnsi="맑은 고딕" w:cs="맑은 고딕"/>
         </w:rPr>
       </w:pPr>
       <w:r>
         <w:rPr>
-          <w:rFonts w:ascii="맑은 고딕" w:eastAsia="맑은 고딕" w:hAnsi="맑은 고딕"/>
+          <w:rFonts w:ascii="맑은 고딕" w:eastAsia="맑은 고딕" w:hAnsi="맑은 고딕" w:cs="맑은 고딕"/>
           <w:noProof/>
         </w:rPr>
         <w:drawing>
@@ -1669,12 +1641,12 @@
             <w:pPr>
               <w:spacing w:before="100" w:after="100"/>
               <w:rPr>
-                <w:rFonts w:ascii="맑은 고딕" w:eastAsia="맑은 고딕" w:hAnsi="맑은 고딕"/>
-              </w:rPr>
-            </w:pPr>
-            <w:r>
-              <w:rPr>
-                <w:rFonts w:ascii="맑은 고딕" w:eastAsia="맑은 고딕" w:hAnsi="맑은 고딕"/>
+                <w:rFonts w:ascii="맑은 고딕" w:eastAsia="맑은 고딕" w:hAnsi="맑은 고딕" w:cs="맑은 고딕"/>
+              </w:rPr>
+            </w:pPr>
+            <w:r>
+              <w:rPr>
+                <w:rFonts w:ascii="맑은 고딕" w:eastAsia="맑은 고딕" w:hAnsi="맑은 고딕" w:cs="맑은 고딕"/>
                 <w:b/>
                 <w:color w:val="FFFFFF"/>
                 <w:sz w:val="19"/>
@@ -1692,12 +1664,12 @@
             <w:pPr>
               <w:spacing w:before="100" w:after="100"/>
               <w:rPr>
-                <w:rFonts w:ascii="맑은 고딕" w:eastAsia="맑은 고딕" w:hAnsi="맑은 고딕"/>
-              </w:rPr>
-            </w:pPr>
-            <w:r>
-              <w:rPr>
-                <w:rFonts w:ascii="맑은 고딕" w:eastAsia="맑은 고딕" w:hAnsi="맑은 고딕"/>
+                <w:rFonts w:ascii="맑은 고딕" w:eastAsia="맑은 고딕" w:hAnsi="맑은 고딕" w:cs="맑은 고딕"/>
+              </w:rPr>
+            </w:pPr>
+            <w:r>
+              <w:rPr>
+                <w:rFonts w:ascii="맑은 고딕" w:eastAsia="맑은 고딕" w:hAnsi="맑은 고딕" w:cs="맑은 고딕"/>
                 <w:b/>
                 <w:color w:val="FFFFFF"/>
                 <w:sz w:val="19"/>
@@ -1722,12 +1694,12 @@
             <w:pPr>
               <w:spacing w:before="100" w:after="100" w:line="269" w:lineRule="auto"/>
               <w:rPr>
-                <w:rFonts w:ascii="맑은 고딕" w:eastAsia="맑은 고딕" w:hAnsi="맑은 고딕"/>
-              </w:rPr>
-            </w:pPr>
-            <w:r>
-              <w:rPr>
-                <w:rFonts w:ascii="맑은 고딕" w:eastAsia="맑은 고딕" w:hAnsi="맑은 고딕"/>
+                <w:rFonts w:ascii="맑은 고딕" w:eastAsia="맑은 고딕" w:hAnsi="맑은 고딕" w:cs="맑은 고딕"/>
+              </w:rPr>
+            </w:pPr>
+            <w:r>
+              <w:rPr>
+                <w:rFonts w:ascii="맑은 고딕" w:eastAsia="맑은 고딕" w:hAnsi="맑은 고딕" w:cs="맑은 고딕"/>
                 <w:b/>
                 <w:color w:val="23324A"/>
                 <w:sz w:val="18"/>
@@ -1746,16 +1718,16 @@
             <w:pPr>
               <w:spacing w:before="100" w:after="100" w:line="269" w:lineRule="auto"/>
               <w:rPr>
-                <w:rFonts w:ascii="맑은 고딕" w:eastAsia="맑은 고딕" w:hAnsi="맑은 고딕"/>
-              </w:rPr>
-            </w:pPr>
-            <w:r>
-              <w:rPr>
-                <w:rFonts w:ascii="맑은 고딕" w:eastAsia="맑은 고딕" w:hAnsi="맑은 고딕"/>
+                <w:rFonts w:ascii="맑은 고딕" w:eastAsia="맑은 고딕" w:hAnsi="맑은 고딕" w:cs="맑은 고딕"/>
+              </w:rPr>
+            </w:pPr>
+            <w:r>
+              <w:rPr>
+                <w:rFonts w:ascii="맑은 고딕" w:eastAsia="맑은 고딕" w:hAnsi="맑은 고딕" w:cs="맑은 고딕"/>
                 <w:color w:val="23324A"/>
                 <w:sz w:val="18"/>
               </w:rPr>
-              <w:t>API·BUS 상태 확인, 톱니바퀴에서 연결·계정 설정과 사용 안내</w:t>
+              <w:t>API·BUS 상태 확인. 톱니바퀴 메뉴에서 연결·계정 설정과 사용 안내 확인</w:t>
             </w:r>
           </w:p>
         </w:tc>
@@ -1775,12 +1747,12 @@
             <w:pPr>
               <w:spacing w:before="100" w:after="100" w:line="269" w:lineRule="auto"/>
               <w:rPr>
-                <w:rFonts w:ascii="맑은 고딕" w:eastAsia="맑은 고딕" w:hAnsi="맑은 고딕"/>
-              </w:rPr>
-            </w:pPr>
-            <w:r>
-              <w:rPr>
-                <w:rFonts w:ascii="맑은 고딕" w:eastAsia="맑은 고딕" w:hAnsi="맑은 고딕"/>
+                <w:rFonts w:ascii="맑은 고딕" w:eastAsia="맑은 고딕" w:hAnsi="맑은 고딕" w:cs="맑은 고딕"/>
+              </w:rPr>
+            </w:pPr>
+            <w:r>
+              <w:rPr>
+                <w:rFonts w:ascii="맑은 고딕" w:eastAsia="맑은 고딕" w:hAnsi="맑은 고딕" w:cs="맑은 고딕"/>
                 <w:b/>
                 <w:color w:val="23324A"/>
                 <w:sz w:val="18"/>
@@ -1799,16 +1771,16 @@
             <w:pPr>
               <w:spacing w:before="100" w:after="100" w:line="269" w:lineRule="auto"/>
               <w:rPr>
-                <w:rFonts w:ascii="맑은 고딕" w:eastAsia="맑은 고딕" w:hAnsi="맑은 고딕"/>
-              </w:rPr>
-            </w:pPr>
-            <w:r>
-              <w:rPr>
-                <w:rFonts w:ascii="맑은 고딕" w:eastAsia="맑은 고딕" w:hAnsi="맑은 고딕"/>
+                <w:rFonts w:ascii="맑은 고딕" w:eastAsia="맑은 고딕" w:hAnsi="맑은 고딕" w:cs="맑은 고딕"/>
+              </w:rPr>
+            </w:pPr>
+            <w:r>
+              <w:rPr>
+                <w:rFonts w:ascii="맑은 고딕" w:eastAsia="맑은 고딕" w:hAnsi="맑은 고딕" w:cs="맑은 고딕"/>
                 <w:color w:val="23324A"/>
                 <w:sz w:val="18"/>
               </w:rPr>
-              <w:t>두 작업 목록 전환. 조회한 목록은 탭 이동만으로 다시 조회하지 않음</w:t>
+              <w:t>두 작업 목록을 전환. 탭을 이동해도 조회한 목록은 다시 조회하지 않음</w:t>
             </w:r>
           </w:p>
         </w:tc>
@@ -1828,12 +1800,12 @@
             <w:pPr>
               <w:spacing w:before="100" w:after="100" w:line="269" w:lineRule="auto"/>
               <w:rPr>
-                <w:rFonts w:ascii="맑은 고딕" w:eastAsia="맑은 고딕" w:hAnsi="맑은 고딕"/>
-              </w:rPr>
-            </w:pPr>
-            <w:r>
-              <w:rPr>
-                <w:rFonts w:ascii="맑은 고딕" w:eastAsia="맑은 고딕" w:hAnsi="맑은 고딕"/>
+                <w:rFonts w:ascii="맑은 고딕" w:eastAsia="맑은 고딕" w:hAnsi="맑은 고딕" w:cs="맑은 고딕"/>
+              </w:rPr>
+            </w:pPr>
+            <w:r>
+              <w:rPr>
+                <w:rFonts w:ascii="맑은 고딕" w:eastAsia="맑은 고딕" w:hAnsi="맑은 고딕" w:cs="맑은 고딕"/>
                 <w:b/>
                 <w:color w:val="23324A"/>
                 <w:sz w:val="18"/>
@@ -1852,12 +1824,12 @@
             <w:pPr>
               <w:spacing w:before="100" w:after="100" w:line="269" w:lineRule="auto"/>
               <w:rPr>
-                <w:rFonts w:ascii="맑은 고딕" w:eastAsia="맑은 고딕" w:hAnsi="맑은 고딕"/>
-              </w:rPr>
-            </w:pPr>
-            <w:r>
-              <w:rPr>
-                <w:rFonts w:ascii="맑은 고딕" w:eastAsia="맑은 고딕" w:hAnsi="맑은 고딕"/>
+                <w:rFonts w:ascii="맑은 고딕" w:eastAsia="맑은 고딕" w:hAnsi="맑은 고딕" w:cs="맑은 고딕"/>
+              </w:rPr>
+            </w:pPr>
+            <w:r>
+              <w:rPr>
+                <w:rFonts w:ascii="맑은 고딕" w:eastAsia="맑은 고딕" w:hAnsi="맑은 고딕" w:cs="맑은 고딕"/>
                 <w:color w:val="23324A"/>
                 <w:sz w:val="18"/>
               </w:rPr>
@@ -1881,12 +1853,12 @@
             <w:pPr>
               <w:spacing w:before="100" w:after="100" w:line="269" w:lineRule="auto"/>
               <w:rPr>
-                <w:rFonts w:ascii="맑은 고딕" w:eastAsia="맑은 고딕" w:hAnsi="맑은 고딕"/>
-              </w:rPr>
-            </w:pPr>
-            <w:r>
-              <w:rPr>
-                <w:rFonts w:ascii="맑은 고딕" w:eastAsia="맑은 고딕" w:hAnsi="맑은 고딕"/>
+                <w:rFonts w:ascii="맑은 고딕" w:eastAsia="맑은 고딕" w:hAnsi="맑은 고딕" w:cs="맑은 고딕"/>
+              </w:rPr>
+            </w:pPr>
+            <w:r>
+              <w:rPr>
+                <w:rFonts w:ascii="맑은 고딕" w:eastAsia="맑은 고딕" w:hAnsi="맑은 고딕" w:cs="맑은 고딕"/>
                 <w:b/>
                 <w:color w:val="23324A"/>
                 <w:sz w:val="18"/>
@@ -1905,16 +1877,16 @@
             <w:pPr>
               <w:spacing w:before="100" w:after="100" w:line="269" w:lineRule="auto"/>
               <w:rPr>
-                <w:rFonts w:ascii="맑은 고딕" w:eastAsia="맑은 고딕" w:hAnsi="맑은 고딕"/>
-              </w:rPr>
-            </w:pPr>
-            <w:r>
-              <w:rPr>
-                <w:rFonts w:ascii="맑은 고딕" w:eastAsia="맑은 고딕" w:hAnsi="맑은 고딕"/>
+                <w:rFonts w:ascii="맑은 고딕" w:eastAsia="맑은 고딕" w:hAnsi="맑은 고딕" w:cs="맑은 고딕"/>
+              </w:rPr>
+            </w:pPr>
+            <w:r>
+              <w:rPr>
+                <w:rFonts w:ascii="맑은 고딕" w:eastAsia="맑은 고딕" w:hAnsi="맑은 고딕" w:cs="맑은 고딕"/>
                 <w:color w:val="23324A"/>
                 <w:sz w:val="18"/>
               </w:rPr>
-              <w:t>로그 접기·펼치기, 선택 실행·중지. 화면 로그 삭제는 파일 기록 유지</w:t>
+              <w:t>로그 접기·펼치기, 선택 실행·중지. 화면 로그를 지워도 파일 기록은 유지</w:t>
             </w:r>
           </w:p>
         </w:tc>
@@ -1924,7 +1896,7 @@
       <w:pPr>
         <w:spacing w:after="0"/>
         <w:rPr>
-          <w:rFonts w:ascii="맑은 고딕" w:eastAsia="맑은 고딕" w:hAnsi="맑은 고딕"/>
+          <w:rFonts w:ascii="맑은 고딕" w:eastAsia="맑은 고딕" w:hAnsi="맑은 고딕" w:cs="맑은 고딕"/>
         </w:rPr>
       </w:pPr>
     </w:p>
@@ -1932,26 +1904,26 @@
       <w:pPr>
         <w:spacing w:after="160" w:line="300" w:lineRule="auto"/>
         <w:rPr>
-          <w:rFonts w:ascii="맑은 고딕" w:eastAsia="맑은 고딕" w:hAnsi="맑은 고딕"/>
+          <w:rFonts w:ascii="맑은 고딕" w:eastAsia="맑은 고딕" w:hAnsi="맑은 고딕" w:cs="맑은 고딕"/>
         </w:rPr>
       </w:pPr>
       <w:r>
         <w:rPr>
-          <w:rFonts w:ascii="맑은 고딕" w:eastAsia="맑은 고딕" w:hAnsi="맑은 고딕"/>
+          <w:rFonts w:ascii="맑은 고딕" w:eastAsia="맑은 고딕" w:hAnsi="맑은 고딕" w:cs="맑은 고딕"/>
           <w:color w:val="23324A"/>
         </w:rPr>
-        <w:t>밝은·어두운 테마는 오른쪽 위 달/해 아이콘으로 바꿉니다. 버전은 오른쪽 하단에 표시됩니다. 요청 알림·숫자 배지는 현재 비활성화되어 있으며, 새로운 요청은 각 탭의 BUS 조회로 갱신합니다. 화면은 샘플 데이터입니다.</w:t>
+        <w:t>밝은 테마와 어두운 테마는 오른쪽 위의 달/해 아이콘으로 전환합니다. 버전은 오른쪽 하단에 표시됩니다. 요청 알림과 숫자 배지는 현재 비활성화되어 있으므로, 새 요청은 각 탭에서 BUS 조회를 눌러 갱신하세요. 화면은 샘플 데이터입니다.</w:t>
       </w:r>
     </w:p>
     <w:p>
       <w:pPr>
         <w:rPr>
-          <w:rFonts w:ascii="맑은 고딕" w:eastAsia="맑은 고딕" w:hAnsi="맑은 고딕"/>
+          <w:rFonts w:ascii="맑은 고딕" w:eastAsia="맑은 고딕" w:hAnsi="맑은 고딕" w:cs="맑은 고딕"/>
         </w:rPr>
       </w:pPr>
       <w:r>
         <w:rPr>
-          <w:rFonts w:ascii="맑은 고딕" w:eastAsia="맑은 고딕" w:hAnsi="맑은 고딕"/>
+          <w:rFonts w:ascii="맑은 고딕" w:eastAsia="맑은 고딕" w:hAnsi="맑은 고딕" w:cs="맑은 고딕"/>
         </w:rPr>
         <w:br w:type="page"/>
       </w:r>
@@ -1961,12 +1933,12 @@
         <w:pStyle w:val="1"/>
         <w:spacing w:after="160" w:line="300" w:lineRule="auto"/>
         <w:rPr>
-          <w:rFonts w:ascii="맑은 고딕" w:eastAsia="맑은 고딕" w:hAnsi="맑은 고딕"/>
+          <w:rFonts w:ascii="맑은 고딕" w:eastAsia="맑은 고딕" w:hAnsi="맑은 고딕" w:cs="맑은 고딕"/>
         </w:rPr>
       </w:pPr>
       <w:r>
         <w:rPr>
-          <w:rFonts w:ascii="맑은 고딕" w:eastAsia="맑은 고딕" w:hAnsi="맑은 고딕"/>
+          <w:rFonts w:ascii="맑은 고딕" w:eastAsia="맑은 고딕" w:hAnsi="맑은 고딕" w:cs="맑은 고딕"/>
           <w:sz w:val="40"/>
         </w:rPr>
         <w:lastRenderedPageBreak/>
@@ -1978,16 +1950,16 @@
         <w:spacing w:after="160" w:line="300" w:lineRule="auto"/>
         <w:ind w:left="113"/>
         <w:rPr>
-          <w:rFonts w:ascii="맑은 고딕" w:eastAsia="맑은 고딕" w:hAnsi="맑은 고딕"/>
+          <w:rFonts w:ascii="맑은 고딕" w:eastAsia="맑은 고딕" w:hAnsi="맑은 고딕" w:cs="맑은 고딕"/>
         </w:rPr>
       </w:pPr>
       <w:r>
         <w:rPr>
-          <w:rFonts w:ascii="맑은 고딕" w:eastAsia="맑은 고딕" w:hAnsi="맑은 고딕"/>
+          <w:rFonts w:ascii="맑은 고딕" w:eastAsia="맑은 고딕" w:hAnsi="맑은 고딕" w:cs="맑은 고딕"/>
           <w:color w:val="23324A"/>
           <w:sz w:val="20"/>
         </w:rPr>
-        <w:t>01  BUS 요청 조회로 진행·종료 권한 요청을 불러오거나 수동 입력·엑셀 불러오기로 준비합니다.</w:t>
+        <w:t>01  BUS 요청 조회로 진행·종료 권한 요청을 불러오거나, 수동 입력 또는 엑셀 불러오기로 요청을 준비합니다.</w:t>
       </w:r>
     </w:p>
     <w:p>
@@ -1995,12 +1967,12 @@
         <w:spacing w:after="160" w:line="300" w:lineRule="auto"/>
         <w:ind w:left="113"/>
         <w:rPr>
-          <w:rFonts w:ascii="맑은 고딕" w:eastAsia="맑은 고딕" w:hAnsi="맑은 고딕"/>
+          <w:rFonts w:ascii="맑은 고딕" w:eastAsia="맑은 고딕" w:hAnsi="맑은 고딕" w:cs="맑은 고딕"/>
         </w:rPr>
       </w:pPr>
       <w:r>
         <w:rPr>
-          <w:rFonts w:ascii="맑은 고딕" w:eastAsia="맑은 고딕" w:hAnsi="맑은 고딕"/>
+          <w:rFonts w:ascii="맑은 고딕" w:eastAsia="맑은 고딕" w:hAnsi="맑은 고딕" w:cs="맑은 고딕"/>
           <w:color w:val="23324A"/>
           <w:sz w:val="20"/>
         </w:rPr>
@@ -2012,12 +1984,12 @@
         <w:spacing w:after="160" w:line="300" w:lineRule="auto"/>
         <w:ind w:left="113"/>
         <w:rPr>
-          <w:rFonts w:ascii="맑은 고딕" w:eastAsia="맑은 고딕" w:hAnsi="맑은 고딕"/>
+          <w:rFonts w:ascii="맑은 고딕" w:eastAsia="맑은 고딕" w:hAnsi="맑은 고딕" w:cs="맑은 고딕"/>
         </w:rPr>
       </w:pPr>
       <w:r>
         <w:rPr>
-          <w:rFonts w:ascii="맑은 고딕" w:eastAsia="맑은 고딕" w:hAnsi="맑은 고딕"/>
+          <w:rFonts w:ascii="맑은 고딕" w:eastAsia="맑은 고딕" w:hAnsi="맑은 고딕" w:cs="맑은 고딕"/>
           <w:color w:val="23324A"/>
           <w:sz w:val="20"/>
         </w:rPr>
@@ -2029,16 +2001,16 @@
         <w:spacing w:after="160" w:line="300" w:lineRule="auto"/>
         <w:ind w:left="113"/>
         <w:rPr>
-          <w:rFonts w:ascii="맑은 고딕" w:eastAsia="맑은 고딕" w:hAnsi="맑은 고딕"/>
+          <w:rFonts w:ascii="맑은 고딕" w:eastAsia="맑은 고딕" w:hAnsi="맑은 고딕" w:cs="맑은 고딕"/>
         </w:rPr>
       </w:pPr>
       <w:r>
         <w:rPr>
-          <w:rFonts w:ascii="맑은 고딕" w:eastAsia="맑은 고딕" w:hAnsi="맑은 고딕"/>
+          <w:rFonts w:ascii="맑은 고딕" w:eastAsia="맑은 고딕" w:hAnsi="맑은 고딕" w:cs="맑은 고딕"/>
           <w:color w:val="23324A"/>
           <w:sz w:val="20"/>
         </w:rPr>
-        <w:t>04  베타 첫 시험은 성공 후 BUS 자동 완료를 끈 뒤 선택 실행합니다.</w:t>
+        <w:t>04  베타 첫 시험에서는 성공 후 BUS 자동 완료를 끈 뒤 선택 실행합니다.</w:t>
       </w:r>
     </w:p>
     <w:p>
@@ -2046,16 +2018,16 @@
         <w:spacing w:after="160" w:line="300" w:lineRule="auto"/>
         <w:ind w:left="113"/>
         <w:rPr>
-          <w:rFonts w:ascii="맑은 고딕" w:eastAsia="맑은 고딕" w:hAnsi="맑은 고딕"/>
+          <w:rFonts w:ascii="맑은 고딕" w:eastAsia="맑은 고딕" w:hAnsi="맑은 고딕" w:cs="맑은 고딕"/>
         </w:rPr>
       </w:pPr>
       <w:r>
         <w:rPr>
-          <w:rFonts w:ascii="맑은 고딕" w:eastAsia="맑은 고딕" w:hAnsi="맑은 고딕"/>
+          <w:rFonts w:ascii="맑은 고딕" w:eastAsia="맑은 고딕" w:hAnsi="맑은 고딕" w:cs="맑은 고딕"/>
           <w:color w:val="23324A"/>
           <w:sz w:val="20"/>
         </w:rPr>
-        <w:t>05  서버 최종 결과와 실제 그룹·폴더 권한을 확인합니다. 검증 후 BUS 완료 재확인을 눌러 완료 처리합니다.</w:t>
+        <w:t>05  서버 최종 결과와 실제 그룹·폴더 권한을 확인합니다. 검증이 끝나면 BUS 완료 재확인을 눌러 완료 처리합니다.</w:t>
       </w:r>
     </w:p>
     <w:p>
@@ -2063,16 +2035,16 @@
         <w:spacing w:after="160" w:line="300" w:lineRule="auto"/>
         <w:ind w:left="113"/>
         <w:rPr>
-          <w:rFonts w:ascii="맑은 고딕" w:eastAsia="맑은 고딕" w:hAnsi="맑은 고딕"/>
+          <w:rFonts w:ascii="맑은 고딕" w:eastAsia="맑은 고딕" w:hAnsi="맑은 고딕" w:cs="맑은 고딕"/>
         </w:rPr>
       </w:pPr>
       <w:r>
         <w:rPr>
-          <w:rFonts w:ascii="맑은 고딕" w:eastAsia="맑은 고딕" w:hAnsi="맑은 고딕"/>
+          <w:rFonts w:ascii="맑은 고딕" w:eastAsia="맑은 고딕" w:hAnsi="맑은 고딕" w:cs="맑은 고딕"/>
           <w:color w:val="23324A"/>
           <w:sz w:val="20"/>
         </w:rPr>
-        <w:t>06  자동 완료는 제한된 시험이 끝난 후 사용합니다. 실제 성공한 BUS 원본 요청만 완료됩니다.</w:t>
+        <w:t>06  자동 완료는 제한된 시험이 끝난 뒤에 사용하세요. 실제로 성공한 BUS 원본 요청만 완료 처리됩니다.</w:t>
       </w:r>
     </w:p>
     <w:tbl>
@@ -2100,12 +2072,12 @@
             <w:pPr>
               <w:spacing w:before="100" w:after="100"/>
               <w:rPr>
-                <w:rFonts w:ascii="맑은 고딕" w:eastAsia="맑은 고딕" w:hAnsi="맑은 고딕"/>
-              </w:rPr>
-            </w:pPr>
-            <w:r>
-              <w:rPr>
-                <w:rFonts w:ascii="맑은 고딕" w:eastAsia="맑은 고딕" w:hAnsi="맑은 고딕"/>
+                <w:rFonts w:ascii="맑은 고딕" w:eastAsia="맑은 고딕" w:hAnsi="맑은 고딕" w:cs="맑은 고딕"/>
+              </w:rPr>
+            </w:pPr>
+            <w:r>
+              <w:rPr>
+                <w:rFonts w:ascii="맑은 고딕" w:eastAsia="맑은 고딕" w:hAnsi="맑은 고딕" w:cs="맑은 고딕"/>
                 <w:b/>
                 <w:color w:val="FFFFFF"/>
                 <w:sz w:val="19"/>
@@ -2123,12 +2095,12 @@
             <w:pPr>
               <w:spacing w:before="100" w:after="100"/>
               <w:rPr>
-                <w:rFonts w:ascii="맑은 고딕" w:eastAsia="맑은 고딕" w:hAnsi="맑은 고딕"/>
-              </w:rPr>
-            </w:pPr>
-            <w:r>
-              <w:rPr>
-                <w:rFonts w:ascii="맑은 고딕" w:eastAsia="맑은 고딕" w:hAnsi="맑은 고딕"/>
+                <w:rFonts w:ascii="맑은 고딕" w:eastAsia="맑은 고딕" w:hAnsi="맑은 고딕" w:cs="맑은 고딕"/>
+              </w:rPr>
+            </w:pPr>
+            <w:r>
+              <w:rPr>
+                <w:rFonts w:ascii="맑은 고딕" w:eastAsia="맑은 고딕" w:hAnsi="맑은 고딕" w:cs="맑은 고딕"/>
                 <w:b/>
                 <w:color w:val="FFFFFF"/>
                 <w:sz w:val="19"/>
@@ -2153,12 +2125,12 @@
             <w:pPr>
               <w:spacing w:before="100" w:after="100" w:line="269" w:lineRule="auto"/>
               <w:rPr>
-                <w:rFonts w:ascii="맑은 고딕" w:eastAsia="맑은 고딕" w:hAnsi="맑은 고딕"/>
-              </w:rPr>
-            </w:pPr>
-            <w:r>
-              <w:rPr>
-                <w:rFonts w:ascii="맑은 고딕" w:eastAsia="맑은 고딕" w:hAnsi="맑은 고딕"/>
+                <w:rFonts w:ascii="맑은 고딕" w:eastAsia="맑은 고딕" w:hAnsi="맑은 고딕" w:cs="맑은 고딕"/>
+              </w:rPr>
+            </w:pPr>
+            <w:r>
+              <w:rPr>
+                <w:rFonts w:ascii="맑은 고딕" w:eastAsia="맑은 고딕" w:hAnsi="맑은 고딕" w:cs="맑은 고딕"/>
                 <w:b/>
                 <w:color w:val="23324A"/>
                 <w:sz w:val="18"/>
@@ -2177,16 +2149,16 @@
             <w:pPr>
               <w:spacing w:before="100" w:after="100" w:line="269" w:lineRule="auto"/>
               <w:rPr>
-                <w:rFonts w:ascii="맑은 고딕" w:eastAsia="맑은 고딕" w:hAnsi="맑은 고딕"/>
-              </w:rPr>
-            </w:pPr>
-            <w:r>
-              <w:rPr>
-                <w:rFonts w:ascii="맑은 고딕" w:eastAsia="맑은 고딕" w:hAnsi="맑은 고딕"/>
+                <w:rFonts w:ascii="맑은 고딕" w:eastAsia="맑은 고딕" w:hAnsi="맑은 고딕" w:cs="맑은 고딕"/>
+              </w:rPr>
+            </w:pPr>
+            <w:r>
+              <w:rPr>
+                <w:rFonts w:ascii="맑은 고딕" w:eastAsia="맑은 고딕" w:hAnsi="맑은 고딕" w:cs="맑은 고딕"/>
                 <w:color w:val="23324A"/>
                 <w:sz w:val="18"/>
               </w:rPr>
-              <w:t>원본 BUS 연결 정보 보존. 실제 성공 확인 후 완료 처리 가능</w:t>
+              <w:t>원본 BUS 연결 정보를 보존. 실제 성공을 확인한 후 완료 처리 가능</w:t>
             </w:r>
           </w:p>
         </w:tc>
@@ -2206,12 +2178,12 @@
             <w:pPr>
               <w:spacing w:before="100" w:after="100" w:line="269" w:lineRule="auto"/>
               <w:rPr>
-                <w:rFonts w:ascii="맑은 고딕" w:eastAsia="맑은 고딕" w:hAnsi="맑은 고딕"/>
-              </w:rPr>
-            </w:pPr>
-            <w:r>
-              <w:rPr>
-                <w:rFonts w:ascii="맑은 고딕" w:eastAsia="맑은 고딕" w:hAnsi="맑은 고딕"/>
+                <w:rFonts w:ascii="맑은 고딕" w:eastAsia="맑은 고딕" w:hAnsi="맑은 고딕" w:cs="맑은 고딕"/>
+              </w:rPr>
+            </w:pPr>
+            <w:r>
+              <w:rPr>
+                <w:rFonts w:ascii="맑은 고딕" w:eastAsia="맑은 고딕" w:hAnsi="맑은 고딕" w:cs="맑은 고딕"/>
                 <w:b/>
                 <w:color w:val="23324A"/>
                 <w:sz w:val="18"/>
@@ -2230,16 +2202,16 @@
             <w:pPr>
               <w:spacing w:before="100" w:after="100" w:line="269" w:lineRule="auto"/>
               <w:rPr>
-                <w:rFonts w:ascii="맑은 고딕" w:eastAsia="맑은 고딕" w:hAnsi="맑은 고딕"/>
-              </w:rPr>
-            </w:pPr>
-            <w:r>
-              <w:rPr>
-                <w:rFonts w:ascii="맑은 고딕" w:eastAsia="맑은 고딕" w:hAnsi="맑은 고딕"/>
+                <w:rFonts w:ascii="맑은 고딕" w:eastAsia="맑은 고딕" w:hAnsi="맑은 고딕" w:cs="맑은 고딕"/>
+              </w:rPr>
+            </w:pPr>
+            <w:r>
+              <w:rPr>
+                <w:rFonts w:ascii="맑은 고딕" w:eastAsia="맑은 고딕" w:hAnsi="맑은 고딕" w:cs="맑은 고딕"/>
                 <w:color w:val="23324A"/>
                 <w:sz w:val="18"/>
               </w:rPr>
-              <w:t>API 요청을 만들지만 BUS 완료 대상은 아님</w:t>
+              <w:t>API 요청은 만들 수 있으나 BUS 완료 대상은 아님</w:t>
             </w:r>
           </w:p>
         </w:tc>
@@ -2259,12 +2231,12 @@
             <w:pPr>
               <w:spacing w:before="100" w:after="100" w:line="269" w:lineRule="auto"/>
               <w:rPr>
-                <w:rFonts w:ascii="맑은 고딕" w:eastAsia="맑은 고딕" w:hAnsi="맑은 고딕"/>
-              </w:rPr>
-            </w:pPr>
-            <w:r>
-              <w:rPr>
-                <w:rFonts w:ascii="맑은 고딕" w:eastAsia="맑은 고딕" w:hAnsi="맑은 고딕"/>
+                <w:rFonts w:ascii="맑은 고딕" w:eastAsia="맑은 고딕" w:hAnsi="맑은 고딕" w:cs="맑은 고딕"/>
+              </w:rPr>
+            </w:pPr>
+            <w:r>
+              <w:rPr>
+                <w:rFonts w:ascii="맑은 고딕" w:eastAsia="맑은 고딕" w:hAnsi="맑은 고딕" w:cs="맑은 고딕"/>
                 <w:b/>
                 <w:color w:val="23324A"/>
                 <w:sz w:val="18"/>
@@ -2283,16 +2255,16 @@
             <w:pPr>
               <w:spacing w:before="100" w:after="100" w:line="269" w:lineRule="auto"/>
               <w:rPr>
-                <w:rFonts w:ascii="맑은 고딕" w:eastAsia="맑은 고딕" w:hAnsi="맑은 고딕"/>
-              </w:rPr>
-            </w:pPr>
-            <w:r>
-              <w:rPr>
-                <w:rFonts w:ascii="맑은 고딕" w:eastAsia="맑은 고딕" w:hAnsi="맑은 고딕"/>
+                <w:rFonts w:ascii="맑은 고딕" w:eastAsia="맑은 고딕" w:hAnsi="맑은 고딕" w:cs="맑은 고딕"/>
+              </w:rPr>
+            </w:pPr>
+            <w:r>
+              <w:rPr>
+                <w:rFonts w:ascii="맑은 고딕" w:eastAsia="맑은 고딕" w:hAnsi="맑은 고딕" w:cs="맑은 고딕"/>
                 <w:color w:val="23324A"/>
                 <w:sz w:val="18"/>
               </w:rPr>
-              <w:t>수동 요청으로 전환하고 이전 결과 무효화. BUS 완료 연결 해제</w:t>
+              <w:t>수동 요청으로 전환되며 이전 결과는 무효화됨. BUS 완료 연결도 해제됨</w:t>
             </w:r>
           </w:p>
         </w:tc>
@@ -2312,12 +2284,12 @@
             <w:pPr>
               <w:spacing w:before="100" w:after="100" w:line="269" w:lineRule="auto"/>
               <w:rPr>
-                <w:rFonts w:ascii="맑은 고딕" w:eastAsia="맑은 고딕" w:hAnsi="맑은 고딕"/>
-              </w:rPr>
-            </w:pPr>
-            <w:r>
-              <w:rPr>
-                <w:rFonts w:ascii="맑은 고딕" w:eastAsia="맑은 고딕" w:hAnsi="맑은 고딕"/>
+                <w:rFonts w:ascii="맑은 고딕" w:eastAsia="맑은 고딕" w:hAnsi="맑은 고딕" w:cs="맑은 고딕"/>
+              </w:rPr>
+            </w:pPr>
+            <w:r>
+              <w:rPr>
+                <w:rFonts w:ascii="맑은 고딕" w:eastAsia="맑은 고딕" w:hAnsi="맑은 고딕" w:cs="맑은 고딕"/>
                 <w:b/>
                 <w:color w:val="23324A"/>
                 <w:sz w:val="18"/>
@@ -2336,16 +2308,16 @@
             <w:pPr>
               <w:spacing w:before="100" w:after="100" w:line="269" w:lineRule="auto"/>
               <w:rPr>
-                <w:rFonts w:ascii="맑은 고딕" w:eastAsia="맑은 고딕" w:hAnsi="맑은 고딕"/>
-              </w:rPr>
-            </w:pPr>
-            <w:r>
-              <w:rPr>
-                <w:rFonts w:ascii="맑은 고딕" w:eastAsia="맑은 고딕" w:hAnsi="맑은 고딕"/>
+                <w:rFonts w:ascii="맑은 고딕" w:eastAsia="맑은 고딕" w:hAnsi="맑은 고딕" w:cs="맑은 고딕"/>
+              </w:rPr>
+            </w:pPr>
+            <w:r>
+              <w:rPr>
+                <w:rFonts w:ascii="맑은 고딕" w:eastAsia="맑은 고딕" w:hAnsi="맑은 고딕" w:cs="맑은 고딕"/>
                 <w:color w:val="23324A"/>
                 <w:sz w:val="18"/>
               </w:rPr>
-              <w:t>톱니바퀴에서 이름·부서·Role 등 편집 열 표시</w:t>
+              <w:t>톱니바퀴 메뉴에서 이름·부서·Role 등 편집 열을 표시</w:t>
             </w:r>
           </w:p>
         </w:tc>
@@ -2355,7 +2327,7 @@
       <w:pPr>
         <w:spacing w:after="0"/>
         <w:rPr>
-          <w:rFonts w:ascii="맑은 고딕" w:eastAsia="맑은 고딕" w:hAnsi="맑은 고딕"/>
+          <w:rFonts w:ascii="맑은 고딕" w:eastAsia="맑은 고딕" w:hAnsi="맑은 고딕" w:cs="맑은 고딕"/>
         </w:rPr>
       </w:pPr>
     </w:p>
@@ -2377,12 +2349,12 @@
             <w:pPr>
               <w:spacing w:before="140" w:after="80"/>
               <w:rPr>
-                <w:rFonts w:ascii="맑은 고딕" w:eastAsia="맑은 고딕" w:hAnsi="맑은 고딕"/>
-              </w:rPr>
-            </w:pPr>
-            <w:r>
-              <w:rPr>
-                <w:rFonts w:ascii="맑은 고딕" w:eastAsia="맑은 고딕" w:hAnsi="맑은 고딕"/>
+                <w:rFonts w:ascii="맑은 고딕" w:eastAsia="맑은 고딕" w:hAnsi="맑은 고딕" w:cs="맑은 고딕"/>
+              </w:rPr>
+            </w:pPr>
+            <w:r>
+              <w:rPr>
+                <w:rFonts w:ascii="맑은 고딕" w:eastAsia="맑은 고딕" w:hAnsi="맑은 고딕" w:cs="맑은 고딕"/>
                 <w:b/>
                 <w:color w:val="2962FF"/>
                 <w:sz w:val="20"/>
@@ -2394,16 +2366,16 @@
             <w:pPr>
               <w:spacing w:after="140" w:line="283" w:lineRule="auto"/>
               <w:rPr>
-                <w:rFonts w:ascii="맑은 고딕" w:eastAsia="맑은 고딕" w:hAnsi="맑은 고딕"/>
-              </w:rPr>
-            </w:pPr>
-            <w:r>
-              <w:rPr>
-                <w:rFonts w:ascii="맑은 고딕" w:eastAsia="맑은 고딕" w:hAnsi="맑은 고딕"/>
+                <w:rFonts w:ascii="맑은 고딕" w:eastAsia="맑은 고딕" w:hAnsi="맑은 고딕" w:cs="맑은 고딕"/>
+              </w:rPr>
+            </w:pPr>
+            <w:r>
+              <w:rPr>
+                <w:rFonts w:ascii="맑은 고딕" w:eastAsia="맑은 고딕" w:hAnsi="맑은 고딕" w:cs="맑은 고딕"/>
                 <w:color w:val="23324A"/>
                 <w:sz w:val="19"/>
               </w:rPr>
-              <w:t>중지는 다음 항목 접수를 멈추고 진행 작업에 취소를 요청합니다. 이미 적용된 권한을 되돌리지 않습니다. 서버가 처리 중일 수 있으므로 중복 등록 전에 결과를 확인하세요.</w:t>
+              <w:t>중지하면 다음 항목의 접수를 멈추고 진행 중인 작업에 취소를 요청합니다. 이미 적용된 권한은 되돌려지지 않습니다. 서버가 아직 처리 중일 수 있으므로 중복 등록하기 전에 결과를 확인하세요.</w:t>
             </w:r>
           </w:p>
         </w:tc>
@@ -2412,12 +2384,12 @@
     <w:p>
       <w:pPr>
         <w:rPr>
-          <w:rFonts w:ascii="맑은 고딕" w:eastAsia="맑은 고딕" w:hAnsi="맑은 고딕"/>
+          <w:rFonts w:ascii="맑은 고딕" w:eastAsia="맑은 고딕" w:hAnsi="맑은 고딕" w:cs="맑은 고딕"/>
         </w:rPr>
       </w:pPr>
       <w:r>
         <w:rPr>
-          <w:rFonts w:ascii="맑은 고딕" w:eastAsia="맑은 고딕" w:hAnsi="맑은 고딕"/>
+          <w:rFonts w:ascii="맑은 고딕" w:eastAsia="맑은 고딕" w:hAnsi="맑은 고딕" w:cs="맑은 고딕"/>
         </w:rPr>
         <w:br w:type="page"/>
       </w:r>
@@ -2427,12 +2399,12 @@
         <w:pStyle w:val="1"/>
         <w:spacing w:after="160" w:line="300" w:lineRule="auto"/>
         <w:rPr>
-          <w:rFonts w:ascii="맑은 고딕" w:eastAsia="맑은 고딕" w:hAnsi="맑은 고딕"/>
+          <w:rFonts w:ascii="맑은 고딕" w:eastAsia="맑은 고딕" w:hAnsi="맑은 고딕" w:cs="맑은 고딕"/>
         </w:rPr>
       </w:pPr>
       <w:r>
         <w:rPr>
-          <w:rFonts w:ascii="맑은 고딕" w:eastAsia="맑은 고딕" w:hAnsi="맑은 고딕"/>
+          <w:rFonts w:ascii="맑은 고딕" w:eastAsia="맑은 고딕" w:hAnsi="맑은 고딕" w:cs="맑은 고딕"/>
           <w:sz w:val="40"/>
         </w:rPr>
         <w:lastRenderedPageBreak/>
@@ -2443,12 +2415,12 @@
       <w:pPr>
         <w:jc w:val="center"/>
         <w:rPr>
-          <w:rFonts w:ascii="맑은 고딕" w:eastAsia="맑은 고딕" w:hAnsi="맑은 고딕"/>
+          <w:rFonts w:ascii="맑은 고딕" w:eastAsia="맑은 고딕" w:hAnsi="맑은 고딕" w:cs="맑은 고딕"/>
         </w:rPr>
       </w:pPr>
       <w:r>
         <w:rPr>
-          <w:rFonts w:ascii="맑은 고딕" w:eastAsia="맑은 고딕" w:hAnsi="맑은 고딕"/>
+          <w:rFonts w:ascii="맑은 고딕" w:eastAsia="맑은 고딕" w:hAnsi="맑은 고딕" w:cs="맑은 고딕"/>
           <w:noProof/>
         </w:rPr>
         <w:drawing>
@@ -2493,12 +2465,12 @@
         <w:spacing w:after="160" w:line="300" w:lineRule="auto"/>
         <w:ind w:left="113"/>
         <w:rPr>
-          <w:rFonts w:ascii="맑은 고딕" w:eastAsia="맑은 고딕" w:hAnsi="맑은 고딕"/>
+          <w:rFonts w:ascii="맑은 고딕" w:eastAsia="맑은 고딕" w:hAnsi="맑은 고딕" w:cs="맑은 고딕"/>
         </w:rPr>
       </w:pPr>
       <w:r>
         <w:rPr>
-          <w:rFonts w:ascii="맑은 고딕" w:eastAsia="맑은 고딕" w:hAnsi="맑은 고딕"/>
+          <w:rFonts w:ascii="맑은 고딕" w:eastAsia="맑은 고딕" w:hAnsi="맑은 고딕" w:cs="맑은 고딕"/>
           <w:color w:val="23324A"/>
           <w:sz w:val="20"/>
         </w:rPr>
@@ -2510,12 +2482,12 @@
         <w:spacing w:after="160" w:line="300" w:lineRule="auto"/>
         <w:ind w:left="113"/>
         <w:rPr>
-          <w:rFonts w:ascii="맑은 고딕" w:eastAsia="맑은 고딕" w:hAnsi="맑은 고딕"/>
+          <w:rFonts w:ascii="맑은 고딕" w:eastAsia="맑은 고딕" w:hAnsi="맑은 고딕" w:cs="맑은 고딕"/>
         </w:rPr>
       </w:pPr>
       <w:r>
         <w:rPr>
-          <w:rFonts w:ascii="맑은 고딕" w:eastAsia="맑은 고딕" w:hAnsi="맑은 고딕"/>
+          <w:rFonts w:ascii="맑은 고딕" w:eastAsia="맑은 고딕" w:hAnsi="맑은 고딕" w:cs="맑은 고딕"/>
           <w:color w:val="23324A"/>
           <w:sz w:val="20"/>
         </w:rPr>
@@ -2527,16 +2499,16 @@
         <w:spacing w:after="160" w:line="300" w:lineRule="auto"/>
         <w:ind w:left="113"/>
         <w:rPr>
-          <w:rFonts w:ascii="맑은 고딕" w:eastAsia="맑은 고딕" w:hAnsi="맑은 고딕"/>
+          <w:rFonts w:ascii="맑은 고딕" w:eastAsia="맑은 고딕" w:hAnsi="맑은 고딕" w:cs="맑은 고딕"/>
         </w:rPr>
       </w:pPr>
       <w:r>
         <w:rPr>
-          <w:rFonts w:ascii="맑은 고딕" w:eastAsia="맑은 고딕" w:hAnsi="맑은 고딕"/>
+          <w:rFonts w:ascii="맑은 고딕" w:eastAsia="맑은 고딕" w:hAnsi="맑은 고딕" w:cs="맑은 고딕"/>
           <w:color w:val="23324A"/>
           <w:sz w:val="20"/>
         </w:rPr>
-        <w:t>03  미리보기 (Dry Run)를 켜고 선택 실행해 생성 계획을 확인합니다.</w:t>
+        <w:t>03  미리보기(Dry Run)를 켜고 선택 실행하여 생성 계획을 확인합니다.</w:t>
       </w:r>
     </w:p>
     <w:p>
@@ -2544,16 +2516,16 @@
         <w:spacing w:after="160" w:line="300" w:lineRule="auto"/>
         <w:ind w:left="113"/>
         <w:rPr>
-          <w:rFonts w:ascii="맑은 고딕" w:eastAsia="맑은 고딕" w:hAnsi="맑은 고딕"/>
+          <w:rFonts w:ascii="맑은 고딕" w:eastAsia="맑은 고딕" w:hAnsi="맑은 고딕" w:cs="맑은 고딕"/>
         </w:rPr>
       </w:pPr>
       <w:r>
         <w:rPr>
-          <w:rFonts w:ascii="맑은 고딕" w:eastAsia="맑은 고딕" w:hAnsi="맑은 고딕"/>
+          <w:rFonts w:ascii="맑은 고딕" w:eastAsia="맑은 고딕" w:hAnsi="맑은 고딕" w:cs="맑은 고딕"/>
           <w:color w:val="23324A"/>
           <w:sz w:val="20"/>
         </w:rPr>
-        <w:t>04  실제 시험은 Dry Run을 해제하고 실제 성공 후 BUS 완료를 끈 상태에서 실행합니다.</w:t>
+        <w:t>04  실제 시험은 Dry Run을 해제하고, 실제 성공 후 BUS 완료 옵션을 끈 상태에서 실행합니다.</w:t>
       </w:r>
     </w:p>
     <w:p>
@@ -2561,16 +2533,16 @@
         <w:spacing w:after="160" w:line="300" w:lineRule="auto"/>
         <w:ind w:left="113"/>
         <w:rPr>
-          <w:rFonts w:ascii="맑은 고딕" w:eastAsia="맑은 고딕" w:hAnsi="맑은 고딕"/>
+          <w:rFonts w:ascii="맑은 고딕" w:eastAsia="맑은 고딕" w:hAnsi="맑은 고딕" w:cs="맑은 고딕"/>
         </w:rPr>
       </w:pPr>
       <w:r>
         <w:rPr>
-          <w:rFonts w:ascii="맑은 고딕" w:eastAsia="맑은 고딕" w:hAnsi="맑은 고딕"/>
+          <w:rFonts w:ascii="맑은 고딕" w:eastAsia="맑은 고딕" w:hAnsi="맑은 고딕" w:cs="맑은 고딕"/>
           <w:color w:val="23324A"/>
           <w:sz w:val="20"/>
         </w:rPr>
-        <w:t>05  실제 자원을 검증한 뒤 BUS 완료 옵션을 켜고 같은 항목을 실행하면 보관된 성공 결과로 완료만 재시도할 수 있습니다.</w:t>
+        <w:t>05  실제 자원을 검증한 뒤 BUS 완료 옵션을 켜고 같은 항목을 다시 실행하면, 보관된 성공 결과를 이용해 BUS 완료만 재시도합니다.</w:t>
       </w:r>
     </w:p>
     <w:tbl>
@@ -2591,33 +2563,33 @@
             <w:pPr>
               <w:spacing w:before="140" w:after="80"/>
               <w:rPr>
-                <w:rFonts w:ascii="맑은 고딕" w:eastAsia="맑은 고딕" w:hAnsi="맑은 고딕"/>
-              </w:rPr>
-            </w:pPr>
-            <w:r>
-              <w:rPr>
-                <w:rFonts w:ascii="맑은 고딕" w:eastAsia="맑은 고딕" w:hAnsi="맑은 고딕"/>
+                <w:rFonts w:ascii="맑은 고딕" w:eastAsia="맑은 고딕" w:hAnsi="맑은 고딕" w:cs="맑은 고딕"/>
+              </w:rPr>
+            </w:pPr>
+            <w:r>
+              <w:rPr>
+                <w:rFonts w:ascii="맑은 고딕" w:eastAsia="맑은 고딕" w:hAnsi="맑은 고딕" w:cs="맑은 고딕"/>
                 <w:b/>
                 <w:color w:val="2962FF"/>
                 <w:sz w:val="20"/>
               </w:rPr>
-              <w:t>구분</w:t>
+              <w:t>참고</w:t>
             </w:r>
           </w:p>
           <w:p>
             <w:pPr>
               <w:spacing w:after="140" w:line="283" w:lineRule="auto"/>
               <w:rPr>
-                <w:rFonts w:ascii="맑은 고딕" w:eastAsia="맑은 고딕" w:hAnsi="맑은 고딕"/>
-              </w:rPr>
-            </w:pPr>
-            <w:r>
-              <w:rPr>
-                <w:rFonts w:ascii="맑은 고딕" w:eastAsia="맑은 고딕" w:hAnsi="맑은 고딕"/>
+                <w:rFonts w:ascii="맑은 고딕" w:eastAsia="맑은 고딕" w:hAnsi="맑은 고딕" w:cs="맑은 고딕"/>
+              </w:rPr>
+            </w:pPr>
+            <w:r>
+              <w:rPr>
+                <w:rFonts w:ascii="맑은 고딕" w:eastAsia="맑은 고딕" w:hAnsi="맑은 고딕" w:cs="맑은 고딕"/>
                 <w:color w:val="23324A"/>
                 <w:sz w:val="19"/>
               </w:rPr>
-              <w:t>신규 프로젝트는 서버에서 그룹·템플릿 폴더·기본 ACL을 생성·검증합니다. 실패한 권한 요청의 부분 재실행 API는 프로젝트 Job에 제공되지 않습니다. 화면은 샘플 데이터입니다.</w:t>
+              <w:t>신규 프로젝트는 서버에서 그룹, 템플릿 폴더, 기본 ACL을 생성하고 검증합니다. 실패한 권한 요청을 부분 재실행하는 API는 프로젝트 Job에서 제공하지 않습니다. 화면은 샘플 데이터입니다.</w:t>
             </w:r>
           </w:p>
         </w:tc>
@@ -2626,12 +2598,12 @@
     <w:p>
       <w:pPr>
         <w:rPr>
-          <w:rFonts w:ascii="맑은 고딕" w:eastAsia="맑은 고딕" w:hAnsi="맑은 고딕"/>
+          <w:rFonts w:ascii="맑은 고딕" w:eastAsia="맑은 고딕" w:hAnsi="맑은 고딕" w:cs="맑은 고딕"/>
         </w:rPr>
       </w:pPr>
       <w:r>
         <w:rPr>
-          <w:rFonts w:ascii="맑은 고딕" w:eastAsia="맑은 고딕" w:hAnsi="맑은 고딕"/>
+          <w:rFonts w:ascii="맑은 고딕" w:eastAsia="맑은 고딕" w:hAnsi="맑은 고딕" w:cs="맑은 고딕"/>
         </w:rPr>
         <w:br w:type="page"/>
       </w:r>
@@ -2641,12 +2613,12 @@
         <w:pStyle w:val="1"/>
         <w:spacing w:after="160" w:line="300" w:lineRule="auto"/>
         <w:rPr>
-          <w:rFonts w:ascii="맑은 고딕" w:eastAsia="맑은 고딕" w:hAnsi="맑은 고딕"/>
+          <w:rFonts w:ascii="맑은 고딕" w:eastAsia="맑은 고딕" w:hAnsi="맑은 고딕" w:cs="맑은 고딕"/>
         </w:rPr>
       </w:pPr>
       <w:r>
         <w:rPr>
-          <w:rFonts w:ascii="맑은 고딕" w:eastAsia="맑은 고딕" w:hAnsi="맑은 고딕"/>
+          <w:rFonts w:ascii="맑은 고딕" w:eastAsia="맑은 고딕" w:hAnsi="맑은 고딕" w:cs="맑은 고딕"/>
           <w:sz w:val="40"/>
         </w:rPr>
         <w:lastRenderedPageBreak/>
@@ -2678,12 +2650,12 @@
             <w:pPr>
               <w:spacing w:before="100" w:after="100"/>
               <w:rPr>
-                <w:rFonts w:ascii="맑은 고딕" w:eastAsia="맑은 고딕" w:hAnsi="맑은 고딕"/>
-              </w:rPr>
-            </w:pPr>
-            <w:r>
-              <w:rPr>
-                <w:rFonts w:ascii="맑은 고딕" w:eastAsia="맑은 고딕" w:hAnsi="맑은 고딕"/>
+                <w:rFonts w:ascii="맑은 고딕" w:eastAsia="맑은 고딕" w:hAnsi="맑은 고딕" w:cs="맑은 고딕"/>
+              </w:rPr>
+            </w:pPr>
+            <w:r>
+              <w:rPr>
+                <w:rFonts w:ascii="맑은 고딕" w:eastAsia="맑은 고딕" w:hAnsi="맑은 고딕" w:cs="맑은 고딕"/>
                 <w:b/>
                 <w:color w:val="FFFFFF"/>
                 <w:sz w:val="19"/>
@@ -2701,12 +2673,12 @@
             <w:pPr>
               <w:spacing w:before="100" w:after="100"/>
               <w:rPr>
-                <w:rFonts w:ascii="맑은 고딕" w:eastAsia="맑은 고딕" w:hAnsi="맑은 고딕"/>
-              </w:rPr>
-            </w:pPr>
-            <w:r>
-              <w:rPr>
-                <w:rFonts w:ascii="맑은 고딕" w:eastAsia="맑은 고딕" w:hAnsi="맑은 고딕"/>
+                <w:rFonts w:ascii="맑은 고딕" w:eastAsia="맑은 고딕" w:hAnsi="맑은 고딕" w:cs="맑은 고딕"/>
+              </w:rPr>
+            </w:pPr>
+            <w:r>
+              <w:rPr>
+                <w:rFonts w:ascii="맑은 고딕" w:eastAsia="맑은 고딕" w:hAnsi="맑은 고딕" w:cs="맑은 고딕"/>
                 <w:b/>
                 <w:color w:val="FFFFFF"/>
                 <w:sz w:val="19"/>
@@ -2731,12 +2703,12 @@
             <w:pPr>
               <w:spacing w:before="100" w:after="100" w:line="269" w:lineRule="auto"/>
               <w:rPr>
-                <w:rFonts w:ascii="맑은 고딕" w:eastAsia="맑은 고딕" w:hAnsi="맑은 고딕"/>
-              </w:rPr>
-            </w:pPr>
-            <w:r>
-              <w:rPr>
-                <w:rFonts w:ascii="맑은 고딕" w:eastAsia="맑은 고딕" w:hAnsi="맑은 고딕"/>
+                <w:rFonts w:ascii="맑은 고딕" w:eastAsia="맑은 고딕" w:hAnsi="맑은 고딕" w:cs="맑은 고딕"/>
+              </w:rPr>
+            </w:pPr>
+            <w:r>
+              <w:rPr>
+                <w:rFonts w:ascii="맑은 고딕" w:eastAsia="맑은 고딕" w:hAnsi="맑은 고딕" w:cs="맑은 고딕"/>
                 <w:b/>
                 <w:color w:val="23324A"/>
                 <w:sz w:val="18"/>
@@ -2755,16 +2727,16 @@
             <w:pPr>
               <w:spacing w:before="100" w:after="100" w:line="269" w:lineRule="auto"/>
               <w:rPr>
-                <w:rFonts w:ascii="맑은 고딕" w:eastAsia="맑은 고딕" w:hAnsi="맑은 고딕"/>
-              </w:rPr>
-            </w:pPr>
-            <w:r>
-              <w:rPr>
-                <w:rFonts w:ascii="맑은 고딕" w:eastAsia="맑은 고딕" w:hAnsi="맑은 고딕"/>
+                <w:rFonts w:ascii="맑은 고딕" w:eastAsia="맑은 고딕" w:hAnsi="맑은 고딕" w:cs="맑은 고딕"/>
+              </w:rPr>
+            </w:pPr>
+            <w:r>
+              <w:rPr>
+                <w:rFonts w:ascii="맑은 고딕" w:eastAsia="맑은 고딕" w:hAnsi="맑은 고딕" w:cs="맑은 고딕"/>
                 <w:color w:val="23324A"/>
                 <w:sz w:val="18"/>
               </w:rPr>
-              <w:t>계획만 확인. 실제 실행과 BUS 완료 없음</w:t>
+              <w:t>계획만 확인. 실제 실행·BUS 완료 없음</w:t>
             </w:r>
           </w:p>
         </w:tc>
@@ -2784,12 +2756,12 @@
             <w:pPr>
               <w:spacing w:before="100" w:after="100" w:line="269" w:lineRule="auto"/>
               <w:rPr>
-                <w:rFonts w:ascii="맑은 고딕" w:eastAsia="맑은 고딕" w:hAnsi="맑은 고딕"/>
-              </w:rPr>
-            </w:pPr>
-            <w:r>
-              <w:rPr>
-                <w:rFonts w:ascii="맑은 고딕" w:eastAsia="맑은 고딕" w:hAnsi="맑은 고딕"/>
+                <w:rFonts w:ascii="맑은 고딕" w:eastAsia="맑은 고딕" w:hAnsi="맑은 고딕" w:cs="맑은 고딕"/>
+              </w:rPr>
+            </w:pPr>
+            <w:r>
+              <w:rPr>
+                <w:rFonts w:ascii="맑은 고딕" w:eastAsia="맑은 고딕" w:hAnsi="맑은 고딕" w:cs="맑은 고딕"/>
                 <w:b/>
                 <w:color w:val="23324A"/>
                 <w:sz w:val="18"/>
@@ -2808,12 +2780,12 @@
             <w:pPr>
               <w:spacing w:before="100" w:after="100" w:line="269" w:lineRule="auto"/>
               <w:rPr>
-                <w:rFonts w:ascii="맑은 고딕" w:eastAsia="맑은 고딕" w:hAnsi="맑은 고딕"/>
-              </w:rPr>
-            </w:pPr>
-            <w:r>
-              <w:rPr>
-                <w:rFonts w:ascii="맑은 고딕" w:eastAsia="맑은 고딕" w:hAnsi="맑은 고딕"/>
+                <w:rFonts w:ascii="맑은 고딕" w:eastAsia="맑은 고딕" w:hAnsi="맑은 고딕" w:cs="맑은 고딕"/>
+              </w:rPr>
+            </w:pPr>
+            <w:r>
+              <w:rPr>
+                <w:rFonts w:ascii="맑은 고딕" w:eastAsia="맑은 고딕" w:hAnsi="맑은 고딕" w:cs="맑은 고딕"/>
                 <w:color w:val="23324A"/>
                 <w:sz w:val="18"/>
               </w:rPr>
@@ -2837,12 +2809,12 @@
             <w:pPr>
               <w:spacing w:before="100" w:after="100" w:line="269" w:lineRule="auto"/>
               <w:rPr>
-                <w:rFonts w:ascii="맑은 고딕" w:eastAsia="맑은 고딕" w:hAnsi="맑은 고딕"/>
-              </w:rPr>
-            </w:pPr>
-            <w:r>
-              <w:rPr>
-                <w:rFonts w:ascii="맑은 고딕" w:eastAsia="맑은 고딕" w:hAnsi="맑은 고딕"/>
+                <w:rFonts w:ascii="맑은 고딕" w:eastAsia="맑은 고딕" w:hAnsi="맑은 고딕" w:cs="맑은 고딕"/>
+              </w:rPr>
+            </w:pPr>
+            <w:r>
+              <w:rPr>
+                <w:rFonts w:ascii="맑은 고딕" w:eastAsia="맑은 고딕" w:hAnsi="맑은 고딕" w:cs="맑은 고딕"/>
                 <w:b/>
                 <w:color w:val="23324A"/>
                 <w:sz w:val="18"/>
@@ -2861,16 +2833,16 @@
             <w:pPr>
               <w:spacing w:before="100" w:after="100" w:line="269" w:lineRule="auto"/>
               <w:rPr>
-                <w:rFonts w:ascii="맑은 고딕" w:eastAsia="맑은 고딕" w:hAnsi="맑은 고딕"/>
-              </w:rPr>
-            </w:pPr>
-            <w:r>
-              <w:rPr>
-                <w:rFonts w:ascii="맑은 고딕" w:eastAsia="맑은 고딕" w:hAnsi="맑은 고딕"/>
+                <w:rFonts w:ascii="맑은 고딕" w:eastAsia="맑은 고딕" w:hAnsi="맑은 고딕" w:cs="맑은 고딕"/>
+              </w:rPr>
+            </w:pPr>
+            <w:r>
+              <w:rPr>
+                <w:rFonts w:ascii="맑은 고딕" w:eastAsia="맑은 고딕" w:hAnsi="맑은 고딕" w:cs="맑은 고딕"/>
                 <w:color w:val="23324A"/>
                 <w:sz w:val="18"/>
               </w:rPr>
-              <w:t>실제 서버 작업 성공. BUS 원본이면 완료 처리 가능</w:t>
+              <w:t>실제 서버 작업이 성공함. BUS 원본 요청이면 완료 처리 가능</w:t>
             </w:r>
           </w:p>
         </w:tc>
@@ -2890,12 +2862,12 @@
             <w:pPr>
               <w:spacing w:before="100" w:after="100" w:line="269" w:lineRule="auto"/>
               <w:rPr>
-                <w:rFonts w:ascii="맑은 고딕" w:eastAsia="맑은 고딕" w:hAnsi="맑은 고딕"/>
-              </w:rPr>
-            </w:pPr>
-            <w:r>
-              <w:rPr>
-                <w:rFonts w:ascii="맑은 고딕" w:eastAsia="맑은 고딕" w:hAnsi="맑은 고딕"/>
+                <w:rFonts w:ascii="맑은 고딕" w:eastAsia="맑은 고딕" w:hAnsi="맑은 고딕" w:cs="맑은 고딕"/>
+              </w:rPr>
+            </w:pPr>
+            <w:r>
+              <w:rPr>
+                <w:rFonts w:ascii="맑은 고딕" w:eastAsia="맑은 고딕" w:hAnsi="맑은 고딕" w:cs="맑은 고딕"/>
                 <w:b/>
                 <w:color w:val="23324A"/>
                 <w:sz w:val="18"/>
@@ -2914,12 +2886,12 @@
             <w:pPr>
               <w:spacing w:before="100" w:after="100" w:line="269" w:lineRule="auto"/>
               <w:rPr>
-                <w:rFonts w:ascii="맑은 고딕" w:eastAsia="맑은 고딕" w:hAnsi="맑은 고딕"/>
-              </w:rPr>
-            </w:pPr>
-            <w:r>
-              <w:rPr>
-                <w:rFonts w:ascii="맑은 고딕" w:eastAsia="맑은 고딕" w:hAnsi="맑은 고딕"/>
+                <w:rFonts w:ascii="맑은 고딕" w:eastAsia="맑은 고딕" w:hAnsi="맑은 고딕" w:cs="맑은 고딕"/>
+              </w:rPr>
+            </w:pPr>
+            <w:r>
+              <w:rPr>
+                <w:rFonts w:ascii="맑은 고딕" w:eastAsia="맑은 고딕" w:hAnsi="맑은 고딕" w:cs="맑은 고딕"/>
                 <w:color w:val="23324A"/>
                 <w:sz w:val="18"/>
               </w:rPr>
@@ -2943,12 +2915,12 @@
             <w:pPr>
               <w:spacing w:before="100" w:after="100" w:line="269" w:lineRule="auto"/>
               <w:rPr>
-                <w:rFonts w:ascii="맑은 고딕" w:eastAsia="맑은 고딕" w:hAnsi="맑은 고딕"/>
-              </w:rPr>
-            </w:pPr>
-            <w:r>
-              <w:rPr>
-                <w:rFonts w:ascii="맑은 고딕" w:eastAsia="맑은 고딕" w:hAnsi="맑은 고딕"/>
+                <w:rFonts w:ascii="맑은 고딕" w:eastAsia="맑은 고딕" w:hAnsi="맑은 고딕" w:cs="맑은 고딕"/>
+              </w:rPr>
+            </w:pPr>
+            <w:r>
+              <w:rPr>
+                <w:rFonts w:ascii="맑은 고딕" w:eastAsia="맑은 고딕" w:hAnsi="맑은 고딕" w:cs="맑은 고딕"/>
                 <w:b/>
                 <w:color w:val="23324A"/>
                 <w:sz w:val="18"/>
@@ -2967,16 +2939,16 @@
             <w:pPr>
               <w:spacing w:before="100" w:after="100" w:line="269" w:lineRule="auto"/>
               <w:rPr>
-                <w:rFonts w:ascii="맑은 고딕" w:eastAsia="맑은 고딕" w:hAnsi="맑은 고딕"/>
-              </w:rPr>
-            </w:pPr>
-            <w:r>
-              <w:rPr>
-                <w:rFonts w:ascii="맑은 고딕" w:eastAsia="맑은 고딕" w:hAnsi="맑은 고딕"/>
+                <w:rFonts w:ascii="맑은 고딕" w:eastAsia="맑은 고딕" w:hAnsi="맑은 고딕" w:cs="맑은 고딕"/>
+              </w:rPr>
+            </w:pPr>
+            <w:r>
+              <w:rPr>
+                <w:rFonts w:ascii="맑은 고딕" w:eastAsia="맑은 고딕" w:hAnsi="맑은 고딕" w:cs="맑은 고딕"/>
                 <w:color w:val="23324A"/>
                 <w:sz w:val="18"/>
               </w:rPr>
-              <w:t>일부 단계만 성공. 실패 원인 조치 후 권한 작업 명시적 재시도</w:t>
+              <w:t>일부 단계만 성공. 실패 원인을 조치한 뒤 권한 작업을 명시적으로 재시도</w:t>
             </w:r>
           </w:p>
         </w:tc>
@@ -2996,12 +2968,12 @@
             <w:pPr>
               <w:spacing w:before="100" w:after="100" w:line="269" w:lineRule="auto"/>
               <w:rPr>
-                <w:rFonts w:ascii="맑은 고딕" w:eastAsia="맑은 고딕" w:hAnsi="맑은 고딕"/>
-              </w:rPr>
-            </w:pPr>
-            <w:r>
-              <w:rPr>
-                <w:rFonts w:ascii="맑은 고딕" w:eastAsia="맑은 고딕" w:hAnsi="맑은 고딕"/>
+                <w:rFonts w:ascii="맑은 고딕" w:eastAsia="맑은 고딕" w:hAnsi="맑은 고딕" w:cs="맑은 고딕"/>
+              </w:rPr>
+            </w:pPr>
+            <w:r>
+              <w:rPr>
+                <w:rFonts w:ascii="맑은 고딕" w:eastAsia="맑은 고딕" w:hAnsi="맑은 고딕" w:cs="맑은 고딕"/>
                 <w:b/>
                 <w:color w:val="23324A"/>
                 <w:sz w:val="18"/>
@@ -3020,16 +2992,16 @@
             <w:pPr>
               <w:spacing w:before="100" w:after="100" w:line="269" w:lineRule="auto"/>
               <w:rPr>
-                <w:rFonts w:ascii="맑은 고딕" w:eastAsia="맑은 고딕" w:hAnsi="맑은 고딕"/>
-              </w:rPr>
-            </w:pPr>
-            <w:r>
-              <w:rPr>
-                <w:rFonts w:ascii="맑은 고딕" w:eastAsia="맑은 고딕" w:hAnsi="맑은 고딕"/>
+                <w:rFonts w:ascii="맑은 고딕" w:eastAsia="맑은 고딕" w:hAnsi="맑은 고딕" w:cs="맑은 고딕"/>
+              </w:rPr>
+            </w:pPr>
+            <w:r>
+              <w:rPr>
+                <w:rFonts w:ascii="맑은 고딕" w:eastAsia="맑은 고딕" w:hAnsi="맑은 고딕" w:cs="맑은 고딕"/>
                 <w:color w:val="23324A"/>
                 <w:sz w:val="18"/>
               </w:rPr>
-              <w:t>상세 오류·파일 로그 확인. 기존 Job은 원인 조치만으로 성공으로 변하지 않음</w:t>
+              <w:t>상세 오류·파일 로그 확인. 기존 Job은 원인을 조치해도 성공으로 바뀌지 않음</w:t>
             </w:r>
           </w:p>
         </w:tc>
@@ -3049,12 +3021,12 @@
             <w:pPr>
               <w:spacing w:before="100" w:after="100" w:line="269" w:lineRule="auto"/>
               <w:rPr>
-                <w:rFonts w:ascii="맑은 고딕" w:eastAsia="맑은 고딕" w:hAnsi="맑은 고딕"/>
-              </w:rPr>
-            </w:pPr>
-            <w:r>
-              <w:rPr>
-                <w:rFonts w:ascii="맑은 고딕" w:eastAsia="맑은 고딕" w:hAnsi="맑은 고딕"/>
+                <w:rFonts w:ascii="맑은 고딕" w:eastAsia="맑은 고딕" w:hAnsi="맑은 고딕" w:cs="맑은 고딕"/>
+              </w:rPr>
+            </w:pPr>
+            <w:r>
+              <w:rPr>
+                <w:rFonts w:ascii="맑은 고딕" w:eastAsia="맑은 고딕" w:hAnsi="맑은 고딕" w:cs="맑은 고딕"/>
                 <w:b/>
                 <w:color w:val="23324A"/>
                 <w:sz w:val="18"/>
@@ -3073,16 +3045,16 @@
             <w:pPr>
               <w:spacing w:before="100" w:after="100" w:line="269" w:lineRule="auto"/>
               <w:rPr>
-                <w:rFonts w:ascii="맑은 고딕" w:eastAsia="맑은 고딕" w:hAnsi="맑은 고딕"/>
-              </w:rPr>
-            </w:pPr>
-            <w:r>
-              <w:rPr>
-                <w:rFonts w:ascii="맑은 고딕" w:eastAsia="맑은 고딕" w:hAnsi="맑은 고딕"/>
+                <w:rFonts w:ascii="맑은 고딕" w:eastAsia="맑은 고딕" w:hAnsi="맑은 고딕" w:cs="맑은 고딕"/>
+              </w:rPr>
+            </w:pPr>
+            <w:r>
+              <w:rPr>
+                <w:rFonts w:ascii="맑은 고딕" w:eastAsia="맑은 고딕" w:hAnsi="맑은 고딕" w:cs="맑은 고딕"/>
                 <w:color w:val="23324A"/>
                 <w:sz w:val="18"/>
               </w:rPr>
-              <w:t>접수나 조회 결과가 불확실. 같은 요청번호로 서버 이력 확인</w:t>
+              <w:t>접수 또는 조회 결과가 불확실함. 같은 요청번호로 서버 이력을 확인</w:t>
             </w:r>
           </w:p>
         </w:tc>
@@ -3092,7 +3064,7 @@
       <w:pPr>
         <w:spacing w:after="0"/>
         <w:rPr>
-          <w:rFonts w:ascii="맑은 고딕" w:eastAsia="맑은 고딕" w:hAnsi="맑은 고딕"/>
+          <w:rFonts w:ascii="맑은 고딕" w:eastAsia="맑은 고딕" w:hAnsi="맑은 고딕" w:cs="맑은 고딕"/>
         </w:rPr>
       </w:pPr>
     </w:p>
@@ -3101,12 +3073,12 @@
         <w:pStyle w:val="21"/>
         <w:spacing w:before="140" w:after="160" w:line="300" w:lineRule="auto"/>
         <w:rPr>
-          <w:rFonts w:ascii="맑은 고딕" w:eastAsia="맑은 고딕" w:hAnsi="맑은 고딕"/>
+          <w:rFonts w:ascii="맑은 고딕" w:eastAsia="맑은 고딕" w:hAnsi="맑은 고딕" w:cs="맑은 고딕"/>
         </w:rPr>
       </w:pPr>
       <w:r>
         <w:rPr>
-          <w:rFonts w:ascii="맑은 고딕" w:eastAsia="맑은 고딕" w:hAnsi="맑은 고딕"/>
+          <w:rFonts w:ascii="맑은 고딕" w:eastAsia="맑은 고딕" w:hAnsi="맑은 고딕" w:cs="맑은 고딕"/>
           <w:color w:val="2962FF"/>
           <w:sz w:val="24"/>
         </w:rPr>
@@ -3117,15 +3089,15 @@
       <w:pPr>
         <w:spacing w:after="160" w:line="300" w:lineRule="auto"/>
         <w:rPr>
-          <w:rFonts w:ascii="맑은 고딕" w:eastAsia="맑은 고딕" w:hAnsi="맑은 고딕"/>
+          <w:rFonts w:ascii="맑은 고딕" w:eastAsia="맑은 고딕" w:hAnsi="맑은 고딕" w:cs="맑은 고딕"/>
         </w:rPr>
       </w:pPr>
       <w:r>
         <w:rPr>
-          <w:rFonts w:ascii="맑은 고딕" w:eastAsia="맑은 고딕" w:hAnsi="맑은 고딕"/>
+          <w:rFonts w:ascii="맑은 고딕" w:eastAsia="맑은 고딕" w:hAnsi="맑은 고딕" w:cs="맑은 고딕"/>
           <w:color w:val="23324A"/>
         </w:rPr>
-        <w:t>실패·부분 성공 항목을 체크하고 선택 실행을 누른 뒤 재실행 안내를 확인합니다. 서버가 새 Job을 만들고 이전 성공 단계는 유지하며 실패·미실행 단계를 처리합니다. 폴더를 복구한 뒤 일반 등록만 반복하면 기존 결과가 반환될 수 있습니다.</w:t>
+        <w:t>실패·부분 성공 항목을 체크하고 선택 실행을 누른 뒤, 재실행 안내를 확인합니다. 서버는 새 Job을 만들어 이전에 성공한 단계는 유지하고, 실패했거나 실행되지 않은 단계만 처리합니다. 폴더를 복구한 뒤 일반 등록만 반복하면 기존 결과가 그대로 반환될 수 있습니다.</w:t>
       </w:r>
     </w:p>
     <w:p>
@@ -3133,12 +3105,12 @@
         <w:pStyle w:val="21"/>
         <w:spacing w:before="140" w:after="160" w:line="300" w:lineRule="auto"/>
         <w:rPr>
-          <w:rFonts w:ascii="맑은 고딕" w:eastAsia="맑은 고딕" w:hAnsi="맑은 고딕"/>
+          <w:rFonts w:ascii="맑은 고딕" w:eastAsia="맑은 고딕" w:hAnsi="맑은 고딕" w:cs="맑은 고딕"/>
         </w:rPr>
       </w:pPr>
       <w:r>
         <w:rPr>
-          <w:rFonts w:ascii="맑은 고딕" w:eastAsia="맑은 고딕" w:hAnsi="맑은 고딕"/>
+          <w:rFonts w:ascii="맑은 고딕" w:eastAsia="맑은 고딕" w:hAnsi="맑은 고딕" w:cs="맑은 고딕"/>
           <w:color w:val="2962FF"/>
           <w:sz w:val="24"/>
         </w:rPr>
@@ -3149,15 +3121,15 @@
       <w:pPr>
         <w:spacing w:after="160" w:line="300" w:lineRule="auto"/>
         <w:rPr>
-          <w:rFonts w:ascii="맑은 고딕" w:eastAsia="맑은 고딕" w:hAnsi="맑은 고딕"/>
+          <w:rFonts w:ascii="맑은 고딕" w:eastAsia="맑은 고딕" w:hAnsi="맑은 고딕" w:cs="맑은 고딕"/>
         </w:rPr>
       </w:pPr>
       <w:r>
         <w:rPr>
-          <w:rFonts w:ascii="맑은 고딕" w:eastAsia="맑은 고딕" w:hAnsi="맑은 고딕"/>
+          <w:rFonts w:ascii="맑은 고딕" w:eastAsia="맑은 고딕" w:hAnsi="맑은 고딕" w:cs="맑은 고딕"/>
           <w:color w:val="23324A"/>
         </w:rPr>
-        <w:t>BUS 완료 재확인은 서버 최신 상태를 확인하고 BUS 완료만 시도합니다. source=bus, executor_mode=powershell, status=succeeded이며 중지되지 않은 요청만 허용합니다. 조회 실패나 다른 요청의 응답을 근거로 완료하지 않습니다.</w:t>
+        <w:t>BUS 완료 재확인은 서버의 최신 상태를 확인한 뒤 BUS 완료만 시도합니다. source=bus, executor_mode=powershell, status=succeeded이면서 중지되지 않은 요청만 대상입니다. 조회에 실패했거나 다른 요청의 응답이 온 경우에는 이를 근거로 완료 처리하지 않습니다.</w:t>
       </w:r>
     </w:p>
     <w:tbl>
@@ -3178,33 +3150,33 @@
             <w:pPr>
               <w:spacing w:before="140" w:after="80"/>
               <w:rPr>
-                <w:rFonts w:ascii="맑은 고딕" w:eastAsia="맑은 고딕" w:hAnsi="맑은 고딕"/>
-              </w:rPr>
-            </w:pPr>
-            <w:r>
-              <w:rPr>
-                <w:rFonts w:ascii="맑은 고딕" w:eastAsia="맑은 고딕" w:hAnsi="맑은 고딕"/>
+                <w:rFonts w:ascii="맑은 고딕" w:eastAsia="맑은 고딕" w:hAnsi="맑은 고딕" w:cs="맑은 고딕"/>
+              </w:rPr>
+            </w:pPr>
+            <w:r>
+              <w:rPr>
+                <w:rFonts w:ascii="맑은 고딕" w:eastAsia="맑은 고딕" w:hAnsi="맑은 고딕" w:cs="맑은 고딕"/>
                 <w:b/>
                 <w:color w:val="2962FF"/>
                 <w:sz w:val="20"/>
               </w:rPr>
-              <w:t>재시도 전제</w:t>
+              <w:t>재시도 전 확인 사항</w:t>
             </w:r>
           </w:p>
           <w:p>
             <w:pPr>
               <w:spacing w:after="140" w:line="283" w:lineRule="auto"/>
               <w:rPr>
-                <w:rFonts w:ascii="맑은 고딕" w:eastAsia="맑은 고딕" w:hAnsi="맑은 고딕"/>
-              </w:rPr>
-            </w:pPr>
-            <w:r>
-              <w:rPr>
-                <w:rFonts w:ascii="맑은 고딕" w:eastAsia="맑은 고딕" w:hAnsi="맑은 고딕"/>
+                <w:rFonts w:ascii="맑은 고딕" w:eastAsia="맑은 고딕" w:hAnsi="맑은 고딕" w:cs="맑은 고딕"/>
+              </w:rPr>
+            </w:pPr>
+            <w:r>
+              <w:rPr>
+                <w:rFonts w:ascii="맑은 고딕" w:eastAsia="맑은 고딕" w:hAnsi="맑은 고딕" w:cs="맑은 고딕"/>
                 <w:color w:val="23324A"/>
                 <w:sz w:val="19"/>
               </w:rPr>
-              <w:t>API와 Client가 모두 최신 재실행 계약을 지원해야 합니다. 성공했던 단계를 외부에서 바꿨다면 자동 재검증되지 않으므로 실제 권한을 먼저 확인하세요.</w:t>
+              <w:t>API와 Client가 모두 최신 재실행 계약을 지원해야 합니다. 이미 성공한 단계를 외부에서 바꿨다면 자동으로 재검증되지 않으므로, 실제 권한을 먼저 확인하세요.</w:t>
             </w:r>
           </w:p>
         </w:tc>
@@ -3213,12 +3185,12 @@
     <w:p>
       <w:pPr>
         <w:rPr>
-          <w:rFonts w:ascii="맑은 고딕" w:eastAsia="맑은 고딕" w:hAnsi="맑은 고딕"/>
+          <w:rFonts w:ascii="맑은 고딕" w:eastAsia="맑은 고딕" w:hAnsi="맑은 고딕" w:cs="맑은 고딕"/>
         </w:rPr>
       </w:pPr>
       <w:r>
         <w:rPr>
-          <w:rFonts w:ascii="맑은 고딕" w:eastAsia="맑은 고딕" w:hAnsi="맑은 고딕"/>
+          <w:rFonts w:ascii="맑은 고딕" w:eastAsia="맑은 고딕" w:hAnsi="맑은 고딕" w:cs="맑은 고딕"/>
         </w:rPr>
         <w:br w:type="page"/>
       </w:r>
@@ -3228,12 +3200,12 @@
         <w:pStyle w:val="1"/>
         <w:spacing w:after="160" w:line="300" w:lineRule="auto"/>
         <w:rPr>
-          <w:rFonts w:ascii="맑은 고딕" w:eastAsia="맑은 고딕" w:hAnsi="맑은 고딕"/>
+          <w:rFonts w:ascii="맑은 고딕" w:eastAsia="맑은 고딕" w:hAnsi="맑은 고딕" w:cs="맑은 고딕"/>
         </w:rPr>
       </w:pPr>
       <w:r>
         <w:rPr>
-          <w:rFonts w:ascii="맑은 고딕" w:eastAsia="맑은 고딕" w:hAnsi="맑은 고딕"/>
+          <w:rFonts w:ascii="맑은 고딕" w:eastAsia="맑은 고딕" w:hAnsi="맑은 고딕" w:cs="맑은 고딕"/>
           <w:sz w:val="40"/>
         </w:rPr>
         <w:lastRenderedPageBreak/>
@@ -3265,12 +3237,12 @@
             <w:pPr>
               <w:spacing w:before="100" w:after="100"/>
               <w:rPr>
-                <w:rFonts w:ascii="맑은 고딕" w:eastAsia="맑은 고딕" w:hAnsi="맑은 고딕"/>
-              </w:rPr>
-            </w:pPr>
-            <w:r>
-              <w:rPr>
-                <w:rFonts w:ascii="맑은 고딕" w:eastAsia="맑은 고딕" w:hAnsi="맑은 고딕"/>
+                <w:rFonts w:ascii="맑은 고딕" w:eastAsia="맑은 고딕" w:hAnsi="맑은 고딕" w:cs="맑은 고딕"/>
+              </w:rPr>
+            </w:pPr>
+            <w:r>
+              <w:rPr>
+                <w:rFonts w:ascii="맑은 고딕" w:eastAsia="맑은 고딕" w:hAnsi="맑은 고딕" w:cs="맑은 고딕"/>
                 <w:b/>
                 <w:color w:val="FFFFFF"/>
                 <w:sz w:val="19"/>
@@ -3288,17 +3260,17 @@
             <w:pPr>
               <w:spacing w:before="100" w:after="100"/>
               <w:rPr>
-                <w:rFonts w:ascii="맑은 고딕" w:eastAsia="맑은 고딕" w:hAnsi="맑은 고딕"/>
-              </w:rPr>
-            </w:pPr>
-            <w:r>
-              <w:rPr>
-                <w:rFonts w:ascii="맑은 고딕" w:eastAsia="맑은 고딕" w:hAnsi="맑은 고딕"/>
+                <w:rFonts w:ascii="맑은 고딕" w:eastAsia="맑은 고딕" w:hAnsi="맑은 고딕" w:cs="맑은 고딕"/>
+              </w:rPr>
+            </w:pPr>
+            <w:r>
+              <w:rPr>
+                <w:rFonts w:ascii="맑은 고딕" w:eastAsia="맑은 고딕" w:hAnsi="맑은 고딕" w:cs="맑은 고딕"/>
                 <w:b/>
                 <w:color w:val="FFFFFF"/>
                 <w:sz w:val="19"/>
               </w:rPr>
-              <w:t>책임</w:t>
+              <w:t>역할</w:t>
             </w:r>
           </w:p>
         </w:tc>
@@ -3318,12 +3290,12 @@
             <w:pPr>
               <w:spacing w:before="100" w:after="100" w:line="269" w:lineRule="auto"/>
               <w:rPr>
-                <w:rFonts w:ascii="맑은 고딕" w:eastAsia="맑은 고딕" w:hAnsi="맑은 고딕"/>
-              </w:rPr>
-            </w:pPr>
-            <w:r>
-              <w:rPr>
-                <w:rFonts w:ascii="맑은 고딕" w:eastAsia="맑은 고딕" w:hAnsi="맑은 고딕"/>
+                <w:rFonts w:ascii="맑은 고딕" w:eastAsia="맑은 고딕" w:hAnsi="맑은 고딕" w:cs="맑은 고딕"/>
+              </w:rPr>
+            </w:pPr>
+            <w:r>
+              <w:rPr>
+                <w:rFonts w:ascii="맑은 고딕" w:eastAsia="맑은 고딕" w:hAnsi="맑은 고딕" w:cs="맑은 고딕"/>
                 <w:b/>
                 <w:color w:val="23324A"/>
                 <w:sz w:val="18"/>
@@ -3342,12 +3314,12 @@
             <w:pPr>
               <w:spacing w:before="100" w:after="100" w:line="269" w:lineRule="auto"/>
               <w:rPr>
-                <w:rFonts w:ascii="맑은 고딕" w:eastAsia="맑은 고딕" w:hAnsi="맑은 고딕"/>
-              </w:rPr>
-            </w:pPr>
-            <w:r>
-              <w:rPr>
-                <w:rFonts w:ascii="맑은 고딕" w:eastAsia="맑은 고딕" w:hAnsi="맑은 고딕"/>
+                <w:rFonts w:ascii="맑은 고딕" w:eastAsia="맑은 고딕" w:hAnsi="맑은 고딕" w:cs="맑은 고딕"/>
+              </w:rPr>
+            </w:pPr>
+            <w:r>
+              <w:rPr>
+                <w:rFonts w:ascii="맑은 고딕" w:eastAsia="맑은 고딕" w:hAnsi="맑은 고딕" w:cs="맑은 고딕"/>
                 <w:color w:val="23324A"/>
                 <w:sz w:val="18"/>
               </w:rPr>
@@ -3371,12 +3343,12 @@
             <w:pPr>
               <w:spacing w:before="100" w:after="100" w:line="269" w:lineRule="auto"/>
               <w:rPr>
-                <w:rFonts w:ascii="맑은 고딕" w:eastAsia="맑은 고딕" w:hAnsi="맑은 고딕"/>
-              </w:rPr>
-            </w:pPr>
-            <w:r>
-              <w:rPr>
-                <w:rFonts w:ascii="맑은 고딕" w:eastAsia="맑은 고딕" w:hAnsi="맑은 고딕"/>
+                <w:rFonts w:ascii="맑은 고딕" w:eastAsia="맑은 고딕" w:hAnsi="맑은 고딕" w:cs="맑은 고딕"/>
+              </w:rPr>
+            </w:pPr>
+            <w:r>
+              <w:rPr>
+                <w:rFonts w:ascii="맑은 고딕" w:eastAsia="맑은 고딕" w:hAnsi="맑은 고딕" w:cs="맑은 고딕"/>
                 <w:b/>
                 <w:color w:val="23324A"/>
                 <w:sz w:val="18"/>
@@ -3395,12 +3367,12 @@
             <w:pPr>
               <w:spacing w:before="100" w:after="100" w:line="269" w:lineRule="auto"/>
               <w:rPr>
-                <w:rFonts w:ascii="맑은 고딕" w:eastAsia="맑은 고딕" w:hAnsi="맑은 고딕"/>
-              </w:rPr>
-            </w:pPr>
-            <w:r>
-              <w:rPr>
-                <w:rFonts w:ascii="맑은 고딕" w:eastAsia="맑은 고딕" w:hAnsi="맑은 고딕"/>
+                <w:rFonts w:ascii="맑은 고딕" w:eastAsia="맑은 고딕" w:hAnsi="맑은 고딕" w:cs="맑은 고딕"/>
+              </w:rPr>
+            </w:pPr>
+            <w:r>
+              <w:rPr>
+                <w:rFonts w:ascii="맑은 고딕" w:eastAsia="맑은 고딕" w:hAnsi="맑은 고딕" w:cs="맑은 고딕"/>
                 <w:color w:val="23324A"/>
                 <w:sz w:val="18"/>
               </w:rPr>
@@ -3424,12 +3396,12 @@
             <w:pPr>
               <w:spacing w:before="100" w:after="100" w:line="269" w:lineRule="auto"/>
               <w:rPr>
-                <w:rFonts w:ascii="맑은 고딕" w:eastAsia="맑은 고딕" w:hAnsi="맑은 고딕"/>
-              </w:rPr>
-            </w:pPr>
-            <w:r>
-              <w:rPr>
-                <w:rFonts w:ascii="맑은 고딕" w:eastAsia="맑은 고딕" w:hAnsi="맑은 고딕"/>
+                <w:rFonts w:ascii="맑은 고딕" w:eastAsia="맑은 고딕" w:hAnsi="맑은 고딕" w:cs="맑은 고딕"/>
+              </w:rPr>
+            </w:pPr>
+            <w:r>
+              <w:rPr>
+                <w:rFonts w:ascii="맑은 고딕" w:eastAsia="맑은 고딕" w:hAnsi="맑은 고딕" w:cs="맑은 고딕"/>
                 <w:b/>
                 <w:color w:val="23324A"/>
                 <w:sz w:val="18"/>
@@ -3448,16 +3420,16 @@
             <w:pPr>
               <w:spacing w:before="100" w:after="100" w:line="269" w:lineRule="auto"/>
               <w:rPr>
-                <w:rFonts w:ascii="맑은 고딕" w:eastAsia="맑은 고딕" w:hAnsi="맑은 고딕"/>
-              </w:rPr>
-            </w:pPr>
-            <w:r>
-              <w:rPr>
-                <w:rFonts w:ascii="맑은 고딕" w:eastAsia="맑은 고딕" w:hAnsi="맑은 고딕"/>
+                <w:rFonts w:ascii="맑은 고딕" w:eastAsia="맑은 고딕" w:hAnsi="맑은 고딕" w:cs="맑은 고딕"/>
+              </w:rPr>
+            </w:pPr>
+            <w:r>
+              <w:rPr>
+                <w:rFonts w:ascii="맑은 고딕" w:eastAsia="맑은 고딕" w:hAnsi="맑은 고딕" w:cs="맑은 고딕"/>
                 <w:color w:val="23324A"/>
                 <w:sz w:val="18"/>
               </w:rPr>
-              <w:t>간단 로그인 / 일반 설정. 계정 처리 함수 공유</w:t>
+              <w:t>간단 로그인 창 / 일반 설정 창. 계정 처리 함수를 공유</w:t>
             </w:r>
           </w:p>
         </w:tc>
@@ -3477,12 +3449,12 @@
             <w:pPr>
               <w:spacing w:before="100" w:after="100" w:line="269" w:lineRule="auto"/>
               <w:rPr>
-                <w:rFonts w:ascii="맑은 고딕" w:eastAsia="맑은 고딕" w:hAnsi="맑은 고딕"/>
-              </w:rPr>
-            </w:pPr>
-            <w:r>
-              <w:rPr>
-                <w:rFonts w:ascii="맑은 고딕" w:eastAsia="맑은 고딕" w:hAnsi="맑은 고딕"/>
+                <w:rFonts w:ascii="맑은 고딕" w:eastAsia="맑은 고딕" w:hAnsi="맑은 고딕" w:cs="맑은 고딕"/>
+              </w:rPr>
+            </w:pPr>
+            <w:r>
+              <w:rPr>
+                <w:rFonts w:ascii="맑은 고딕" w:eastAsia="맑은 고딕" w:hAnsi="맑은 고딕" w:cs="맑은 고딕"/>
                 <w:b/>
                 <w:color w:val="23324A"/>
                 <w:sz w:val="18"/>
@@ -3501,12 +3473,12 @@
             <w:pPr>
               <w:spacing w:before="100" w:after="100" w:line="269" w:lineRule="auto"/>
               <w:rPr>
-                <w:rFonts w:ascii="맑은 고딕" w:eastAsia="맑은 고딕" w:hAnsi="맑은 고딕"/>
-              </w:rPr>
-            </w:pPr>
-            <w:r>
-              <w:rPr>
-                <w:rFonts w:ascii="맑은 고딕" w:eastAsia="맑은 고딕" w:hAnsi="맑은 고딕"/>
+                <w:rFonts w:ascii="맑은 고딕" w:eastAsia="맑은 고딕" w:hAnsi="맑은 고딕" w:cs="맑은 고딕"/>
+              </w:rPr>
+            </w:pPr>
+            <w:r>
+              <w:rPr>
+                <w:rFonts w:ascii="맑은 고딕" w:eastAsia="맑은 고딕" w:hAnsi="맑은 고딕" w:cs="맑은 고딕"/>
                 <w:color w:val="23324A"/>
                 <w:sz w:val="18"/>
               </w:rPr>
@@ -3530,12 +3502,12 @@
             <w:pPr>
               <w:spacing w:before="100" w:after="100" w:line="269" w:lineRule="auto"/>
               <w:rPr>
-                <w:rFonts w:ascii="맑은 고딕" w:eastAsia="맑은 고딕" w:hAnsi="맑은 고딕"/>
-              </w:rPr>
-            </w:pPr>
-            <w:r>
-              <w:rPr>
-                <w:rFonts w:ascii="맑은 고딕" w:eastAsia="맑은 고딕" w:hAnsi="맑은 고딕"/>
+                <w:rFonts w:ascii="맑은 고딕" w:eastAsia="맑은 고딕" w:hAnsi="맑은 고딕" w:cs="맑은 고딕"/>
+              </w:rPr>
+            </w:pPr>
+            <w:r>
+              <w:rPr>
+                <w:rFonts w:ascii="맑은 고딕" w:eastAsia="맑은 고딕" w:hAnsi="맑은 고딕" w:cs="맑은 고딕"/>
                 <w:b/>
                 <w:color w:val="23324A"/>
                 <w:sz w:val="18"/>
@@ -3554,12 +3526,12 @@
             <w:pPr>
               <w:spacing w:before="100" w:after="100" w:line="269" w:lineRule="auto"/>
               <w:rPr>
-                <w:rFonts w:ascii="맑은 고딕" w:eastAsia="맑은 고딕" w:hAnsi="맑은 고딕"/>
-              </w:rPr>
-            </w:pPr>
-            <w:r>
-              <w:rPr>
-                <w:rFonts w:ascii="맑은 고딕" w:eastAsia="맑은 고딕" w:hAnsi="맑은 고딕"/>
+                <w:rFonts w:ascii="맑은 고딕" w:eastAsia="맑은 고딕" w:hAnsi="맑은 고딕" w:cs="맑은 고딕"/>
+              </w:rPr>
+            </w:pPr>
+            <w:r>
+              <w:rPr>
+                <w:rFonts w:ascii="맑은 고딕" w:eastAsia="맑은 고딕" w:hAnsi="맑은 고딕" w:cs="맑은 고딕"/>
                 <w:color w:val="23324A"/>
                 <w:sz w:val="18"/>
               </w:rPr>
@@ -3583,12 +3555,12 @@
             <w:pPr>
               <w:spacing w:before="100" w:after="100" w:line="269" w:lineRule="auto"/>
               <w:rPr>
-                <w:rFonts w:ascii="맑은 고딕" w:eastAsia="맑은 고딕" w:hAnsi="맑은 고딕"/>
-              </w:rPr>
-            </w:pPr>
-            <w:r>
-              <w:rPr>
-                <w:rFonts w:ascii="맑은 고딕" w:eastAsia="맑은 고딕" w:hAnsi="맑은 고딕"/>
+                <w:rFonts w:ascii="맑은 고딕" w:eastAsia="맑은 고딕" w:hAnsi="맑은 고딕" w:cs="맑은 고딕"/>
+              </w:rPr>
+            </w:pPr>
+            <w:r>
+              <w:rPr>
+                <w:rFonts w:ascii="맑은 고딕" w:eastAsia="맑은 고딕" w:hAnsi="맑은 고딕" w:cs="맑은 고딕"/>
                 <w:b/>
                 <w:color w:val="23324A"/>
                 <w:sz w:val="18"/>
@@ -3607,12 +3579,12 @@
             <w:pPr>
               <w:spacing w:before="100" w:after="100" w:line="269" w:lineRule="auto"/>
               <w:rPr>
-                <w:rFonts w:ascii="맑은 고딕" w:eastAsia="맑은 고딕" w:hAnsi="맑은 고딕"/>
-              </w:rPr>
-            </w:pPr>
-            <w:r>
-              <w:rPr>
-                <w:rFonts w:ascii="맑은 고딕" w:eastAsia="맑은 고딕" w:hAnsi="맑은 고딕"/>
+                <w:rFonts w:ascii="맑은 고딕" w:eastAsia="맑은 고딕" w:hAnsi="맑은 고딕" w:cs="맑은 고딕"/>
+              </w:rPr>
+            </w:pPr>
+            <w:r>
+              <w:rPr>
+                <w:rFonts w:ascii="맑은 고딕" w:eastAsia="맑은 고딕" w:hAnsi="맑은 고딕" w:cs="맑은 고딕"/>
                 <w:color w:val="23324A"/>
                 <w:sz w:val="18"/>
               </w:rPr>
@@ -3636,12 +3608,12 @@
             <w:pPr>
               <w:spacing w:before="100" w:after="100" w:line="269" w:lineRule="auto"/>
               <w:rPr>
-                <w:rFonts w:ascii="맑은 고딕" w:eastAsia="맑은 고딕" w:hAnsi="맑은 고딕"/>
-              </w:rPr>
-            </w:pPr>
-            <w:r>
-              <w:rPr>
-                <w:rFonts w:ascii="맑은 고딕" w:eastAsia="맑은 고딕" w:hAnsi="맑은 고딕"/>
+                <w:rFonts w:ascii="맑은 고딕" w:eastAsia="맑은 고딕" w:hAnsi="맑은 고딕" w:cs="맑은 고딕"/>
+              </w:rPr>
+            </w:pPr>
+            <w:r>
+              <w:rPr>
+                <w:rFonts w:ascii="맑은 고딕" w:eastAsia="맑은 고딕" w:hAnsi="맑은 고딕" w:cs="맑은 고딕"/>
                 <w:b/>
                 <w:color w:val="23324A"/>
                 <w:sz w:val="18"/>
@@ -3660,12 +3632,12 @@
             <w:pPr>
               <w:spacing w:before="100" w:after="100" w:line="269" w:lineRule="auto"/>
               <w:rPr>
-                <w:rFonts w:ascii="맑은 고딕" w:eastAsia="맑은 고딕" w:hAnsi="맑은 고딕"/>
-              </w:rPr>
-            </w:pPr>
-            <w:r>
-              <w:rPr>
-                <w:rFonts w:ascii="맑은 고딕" w:eastAsia="맑은 고딕" w:hAnsi="맑은 고딕"/>
+                <w:rFonts w:ascii="맑은 고딕" w:eastAsia="맑은 고딕" w:hAnsi="맑은 고딕" w:cs="맑은 고딕"/>
+              </w:rPr>
+            </w:pPr>
+            <w:r>
+              <w:rPr>
+                <w:rFonts w:ascii="맑은 고딕" w:eastAsia="맑은 고딕" w:hAnsi="맑은 고딕" w:cs="맑은 고딕"/>
                 <w:color w:val="23324A"/>
                 <w:sz w:val="18"/>
               </w:rPr>
@@ -3689,12 +3661,12 @@
             <w:pPr>
               <w:spacing w:before="100" w:after="100" w:line="269" w:lineRule="auto"/>
               <w:rPr>
-                <w:rFonts w:ascii="맑은 고딕" w:eastAsia="맑은 고딕" w:hAnsi="맑은 고딕"/>
-              </w:rPr>
-            </w:pPr>
-            <w:r>
-              <w:rPr>
-                <w:rFonts w:ascii="맑은 고딕" w:eastAsia="맑은 고딕" w:hAnsi="맑은 고딕"/>
+                <w:rFonts w:ascii="맑은 고딕" w:eastAsia="맑은 고딕" w:hAnsi="맑은 고딕" w:cs="맑은 고딕"/>
+              </w:rPr>
+            </w:pPr>
+            <w:r>
+              <w:rPr>
+                <w:rFonts w:ascii="맑은 고딕" w:eastAsia="맑은 고딕" w:hAnsi="맑은 고딕" w:cs="맑은 고딕"/>
                 <w:b/>
                 <w:color w:val="23324A"/>
                 <w:sz w:val="18"/>
@@ -3713,16 +3685,16 @@
             <w:pPr>
               <w:spacing w:before="100" w:after="100" w:line="269" w:lineRule="auto"/>
               <w:rPr>
-                <w:rFonts w:ascii="맑은 고딕" w:eastAsia="맑은 고딕" w:hAnsi="맑은 고딕"/>
-              </w:rPr>
-            </w:pPr>
-            <w:r>
-              <w:rPr>
-                <w:rFonts w:ascii="맑은 고딕" w:eastAsia="맑은 고딕" w:hAnsi="맑은 고딕"/>
+                <w:rFonts w:ascii="맑은 고딕" w:eastAsia="맑은 고딕" w:hAnsi="맑은 고딕" w:cs="맑은 고딕"/>
+              </w:rPr>
+            </w:pPr>
+            <w:r>
+              <w:rPr>
+                <w:rFonts w:ascii="맑은 고딕" w:eastAsia="맑은 고딕" w:hAnsi="맑은 고딕" w:cs="맑은 고딕"/>
                 <w:color w:val="23324A"/>
                 <w:sz w:val="18"/>
               </w:rPr>
-              <w:t>표 편집·상태 표현 / 사용자 안내</w:t>
+              <w:t>표 편집·상태 표시 / 사용자 안내</w:t>
             </w:r>
           </w:p>
         </w:tc>
@@ -3732,7 +3704,7 @@
       <w:pPr>
         <w:spacing w:after="0"/>
         <w:rPr>
-          <w:rFonts w:ascii="맑은 고딕" w:eastAsia="맑은 고딕" w:hAnsi="맑은 고딕"/>
+          <w:rFonts w:ascii="맑은 고딕" w:eastAsia="맑은 고딕" w:hAnsi="맑은 고딕" w:cs="맑은 고딕"/>
         </w:rPr>
       </w:pPr>
     </w:p>
@@ -3741,12 +3713,12 @@
         <w:pStyle w:val="21"/>
         <w:spacing w:before="140" w:after="160" w:line="300" w:lineRule="auto"/>
         <w:rPr>
-          <w:rFonts w:ascii="맑은 고딕" w:eastAsia="맑은 고딕" w:hAnsi="맑은 고딕"/>
+          <w:rFonts w:ascii="맑은 고딕" w:eastAsia="맑은 고딕" w:hAnsi="맑은 고딕" w:cs="맑은 고딕"/>
         </w:rPr>
       </w:pPr>
       <w:r>
         <w:rPr>
-          <w:rFonts w:ascii="맑은 고딕" w:eastAsia="맑은 고딕" w:hAnsi="맑은 고딕"/>
+          <w:rFonts w:ascii="맑은 고딕" w:eastAsia="맑은 고딕" w:hAnsi="맑은 고딕" w:cs="맑은 고딕"/>
           <w:color w:val="2962FF"/>
           <w:sz w:val="24"/>
         </w:rPr>
@@ -3757,15 +3729,15 @@
       <w:pPr>
         <w:spacing w:after="160" w:line="300" w:lineRule="auto"/>
         <w:rPr>
-          <w:rFonts w:ascii="맑은 고딕" w:eastAsia="맑은 고딕" w:hAnsi="맑은 고딕"/>
+          <w:rFonts w:ascii="맑은 고딕" w:eastAsia="맑은 고딕" w:hAnsi="맑은 고딕" w:cs="맑은 고딕"/>
         </w:rPr>
       </w:pPr>
       <w:r>
         <w:rPr>
-          <w:rFonts w:ascii="맑은 고딕" w:eastAsia="맑은 고딕" w:hAnsi="맑은 고딕"/>
+          <w:rFonts w:ascii="맑은 고딕" w:eastAsia="맑은 고딕" w:hAnsi="맑은 고딕" w:cs="맑은 고딕"/>
           <w:color w:val="23324A"/>
         </w:rPr>
-        <w:t>HTTP와 Selenium 작업은 Qt 작업 스레드에서 수행하고 신호로 화면을 갱신합니다. 권한 작업은 선택 항목을 순서대로 접수합니다. 화면 위젯은 UI 스레드에서만 조작하고, 창 종료 시 실행 스레드 정리를 기다립니다.</w:t>
+        <w:t>HTTP와 Selenium 작업은 Qt 작업 스레드에서 수행하고, 시그널로 화면을 갱신합니다. 권한 작업은 선택한 항목을 순서대로 접수합니다. 화면 위젯은 UI 스레드에서만 조작하며, 창을 닫을 때는 실행 중인 스레드가 정리되기를 기다립니다.</w:t>
       </w:r>
     </w:p>
     <w:tbl>
@@ -3793,12 +3765,12 @@
             <w:pPr>
               <w:spacing w:before="100" w:after="100"/>
               <w:rPr>
-                <w:rFonts w:ascii="맑은 고딕" w:eastAsia="맑은 고딕" w:hAnsi="맑은 고딕"/>
-              </w:rPr>
-            </w:pPr>
-            <w:r>
-              <w:rPr>
-                <w:rFonts w:ascii="맑은 고딕" w:eastAsia="맑은 고딕" w:hAnsi="맑은 고딕"/>
+                <w:rFonts w:ascii="맑은 고딕" w:eastAsia="맑은 고딕" w:hAnsi="맑은 고딕" w:cs="맑은 고딕"/>
+              </w:rPr>
+            </w:pPr>
+            <w:r>
+              <w:rPr>
+                <w:rFonts w:ascii="맑은 고딕" w:eastAsia="맑은 고딕" w:hAnsi="맑은 고딕" w:cs="맑은 고딕"/>
                 <w:b/>
                 <w:color w:val="FFFFFF"/>
                 <w:sz w:val="19"/>
@@ -3816,12 +3788,12 @@
             <w:pPr>
               <w:spacing w:before="100" w:after="100"/>
               <w:rPr>
-                <w:rFonts w:ascii="맑은 고딕" w:eastAsia="맑은 고딕" w:hAnsi="맑은 고딕"/>
-              </w:rPr>
-            </w:pPr>
-            <w:r>
-              <w:rPr>
-                <w:rFonts w:ascii="맑은 고딕" w:eastAsia="맑은 고딕" w:hAnsi="맑은 고딕"/>
+                <w:rFonts w:ascii="맑은 고딕" w:eastAsia="맑은 고딕" w:hAnsi="맑은 고딕" w:cs="맑은 고딕"/>
+              </w:rPr>
+            </w:pPr>
+            <w:r>
+              <w:rPr>
+                <w:rFonts w:ascii="맑은 고딕" w:eastAsia="맑은 고딕" w:hAnsi="맑은 고딕" w:cs="맑은 고딕"/>
                 <w:b/>
                 <w:color w:val="FFFFFF"/>
                 <w:sz w:val="19"/>
@@ -3846,12 +3818,12 @@
             <w:pPr>
               <w:spacing w:before="100" w:after="100" w:line="269" w:lineRule="auto"/>
               <w:rPr>
-                <w:rFonts w:ascii="맑은 고딕" w:eastAsia="맑은 고딕" w:hAnsi="맑은 고딕"/>
-              </w:rPr>
-            </w:pPr>
-            <w:r>
-              <w:rPr>
-                <w:rFonts w:ascii="맑은 고딕" w:eastAsia="맑은 고딕" w:hAnsi="맑은 고딕"/>
+                <w:rFonts w:ascii="맑은 고딕" w:eastAsia="맑은 고딕" w:hAnsi="맑은 고딕" w:cs="맑은 고딕"/>
+              </w:rPr>
+            </w:pPr>
+            <w:r>
+              <w:rPr>
+                <w:rFonts w:ascii="맑은 고딕" w:eastAsia="맑은 고딕" w:hAnsi="맑은 고딕" w:cs="맑은 고딕"/>
                 <w:b/>
                 <w:color w:val="23324A"/>
                 <w:sz w:val="18"/>
@@ -3870,12 +3842,12 @@
             <w:pPr>
               <w:spacing w:before="100" w:after="100" w:line="269" w:lineRule="auto"/>
               <w:rPr>
-                <w:rFonts w:ascii="맑은 고딕" w:eastAsia="맑은 고딕" w:hAnsi="맑은 고딕"/>
-              </w:rPr>
-            </w:pPr>
-            <w:r>
-              <w:rPr>
-                <w:rFonts w:ascii="맑은 고딕" w:eastAsia="맑은 고딕" w:hAnsi="맑은 고딕"/>
+                <w:rFonts w:ascii="맑은 고딕" w:eastAsia="맑은 고딕" w:hAnsi="맑은 고딕" w:cs="맑은 고딕"/>
+              </w:rPr>
+            </w:pPr>
+            <w:r>
+              <w:rPr>
+                <w:rFonts w:ascii="맑은 고딕" w:eastAsia="맑은 고딕" w:hAnsi="맑은 고딕" w:cs="맑은 고딕"/>
                 <w:color w:val="23324A"/>
                 <w:sz w:val="18"/>
               </w:rPr>
@@ -3899,12 +3871,12 @@
             <w:pPr>
               <w:spacing w:before="100" w:after="100" w:line="269" w:lineRule="auto"/>
               <w:rPr>
-                <w:rFonts w:ascii="맑은 고딕" w:eastAsia="맑은 고딕" w:hAnsi="맑은 고딕"/>
-              </w:rPr>
-            </w:pPr>
-            <w:r>
-              <w:rPr>
-                <w:rFonts w:ascii="맑은 고딕" w:eastAsia="맑은 고딕" w:hAnsi="맑은 고딕"/>
+                <w:rFonts w:ascii="맑은 고딕" w:eastAsia="맑은 고딕" w:hAnsi="맑은 고딕" w:cs="맑은 고딕"/>
+              </w:rPr>
+            </w:pPr>
+            <w:r>
+              <w:rPr>
+                <w:rFonts w:ascii="맑은 고딕" w:eastAsia="맑은 고딕" w:hAnsi="맑은 고딕" w:cs="맑은 고딕"/>
                 <w:b/>
                 <w:color w:val="23324A"/>
                 <w:sz w:val="18"/>
@@ -3923,12 +3895,12 @@
             <w:pPr>
               <w:spacing w:before="100" w:after="100" w:line="269" w:lineRule="auto"/>
               <w:rPr>
-                <w:rFonts w:ascii="맑은 고딕" w:eastAsia="맑은 고딕" w:hAnsi="맑은 고딕"/>
-              </w:rPr>
-            </w:pPr>
-            <w:r>
-              <w:rPr>
-                <w:rFonts w:ascii="맑은 고딕" w:eastAsia="맑은 고딕" w:hAnsi="맑은 고딕"/>
+                <w:rFonts w:ascii="맑은 고딕" w:eastAsia="맑은 고딕" w:hAnsi="맑은 고딕" w:cs="맑은 고딕"/>
+              </w:rPr>
+            </w:pPr>
+            <w:r>
+              <w:rPr>
+                <w:rFonts w:ascii="맑은 고딕" w:eastAsia="맑은 고딕" w:hAnsi="맑은 고딕" w:cs="맑은 고딕"/>
                 <w:color w:val="23324A"/>
                 <w:sz w:val="18"/>
               </w:rPr>
@@ -3952,12 +3924,12 @@
             <w:pPr>
               <w:spacing w:before="100" w:after="100" w:line="269" w:lineRule="auto"/>
               <w:rPr>
-                <w:rFonts w:ascii="맑은 고딕" w:eastAsia="맑은 고딕" w:hAnsi="맑은 고딕"/>
-              </w:rPr>
-            </w:pPr>
-            <w:r>
-              <w:rPr>
-                <w:rFonts w:ascii="맑은 고딕" w:eastAsia="맑은 고딕" w:hAnsi="맑은 고딕"/>
+                <w:rFonts w:ascii="맑은 고딕" w:eastAsia="맑은 고딕" w:hAnsi="맑은 고딕" w:cs="맑은 고딕"/>
+              </w:rPr>
+            </w:pPr>
+            <w:r>
+              <w:rPr>
+                <w:rFonts w:ascii="맑은 고딕" w:eastAsia="맑은 고딕" w:hAnsi="맑은 고딕" w:cs="맑은 고딕"/>
                 <w:b/>
                 <w:color w:val="23324A"/>
                 <w:sz w:val="18"/>
@@ -3976,12 +3948,12 @@
             <w:pPr>
               <w:spacing w:before="100" w:after="100" w:line="269" w:lineRule="auto"/>
               <w:rPr>
-                <w:rFonts w:ascii="맑은 고딕" w:eastAsia="맑은 고딕" w:hAnsi="맑은 고딕"/>
-              </w:rPr>
-            </w:pPr>
-            <w:r>
-              <w:rPr>
-                <w:rFonts w:ascii="맑은 고딕" w:eastAsia="맑은 고딕" w:hAnsi="맑은 고딕"/>
+                <w:rFonts w:ascii="맑은 고딕" w:eastAsia="맑은 고딕" w:hAnsi="맑은 고딕" w:cs="맑은 고딕"/>
+              </w:rPr>
+            </w:pPr>
+            <w:r>
+              <w:rPr>
+                <w:rFonts w:ascii="맑은 고딕" w:eastAsia="맑은 고딕" w:hAnsi="맑은 고딕" w:cs="맑은 고딕"/>
                 <w:color w:val="23324A"/>
                 <w:sz w:val="18"/>
               </w:rPr>
@@ -4005,12 +3977,12 @@
             <w:pPr>
               <w:spacing w:before="100" w:after="100" w:line="269" w:lineRule="auto"/>
               <w:rPr>
-                <w:rFonts w:ascii="맑은 고딕" w:eastAsia="맑은 고딕" w:hAnsi="맑은 고딕"/>
-              </w:rPr>
-            </w:pPr>
-            <w:r>
-              <w:rPr>
-                <w:rFonts w:ascii="맑은 고딕" w:eastAsia="맑은 고딕" w:hAnsi="맑은 고딕"/>
+                <w:rFonts w:ascii="맑은 고딕" w:eastAsia="맑은 고딕" w:hAnsi="맑은 고딕" w:cs="맑은 고딕"/>
+              </w:rPr>
+            </w:pPr>
+            <w:r>
+              <w:rPr>
+                <w:rFonts w:ascii="맑은 고딕" w:eastAsia="맑은 고딕" w:hAnsi="맑은 고딕" w:cs="맑은 고딕"/>
                 <w:b/>
                 <w:color w:val="23324A"/>
                 <w:sz w:val="18"/>
@@ -4029,16 +4001,16 @@
             <w:pPr>
               <w:spacing w:before="100" w:after="100" w:line="269" w:lineRule="auto"/>
               <w:rPr>
-                <w:rFonts w:ascii="맑은 고딕" w:eastAsia="맑은 고딕" w:hAnsi="맑은 고딕"/>
-              </w:rPr>
-            </w:pPr>
-            <w:r>
-              <w:rPr>
-                <w:rFonts w:ascii="맑은 고딕" w:eastAsia="맑은 고딕" w:hAnsi="맑은 고딕"/>
+                <w:rFonts w:ascii="맑은 고딕" w:eastAsia="맑은 고딕" w:hAnsi="맑은 고딕" w:cs="맑은 고딕"/>
+              </w:rPr>
+            </w:pPr>
+            <w:r>
+              <w:rPr>
+                <w:rFonts w:ascii="맑은 고딕" w:eastAsia="맑은 고딕" w:hAnsi="맑은 고딕" w:cs="맑은 고딕"/>
                 <w:color w:val="23324A"/>
                 <w:sz w:val="18"/>
               </w:rPr>
-              <w:t>별도 서버 설정. 기본 단계당 10800초</w:t>
+              <w:t>서버에서 별도로 설정. 기본값은 단계당 10800초</w:t>
             </w:r>
           </w:p>
         </w:tc>
@@ -4048,19 +4020,19 @@
       <w:pPr>
         <w:spacing w:after="0"/>
         <w:rPr>
-          <w:rFonts w:ascii="맑은 고딕" w:eastAsia="맑은 고딕" w:hAnsi="맑은 고딕"/>
+          <w:rFonts w:ascii="맑은 고딕" w:eastAsia="맑은 고딕" w:hAnsi="맑은 고딕" w:cs="맑은 고딕"/>
         </w:rPr>
       </w:pPr>
     </w:p>
     <w:p>
       <w:pPr>
         <w:rPr>
-          <w:rFonts w:ascii="맑은 고딕" w:eastAsia="맑은 고딕" w:hAnsi="맑은 고딕"/>
+          <w:rFonts w:ascii="맑은 고딕" w:eastAsia="맑은 고딕" w:hAnsi="맑은 고딕" w:cs="맑은 고딕"/>
         </w:rPr>
       </w:pPr>
       <w:r>
         <w:rPr>
-          <w:rFonts w:ascii="맑은 고딕" w:eastAsia="맑은 고딕" w:hAnsi="맑은 고딕"/>
+          <w:rFonts w:ascii="맑은 고딕" w:eastAsia="맑은 고딕" w:hAnsi="맑은 고딕" w:cs="맑은 고딕"/>
         </w:rPr>
         <w:br w:type="page"/>
       </w:r>
@@ -4070,12 +4042,12 @@
         <w:pStyle w:val="1"/>
         <w:spacing w:after="160" w:line="300" w:lineRule="auto"/>
         <w:rPr>
-          <w:rFonts w:ascii="맑은 고딕" w:eastAsia="맑은 고딕" w:hAnsi="맑은 고딕"/>
+          <w:rFonts w:ascii="맑은 고딕" w:eastAsia="맑은 고딕" w:hAnsi="맑은 고딕" w:cs="맑은 고딕"/>
         </w:rPr>
       </w:pPr>
       <w:r>
         <w:rPr>
-          <w:rFonts w:ascii="맑은 고딕" w:eastAsia="맑은 고딕" w:hAnsi="맑은 고딕"/>
+          <w:rFonts w:ascii="맑은 고딕" w:eastAsia="맑은 고딕" w:hAnsi="맑은 고딕" w:cs="맑은 고딕"/>
           <w:sz w:val="40"/>
         </w:rPr>
         <w:lastRenderedPageBreak/>
@@ -4087,12 +4059,12 @@
         <w:pStyle w:val="21"/>
         <w:spacing w:before="140" w:after="160" w:line="300" w:lineRule="auto"/>
         <w:rPr>
-          <w:rFonts w:ascii="맑은 고딕" w:eastAsia="맑은 고딕" w:hAnsi="맑은 고딕"/>
+          <w:rFonts w:ascii="맑은 고딕" w:eastAsia="맑은 고딕" w:hAnsi="맑은 고딕" w:cs="맑은 고딕"/>
         </w:rPr>
       </w:pPr>
       <w:r>
         <w:rPr>
-          <w:rFonts w:ascii="맑은 고딕" w:eastAsia="맑은 고딕" w:hAnsi="맑은 고딕"/>
+          <w:rFonts w:ascii="맑은 고딕" w:eastAsia="맑은 고딕" w:hAnsi="맑은 고딕" w:cs="맑은 고딕"/>
           <w:color w:val="2962FF"/>
           <w:sz w:val="24"/>
         </w:rPr>
@@ -4103,15 +4075,15 @@
       <w:pPr>
         <w:spacing w:after="160" w:line="300" w:lineRule="auto"/>
         <w:rPr>
-          <w:rFonts w:ascii="맑은 고딕" w:eastAsia="맑은 고딕" w:hAnsi="맑은 고딕"/>
+          <w:rFonts w:ascii="맑은 고딕" w:eastAsia="맑은 고딕" w:hAnsi="맑은 고딕" w:cs="맑은 고딕"/>
         </w:rPr>
       </w:pPr>
       <w:r>
         <w:rPr>
-          <w:rFonts w:ascii="맑은 고딕" w:eastAsia="맑은 고딕" w:hAnsi="맑은 고딕"/>
+          <w:rFonts w:ascii="맑은 고딕" w:eastAsia="맑은 고딕" w:hAnsi="맑은 고딕" w:cs="맑은 고딕"/>
           <w:color w:val="23324A"/>
         </w:rPr>
-        <w:t>BUS 원본 번호가 있으면 사용하고, 없으면 원본 필드·대상·작업·경로·Role 등을 해시해 request_id를 만듭니다. 행 순서는 식별에서 제외합니다. 응답 유실 시 by-request로 복구하며 임의 새 번호로 우회하지 않습니다. 원본 필드가 모두 같은 별도 요청은 구분하지 못할 수 있습니다.</w:t>
+        <w:t>BUS 원본 번호가 있으면 그대로 사용하고, 없으면 원본 필드·대상·작업·경로·Role 등을 해시하여 request_id를 만듭니다. 행 순서는 식별에 반영하지 않습니다. 응답이 유실되면 by-request로 복구하며, 임의로 새 번호를 만들어 우회하지 않습니다. 원본 필드가 모두 같은 별개의 요청은 구분하지 못할 수 있습니다.</w:t>
       </w:r>
     </w:p>
     <w:tbl>
@@ -4139,12 +4111,12 @@
             <w:pPr>
               <w:spacing w:before="100" w:after="100"/>
               <w:rPr>
-                <w:rFonts w:ascii="맑은 고딕" w:eastAsia="맑은 고딕" w:hAnsi="맑은 고딕"/>
-              </w:rPr>
-            </w:pPr>
-            <w:r>
-              <w:rPr>
-                <w:rFonts w:ascii="맑은 고딕" w:eastAsia="맑은 고딕" w:hAnsi="맑은 고딕"/>
+                <w:rFonts w:ascii="맑은 고딕" w:eastAsia="맑은 고딕" w:hAnsi="맑은 고딕" w:cs="맑은 고딕"/>
+              </w:rPr>
+            </w:pPr>
+            <w:r>
+              <w:rPr>
+                <w:rFonts w:ascii="맑은 고딕" w:eastAsia="맑은 고딕" w:hAnsi="맑은 고딕" w:cs="맑은 고딕"/>
                 <w:b/>
                 <w:color w:val="FFFFFF"/>
                 <w:sz w:val="19"/>
@@ -4162,12 +4134,12 @@
             <w:pPr>
               <w:spacing w:before="100" w:after="100"/>
               <w:rPr>
-                <w:rFonts w:ascii="맑은 고딕" w:eastAsia="맑은 고딕" w:hAnsi="맑은 고딕"/>
-              </w:rPr>
-            </w:pPr>
-            <w:r>
-              <w:rPr>
-                <w:rFonts w:ascii="맑은 고딕" w:eastAsia="맑은 고딕" w:hAnsi="맑은 고딕"/>
+                <w:rFonts w:ascii="맑은 고딕" w:eastAsia="맑은 고딕" w:hAnsi="맑은 고딕" w:cs="맑은 고딕"/>
+              </w:rPr>
+            </w:pPr>
+            <w:r>
+              <w:rPr>
+                <w:rFonts w:ascii="맑은 고딕" w:eastAsia="맑은 고딕" w:hAnsi="맑은 고딕" w:cs="맑은 고딕"/>
                 <w:b/>
                 <w:color w:val="FFFFFF"/>
                 <w:sz w:val="19"/>
@@ -4192,12 +4164,12 @@
             <w:pPr>
               <w:spacing w:before="100" w:after="100" w:line="269" w:lineRule="auto"/>
               <w:rPr>
-                <w:rFonts w:ascii="맑은 고딕" w:eastAsia="맑은 고딕" w:hAnsi="맑은 고딕"/>
-              </w:rPr>
-            </w:pPr>
-            <w:r>
-              <w:rPr>
-                <w:rFonts w:ascii="맑은 고딕" w:eastAsia="맑은 고딕" w:hAnsi="맑은 고딕"/>
+                <w:rFonts w:ascii="맑은 고딕" w:eastAsia="맑은 고딕" w:hAnsi="맑은 고딕" w:cs="맑은 고딕"/>
+              </w:rPr>
+            </w:pPr>
+            <w:r>
+              <w:rPr>
+                <w:rFonts w:ascii="맑은 고딕" w:eastAsia="맑은 고딕" w:hAnsi="맑은 고딕" w:cs="맑은 고딕"/>
                 <w:b/>
                 <w:color w:val="23324A"/>
                 <w:sz w:val="18"/>
@@ -4216,16 +4188,16 @@
             <w:pPr>
               <w:spacing w:before="100" w:after="100" w:line="269" w:lineRule="auto"/>
               <w:rPr>
-                <w:rFonts w:ascii="맑은 고딕" w:eastAsia="맑은 고딕" w:hAnsi="맑은 고딕"/>
-              </w:rPr>
-            </w:pPr>
-            <w:r>
-              <w:rPr>
-                <w:rFonts w:ascii="맑은 고딕" w:eastAsia="맑은 고딕" w:hAnsi="맑은 고딕"/>
+                <w:rFonts w:ascii="맑은 고딕" w:eastAsia="맑은 고딕" w:hAnsi="맑은 고딕" w:cs="맑은 고딕"/>
+              </w:rPr>
+            </w:pPr>
+            <w:r>
+              <w:rPr>
+                <w:rFonts w:ascii="맑은 고딕" w:eastAsia="맑은 고딕" w:hAnsi="맑은 고딕" w:cs="맑은 고딕"/>
                 <w:color w:val="23324A"/>
                 <w:sz w:val="18"/>
               </w:rPr>
-              <w:t>서버 주소·API Key 평문. 파일 접근 제한·공유 금지</w:t>
+              <w:t>서버 주소·API Key가 평문으로 저장됨. 파일 접근을 제한하고 공유 금지</w:t>
             </w:r>
           </w:p>
         </w:tc>
@@ -4245,12 +4217,12 @@
             <w:pPr>
               <w:spacing w:before="100" w:after="100" w:line="269" w:lineRule="auto"/>
               <w:rPr>
-                <w:rFonts w:ascii="맑은 고딕" w:eastAsia="맑은 고딕" w:hAnsi="맑은 고딕"/>
-              </w:rPr>
-            </w:pPr>
-            <w:r>
-              <w:rPr>
-                <w:rFonts w:ascii="맑은 고딕" w:eastAsia="맑은 고딕" w:hAnsi="맑은 고딕"/>
+                <w:rFonts w:ascii="맑은 고딕" w:eastAsia="맑은 고딕" w:hAnsi="맑은 고딕" w:cs="맑은 고딕"/>
+              </w:rPr>
+            </w:pPr>
+            <w:r>
+              <w:rPr>
+                <w:rFonts w:ascii="맑은 고딕" w:eastAsia="맑은 고딕" w:hAnsi="맑은 고딕" w:cs="맑은 고딕"/>
                 <w:b/>
                 <w:color w:val="23324A"/>
                 <w:sz w:val="18"/>
@@ -4269,12 +4241,12 @@
             <w:pPr>
               <w:spacing w:before="100" w:after="100" w:line="269" w:lineRule="auto"/>
               <w:rPr>
-                <w:rFonts w:ascii="맑은 고딕" w:eastAsia="맑은 고딕" w:hAnsi="맑은 고딕"/>
-              </w:rPr>
-            </w:pPr>
-            <w:r>
-              <w:rPr>
-                <w:rFonts w:ascii="맑은 고딕" w:eastAsia="맑은 고딕" w:hAnsi="맑은 고딕"/>
+                <w:rFonts w:ascii="맑은 고딕" w:eastAsia="맑은 고딕" w:hAnsi="맑은 고딕" w:cs="맑은 고딕"/>
+              </w:rPr>
+            </w:pPr>
+            <w:r>
+              <w:rPr>
+                <w:rFonts w:ascii="맑은 고딕" w:eastAsia="맑은 고딕" w:hAnsi="맑은 고딕" w:cs="맑은 고딕"/>
                 <w:color w:val="23324A"/>
                 <w:sz w:val="18"/>
               </w:rPr>
@@ -4298,12 +4270,12 @@
             <w:pPr>
               <w:spacing w:before="100" w:after="100" w:line="269" w:lineRule="auto"/>
               <w:rPr>
-                <w:rFonts w:ascii="맑은 고딕" w:eastAsia="맑은 고딕" w:hAnsi="맑은 고딕"/>
-              </w:rPr>
-            </w:pPr>
-            <w:r>
-              <w:rPr>
-                <w:rFonts w:ascii="맑은 고딕" w:eastAsia="맑은 고딕" w:hAnsi="맑은 고딕"/>
+                <w:rFonts w:ascii="맑은 고딕" w:eastAsia="맑은 고딕" w:hAnsi="맑은 고딕" w:cs="맑은 고딕"/>
+              </w:rPr>
+            </w:pPr>
+            <w:r>
+              <w:rPr>
+                <w:rFonts w:ascii="맑은 고딕" w:eastAsia="맑은 고딕" w:hAnsi="맑은 고딕" w:cs="맑은 고딕"/>
                 <w:b/>
                 <w:color w:val="23324A"/>
                 <w:sz w:val="18"/>
@@ -4322,16 +4294,16 @@
             <w:pPr>
               <w:spacing w:before="100" w:after="100" w:line="269" w:lineRule="auto"/>
               <w:rPr>
-                <w:rFonts w:ascii="맑은 고딕" w:eastAsia="맑은 고딕" w:hAnsi="맑은 고딕"/>
-              </w:rPr>
-            </w:pPr>
-            <w:r>
-              <w:rPr>
-                <w:rFonts w:ascii="맑은 고딕" w:eastAsia="맑은 고딕" w:hAnsi="맑은 고딕"/>
+                <w:rFonts w:ascii="맑은 고딕" w:eastAsia="맑은 고딕" w:hAnsi="맑은 고딕" w:cs="맑은 고딕"/>
+              </w:rPr>
+            </w:pPr>
+            <w:r>
+              <w:rPr>
+                <w:rFonts w:ascii="맑은 고딕" w:eastAsia="맑은 고딕" w:hAnsi="맑은 고딕" w:cs="맑은 고딕"/>
                 <w:color w:val="23324A"/>
                 <w:sz w:val="18"/>
               </w:rPr>
-              <w:t>날짜·시간을 포함한 상세 기록을 단일 파일에 누적</w:t>
+              <w:t>날짜·시간이 포함된 상세 기록을 하나의 파일에 누적</w:t>
             </w:r>
           </w:p>
         </w:tc>
@@ -4351,12 +4323,12 @@
             <w:pPr>
               <w:spacing w:before="100" w:after="100" w:line="269" w:lineRule="auto"/>
               <w:rPr>
-                <w:rFonts w:ascii="맑은 고딕" w:eastAsia="맑은 고딕" w:hAnsi="맑은 고딕"/>
-              </w:rPr>
-            </w:pPr>
-            <w:r>
-              <w:rPr>
-                <w:rFonts w:ascii="맑은 고딕" w:eastAsia="맑은 고딕" w:hAnsi="맑은 고딕"/>
+                <w:rFonts w:ascii="맑은 고딕" w:eastAsia="맑은 고딕" w:hAnsi="맑은 고딕" w:cs="맑은 고딕"/>
+              </w:rPr>
+            </w:pPr>
+            <w:r>
+              <w:rPr>
+                <w:rFonts w:ascii="맑은 고딕" w:eastAsia="맑은 고딕" w:hAnsi="맑은 고딕" w:cs="맑은 고딕"/>
                 <w:b/>
                 <w:color w:val="23324A"/>
                 <w:sz w:val="18"/>
@@ -4375,12 +4347,12 @@
             <w:pPr>
               <w:spacing w:before="100" w:after="100" w:line="269" w:lineRule="auto"/>
               <w:rPr>
-                <w:rFonts w:ascii="맑은 고딕" w:eastAsia="맑은 고딕" w:hAnsi="맑은 고딕"/>
-              </w:rPr>
-            </w:pPr>
-            <w:r>
-              <w:rPr>
-                <w:rFonts w:ascii="맑은 고딕" w:eastAsia="맑은 고딕" w:hAnsi="맑은 고딕"/>
+                <w:rFonts w:ascii="맑은 고딕" w:eastAsia="맑은 고딕" w:hAnsi="맑은 고딕" w:cs="맑은 고딕"/>
+              </w:rPr>
+            </w:pPr>
+            <w:r>
+              <w:rPr>
+                <w:rFonts w:ascii="맑은 고딕" w:eastAsia="맑은 고딕" w:hAnsi="맑은 고딕" w:cs="맑은 고딕"/>
                 <w:color w:val="23324A"/>
                 <w:sz w:val="18"/>
               </w:rPr>
@@ -4404,12 +4376,12 @@
             <w:pPr>
               <w:spacing w:before="100" w:after="100" w:line="269" w:lineRule="auto"/>
               <w:rPr>
-                <w:rFonts w:ascii="맑은 고딕" w:eastAsia="맑은 고딕" w:hAnsi="맑은 고딕"/>
-              </w:rPr>
-            </w:pPr>
-            <w:r>
-              <w:rPr>
-                <w:rFonts w:ascii="맑은 고딕" w:eastAsia="맑은 고딕" w:hAnsi="맑은 고딕"/>
+                <w:rFonts w:ascii="맑은 고딕" w:eastAsia="맑은 고딕" w:hAnsi="맑은 고딕" w:cs="맑은 고딕"/>
+              </w:rPr>
+            </w:pPr>
+            <w:r>
+              <w:rPr>
+                <w:rFonts w:ascii="맑은 고딕" w:eastAsia="맑은 고딕" w:hAnsi="맑은 고딕" w:cs="맑은 고딕"/>
                 <w:b/>
                 <w:color w:val="23324A"/>
                 <w:sz w:val="18"/>
@@ -4428,16 +4400,16 @@
             <w:pPr>
               <w:spacing w:before="100" w:after="100" w:line="269" w:lineRule="auto"/>
               <w:rPr>
-                <w:rFonts w:ascii="맑은 고딕" w:eastAsia="맑은 고딕" w:hAnsi="맑은 고딕"/>
-              </w:rPr>
-            </w:pPr>
-            <w:r>
-              <w:rPr>
-                <w:rFonts w:ascii="맑은 고딕" w:eastAsia="맑은 고딕" w:hAnsi="맑은 고딕"/>
+                <w:rFonts w:ascii="맑은 고딕" w:eastAsia="맑은 고딕" w:hAnsi="맑은 고딕" w:cs="맑은 고딕"/>
+              </w:rPr>
+            </w:pPr>
+            <w:r>
+              <w:rPr>
+                <w:rFonts w:ascii="맑은 고딕" w:eastAsia="맑은 고딕" w:hAnsi="맑은 고딕" w:cs="맑은 고딕"/>
                 <w:color w:val="23324A"/>
                 <w:sz w:val="18"/>
               </w:rPr>
-              <w:t>BUS 오류 조사 자료. 화면·업무 정보 포함 가능</w:t>
+              <w:t>BUS 오류 조사용 자료. 화면·업무 정보가 포함될 수 있음</w:t>
             </w:r>
           </w:p>
         </w:tc>
@@ -4447,7 +4419,7 @@
       <w:pPr>
         <w:spacing w:after="0"/>
         <w:rPr>
-          <w:rFonts w:ascii="맑은 고딕" w:eastAsia="맑은 고딕" w:hAnsi="맑은 고딕"/>
+          <w:rFonts w:ascii="맑은 고딕" w:eastAsia="맑은 고딕" w:hAnsi="맑은 고딕" w:cs="맑은 고딕"/>
         </w:rPr>
       </w:pPr>
     </w:p>
@@ -4456,12 +4428,12 @@
         <w:pStyle w:val="21"/>
         <w:spacing w:before="140" w:after="160" w:line="300" w:lineRule="auto"/>
         <w:rPr>
-          <w:rFonts w:ascii="맑은 고딕" w:eastAsia="맑은 고딕" w:hAnsi="맑은 고딕"/>
+          <w:rFonts w:ascii="맑은 고딕" w:eastAsia="맑은 고딕" w:hAnsi="맑은 고딕" w:cs="맑은 고딕"/>
         </w:rPr>
       </w:pPr>
       <w:r>
         <w:rPr>
-          <w:rFonts w:ascii="맑은 고딕" w:eastAsia="맑은 고딕" w:hAnsi="맑은 고딕"/>
+          <w:rFonts w:ascii="맑은 고딕" w:eastAsia="맑은 고딕" w:hAnsi="맑은 고딕" w:cs="맑은 고딕"/>
           <w:color w:val="2962FF"/>
           <w:sz w:val="24"/>
         </w:rPr>
@@ -4472,15 +4444,15 @@
       <w:pPr>
         <w:spacing w:after="160" w:line="300" w:lineRule="auto"/>
         <w:rPr>
-          <w:rFonts w:ascii="맑은 고딕" w:eastAsia="맑은 고딕" w:hAnsi="맑은 고딕"/>
+          <w:rFonts w:ascii="맑은 고딕" w:eastAsia="맑은 고딕" w:hAnsi="맑은 고딕" w:cs="맑은 고딕"/>
         </w:rPr>
       </w:pPr>
       <w:r>
         <w:rPr>
-          <w:rFonts w:ascii="맑은 고딕" w:eastAsia="맑은 고딕" w:hAnsi="맑은 고딕"/>
+          <w:rFonts w:ascii="맑은 고딕" w:eastAsia="맑은 고딕" w:hAnsi="맑은 고딕" w:cs="맑은 고딕"/>
           <w:color w:val="23324A"/>
         </w:rPr>
-        <w:t>화면은 결과를 짧게, 파일은 API 응답·오류·단계 결과를 상세히 기록합니다. 화면의 로그 지우기는 파일을 삭제하지 않습니다. 자동 파일 순환은 없으므로 보관·정리 기준을 정하세요.</w:t>
+        <w:t>화면에는 결과를 간단히, 파일에는 API 응답·오류·단계 결과를 상세히 기록합니다. 화면에서 로그를 지워도 파일은 삭제되지 않습니다. 로그 파일은 자동으로 순환되지 않으므로 보관·정리 기준을 정해 두세요.</w:t>
       </w:r>
     </w:p>
     <w:tbl>
@@ -4501,12 +4473,12 @@
             <w:pPr>
               <w:spacing w:before="140" w:after="80"/>
               <w:rPr>
-                <w:rFonts w:ascii="맑은 고딕" w:eastAsia="맑은 고딕" w:hAnsi="맑은 고딕"/>
-              </w:rPr>
-            </w:pPr>
-            <w:r>
-              <w:rPr>
-                <w:rFonts w:ascii="맑은 고딕" w:eastAsia="맑은 고딕" w:hAnsi="맑은 고딕"/>
+                <w:rFonts w:ascii="맑은 고딕" w:eastAsia="맑은 고딕" w:hAnsi="맑은 고딕" w:cs="맑은 고딕"/>
+              </w:rPr>
+            </w:pPr>
+            <w:r>
+              <w:rPr>
+                <w:rFonts w:ascii="맑은 고딕" w:eastAsia="맑은 고딕" w:hAnsi="맑은 고딕" w:cs="맑은 고딕"/>
                 <w:b/>
                 <w:color w:val="2962FF"/>
                 <w:sz w:val="20"/>
@@ -4518,16 +4490,16 @@
             <w:pPr>
               <w:spacing w:after="140" w:line="283" w:lineRule="auto"/>
               <w:rPr>
-                <w:rFonts w:ascii="맑은 고딕" w:eastAsia="맑은 고딕" w:hAnsi="맑은 고딕"/>
-              </w:rPr>
-            </w:pPr>
-            <w:r>
-              <w:rPr>
-                <w:rFonts w:ascii="맑은 고딕" w:eastAsia="맑은 고딕" w:hAnsi="맑은 고딕"/>
+                <w:rFonts w:ascii="맑은 고딕" w:eastAsia="맑은 고딕" w:hAnsi="맑은 고딕" w:cs="맑은 고딕"/>
+              </w:rPr>
+            </w:pPr>
+            <w:r>
+              <w:rPr>
+                <w:rFonts w:ascii="맑은 고딕" w:eastAsia="맑은 고딕" w:hAnsi="맑은 고딕" w:cs="맑은 고딕"/>
                 <w:color w:val="23324A"/>
                 <w:sz w:val="19"/>
               </w:rPr>
-              <w:t>API Key와 저장 암호는 암호화 저장이 아닙니다. 공용 PC에서는 계정 저장을 해제하고, 설정·다운로드·로그를 배포본에 넣지 마세요. 키 마스킹이 있어도 상세 로그의 사번·경로 등 업무 정보는 별도로 보호해야 합니다.</w:t>
+              <w:t>API Key와 저장된 암호는 암호화되지 않은 상태로 저장됩니다. 공용 PC에서는 계정 저장을 해제하고, 설정·다운로드·로그 파일은 배포본에 포함하지 마세요. 키는 마스킹되지만 상세 로그의 사번·경로 같은 업무 정보는 별도로 보호해야 합니다.</w:t>
             </w:r>
           </w:p>
         </w:tc>
@@ -4536,12 +4508,12 @@
     <w:p>
       <w:pPr>
         <w:rPr>
-          <w:rFonts w:ascii="맑은 고딕" w:eastAsia="맑은 고딕" w:hAnsi="맑은 고딕"/>
+          <w:rFonts w:ascii="맑은 고딕" w:eastAsia="맑은 고딕" w:hAnsi="맑은 고딕" w:cs="맑은 고딕"/>
         </w:rPr>
       </w:pPr>
       <w:r>
         <w:rPr>
-          <w:rFonts w:ascii="맑은 고딕" w:eastAsia="맑은 고딕" w:hAnsi="맑은 고딕"/>
+          <w:rFonts w:ascii="맑은 고딕" w:eastAsia="맑은 고딕" w:hAnsi="맑은 고딕" w:cs="맑은 고딕"/>
         </w:rPr>
         <w:br w:type="page"/>
       </w:r>
@@ -4551,12 +4523,12 @@
         <w:pStyle w:val="1"/>
         <w:spacing w:after="160" w:line="300" w:lineRule="auto"/>
         <w:rPr>
-          <w:rFonts w:ascii="맑은 고딕" w:eastAsia="맑은 고딕" w:hAnsi="맑은 고딕"/>
+          <w:rFonts w:ascii="맑은 고딕" w:eastAsia="맑은 고딕" w:hAnsi="맑은 고딕" w:cs="맑은 고딕"/>
         </w:rPr>
       </w:pPr>
       <w:r>
         <w:rPr>
-          <w:rFonts w:ascii="맑은 고딕" w:eastAsia="맑은 고딕" w:hAnsi="맑은 고딕"/>
+          <w:rFonts w:ascii="맑은 고딕" w:eastAsia="맑은 고딕" w:hAnsi="맑은 고딕" w:cs="맑은 고딕"/>
           <w:sz w:val="40"/>
         </w:rPr>
         <w:lastRenderedPageBreak/>
@@ -4588,12 +4560,12 @@
             <w:pPr>
               <w:spacing w:before="100" w:after="100"/>
               <w:rPr>
-                <w:rFonts w:ascii="맑은 고딕" w:eastAsia="맑은 고딕" w:hAnsi="맑은 고딕"/>
-              </w:rPr>
-            </w:pPr>
-            <w:r>
-              <w:rPr>
-                <w:rFonts w:ascii="맑은 고딕" w:eastAsia="맑은 고딕" w:hAnsi="맑은 고딕"/>
+                <w:rFonts w:ascii="맑은 고딕" w:eastAsia="맑은 고딕" w:hAnsi="맑은 고딕" w:cs="맑은 고딕"/>
+              </w:rPr>
+            </w:pPr>
+            <w:r>
+              <w:rPr>
+                <w:rFonts w:ascii="맑은 고딕" w:eastAsia="맑은 고딕" w:hAnsi="맑은 고딕" w:cs="맑은 고딕"/>
                 <w:b/>
                 <w:color w:val="FFFFFF"/>
                 <w:sz w:val="19"/>
@@ -4611,12 +4583,12 @@
             <w:pPr>
               <w:spacing w:before="100" w:after="100"/>
               <w:rPr>
-                <w:rFonts w:ascii="맑은 고딕" w:eastAsia="맑은 고딕" w:hAnsi="맑은 고딕"/>
-              </w:rPr>
-            </w:pPr>
-            <w:r>
-              <w:rPr>
-                <w:rFonts w:ascii="맑은 고딕" w:eastAsia="맑은 고딕" w:hAnsi="맑은 고딕"/>
+                <w:rFonts w:ascii="맑은 고딕" w:eastAsia="맑은 고딕" w:hAnsi="맑은 고딕" w:cs="맑은 고딕"/>
+              </w:rPr>
+            </w:pPr>
+            <w:r>
+              <w:rPr>
+                <w:rFonts w:ascii="맑은 고딕" w:eastAsia="맑은 고딕" w:hAnsi="맑은 고딕" w:cs="맑은 고딕"/>
                 <w:b/>
                 <w:color w:val="FFFFFF"/>
                 <w:sz w:val="19"/>
@@ -4641,12 +4613,12 @@
             <w:pPr>
               <w:spacing w:before="100" w:after="100" w:line="269" w:lineRule="auto"/>
               <w:rPr>
-                <w:rFonts w:ascii="맑은 고딕" w:eastAsia="맑은 고딕" w:hAnsi="맑은 고딕"/>
-              </w:rPr>
-            </w:pPr>
-            <w:r>
-              <w:rPr>
-                <w:rFonts w:ascii="맑은 고딕" w:eastAsia="맑은 고딕" w:hAnsi="맑은 고딕"/>
+                <w:rFonts w:ascii="맑은 고딕" w:eastAsia="맑은 고딕" w:hAnsi="맑은 고딕" w:cs="맑은 고딕"/>
+              </w:rPr>
+            </w:pPr>
+            <w:r>
+              <w:rPr>
+                <w:rFonts w:ascii="맑은 고딕" w:eastAsia="맑은 고딕" w:hAnsi="맑은 고딕" w:cs="맑은 고딕"/>
                 <w:b/>
                 <w:color w:val="23324A"/>
                 <w:sz w:val="18"/>
@@ -4665,16 +4637,16 @@
             <w:pPr>
               <w:spacing w:before="100" w:after="100" w:line="269" w:lineRule="auto"/>
               <w:rPr>
-                <w:rFonts w:ascii="맑은 고딕" w:eastAsia="맑은 고딕" w:hAnsi="맑은 고딕"/>
-              </w:rPr>
-            </w:pPr>
-            <w:r>
-              <w:rPr>
-                <w:rFonts w:ascii="맑은 고딕" w:eastAsia="맑은 고딕" w:hAnsi="맑은 고딕"/>
+                <w:rFonts w:ascii="맑은 고딕" w:eastAsia="맑은 고딕" w:hAnsi="맑은 고딕" w:cs="맑은 고딕"/>
+              </w:rPr>
+            </w:pPr>
+            <w:r>
+              <w:rPr>
+                <w:rFonts w:ascii="맑은 고딕" w:eastAsia="맑은 고딕" w:hAnsi="맑은 고딕" w:cs="맑은 고딕"/>
                 <w:color w:val="23324A"/>
                 <w:sz w:val="18"/>
               </w:rPr>
-              <w:t>API 주소·키·서버 서비스·네트워크 확인. 필요 시 메인 화면으로 진입해 설정</w:t>
+              <w:t>API 주소·키·서버 서비스·네트워크 확인. 필요하면 메인 화면으로 들어가 설정을 변경</w:t>
             </w:r>
           </w:p>
         </w:tc>
@@ -4694,12 +4666,12 @@
             <w:pPr>
               <w:spacing w:before="100" w:after="100" w:line="269" w:lineRule="auto"/>
               <w:rPr>
-                <w:rFonts w:ascii="맑은 고딕" w:eastAsia="맑은 고딕" w:hAnsi="맑은 고딕"/>
-              </w:rPr>
-            </w:pPr>
-            <w:r>
-              <w:rPr>
-                <w:rFonts w:ascii="맑은 고딕" w:eastAsia="맑은 고딕" w:hAnsi="맑은 고딕"/>
+                <w:rFonts w:ascii="맑은 고딕" w:eastAsia="맑은 고딕" w:hAnsi="맑은 고딕" w:cs="맑은 고딕"/>
+              </w:rPr>
+            </w:pPr>
+            <w:r>
+              <w:rPr>
+                <w:rFonts w:ascii="맑은 고딕" w:eastAsia="맑은 고딕" w:hAnsi="맑은 고딕" w:cs="맑은 고딕"/>
                 <w:b/>
                 <w:color w:val="23324A"/>
                 <w:sz w:val="18"/>
@@ -4718,16 +4690,16 @@
             <w:pPr>
               <w:spacing w:before="100" w:after="100" w:line="269" w:lineRule="auto"/>
               <w:rPr>
-                <w:rFonts w:ascii="맑은 고딕" w:eastAsia="맑은 고딕" w:hAnsi="맑은 고딕"/>
-              </w:rPr>
-            </w:pPr>
-            <w:r>
-              <w:rPr>
-                <w:rFonts w:ascii="맑은 고딕" w:eastAsia="맑은 고딕" w:hAnsi="맑은 고딕"/>
+                <w:rFonts w:ascii="맑은 고딕" w:eastAsia="맑은 고딕" w:hAnsi="맑은 고딕" w:cs="맑은 고딕"/>
+              </w:rPr>
+            </w:pPr>
+            <w:r>
+              <w:rPr>
+                <w:rFonts w:ascii="맑은 고딕" w:eastAsia="맑은 고딕" w:hAnsi="맑은 고딕" w:cs="맑은 고딕"/>
                 <w:color w:val="23324A"/>
                 <w:sz w:val="18"/>
               </w:rPr>
-              <w:t>계정·암호, Chrome·드라이버·BUS 접근 확인. 로딩 재시도 시 계정 재입력</w:t>
+              <w:t>계정·암호, Chrome·드라이버·BUS 접근 확인. 로딩 중 재시도하면 계정을 다시 입력</w:t>
             </w:r>
           </w:p>
         </w:tc>
@@ -4747,12 +4719,12 @@
             <w:pPr>
               <w:spacing w:before="100" w:after="100" w:line="269" w:lineRule="auto"/>
               <w:rPr>
-                <w:rFonts w:ascii="맑은 고딕" w:eastAsia="맑은 고딕" w:hAnsi="맑은 고딕"/>
-              </w:rPr>
-            </w:pPr>
-            <w:r>
-              <w:rPr>
-                <w:rFonts w:ascii="맑은 고딕" w:eastAsia="맑은 고딕" w:hAnsi="맑은 고딕"/>
+                <w:rFonts w:ascii="맑은 고딕" w:eastAsia="맑은 고딕" w:hAnsi="맑은 고딕" w:cs="맑은 고딕"/>
+              </w:rPr>
+            </w:pPr>
+            <w:r>
+              <w:rPr>
+                <w:rFonts w:ascii="맑은 고딕" w:eastAsia="맑은 고딕" w:hAnsi="맑은 고딕" w:cs="맑은 고딕"/>
                 <w:b/>
                 <w:color w:val="23324A"/>
                 <w:sz w:val="18"/>
@@ -4771,16 +4743,16 @@
             <w:pPr>
               <w:spacing w:before="100" w:after="100" w:line="269" w:lineRule="auto"/>
               <w:rPr>
-                <w:rFonts w:ascii="맑은 고딕" w:eastAsia="맑은 고딕" w:hAnsi="맑은 고딕"/>
-              </w:rPr>
-            </w:pPr>
-            <w:r>
-              <w:rPr>
-                <w:rFonts w:ascii="맑은 고딕" w:eastAsia="맑은 고딕" w:hAnsi="맑은 고딕"/>
+                <w:rFonts w:ascii="맑은 고딕" w:eastAsia="맑은 고딕" w:hAnsi="맑은 고딕" w:cs="맑은 고딕"/>
+              </w:rPr>
+            </w:pPr>
+            <w:r>
+              <w:rPr>
+                <w:rFonts w:ascii="맑은 고딕" w:eastAsia="맑은 고딕" w:hAnsi="맑은 고딕" w:cs="맑은 고딕"/>
                 <w:color w:val="23324A"/>
                 <w:sz w:val="18"/>
               </w:rPr>
-              <w:t>연결 상태 확인 후 해당 BUS 조회. 실제 요청 없음과 조회 실패 상태를 구분</w:t>
+              <w:t>연결 상태를 확인한 뒤 해당 BUS 조회를 다시 실행. 요청이 실제로 없는 경우와 조회에 실패한 경우를 구분</w:t>
             </w:r>
           </w:p>
         </w:tc>
@@ -4800,12 +4772,12 @@
             <w:pPr>
               <w:spacing w:before="100" w:after="100" w:line="269" w:lineRule="auto"/>
               <w:rPr>
-                <w:rFonts w:ascii="맑은 고딕" w:eastAsia="맑은 고딕" w:hAnsi="맑은 고딕"/>
-              </w:rPr>
-            </w:pPr>
-            <w:r>
-              <w:rPr>
-                <w:rFonts w:ascii="맑은 고딕" w:eastAsia="맑은 고딕" w:hAnsi="맑은 고딕"/>
+                <w:rFonts w:ascii="맑은 고딕" w:eastAsia="맑은 고딕" w:hAnsi="맑은 고딕" w:cs="맑은 고딕"/>
+              </w:rPr>
+            </w:pPr>
+            <w:r>
+              <w:rPr>
+                <w:rFonts w:ascii="맑은 고딕" w:eastAsia="맑은 고딕" w:hAnsi="맑은 고딕" w:cs="맑은 고딕"/>
                 <w:b/>
                 <w:color w:val="23324A"/>
                 <w:sz w:val="18"/>
@@ -4824,16 +4796,16 @@
             <w:pPr>
               <w:spacing w:before="100" w:after="100" w:line="269" w:lineRule="auto"/>
               <w:rPr>
-                <w:rFonts w:ascii="맑은 고딕" w:eastAsia="맑은 고딕" w:hAnsi="맑은 고딕"/>
-              </w:rPr>
-            </w:pPr>
-            <w:r>
-              <w:rPr>
-                <w:rFonts w:ascii="맑은 고딕" w:eastAsia="맑은 고딕" w:hAnsi="맑은 고딕"/>
+                <w:rFonts w:ascii="맑은 고딕" w:eastAsia="맑은 고딕" w:hAnsi="맑은 고딕" w:cs="맑은 고딕"/>
+              </w:rPr>
+            </w:pPr>
+            <w:r>
+              <w:rPr>
+                <w:rFonts w:ascii="맑은 고딕" w:eastAsia="맑은 고딕" w:hAnsi="맑은 고딕" w:cs="맑은 고딕"/>
                 <w:color w:val="23324A"/>
                 <w:sz w:val="18"/>
               </w:rPr>
-              <w:t>오른쪽 실패 단계·경로 확인. 서버 담당자가 UNC·실제 폴더를 확인한 뒤 권한 재시도</w:t>
+              <w:t>오른쪽 상세에서 실패 단계·경로 확인. 서버 담당자가 UNC·실제 폴더를 확인한 뒤 권한 재시도</w:t>
             </w:r>
           </w:p>
         </w:tc>
@@ -4853,12 +4825,12 @@
             <w:pPr>
               <w:spacing w:before="100" w:after="100" w:line="269" w:lineRule="auto"/>
               <w:rPr>
-                <w:rFonts w:ascii="맑은 고딕" w:eastAsia="맑은 고딕" w:hAnsi="맑은 고딕"/>
-              </w:rPr>
-            </w:pPr>
-            <w:r>
-              <w:rPr>
-                <w:rFonts w:ascii="맑은 고딕" w:eastAsia="맑은 고딕" w:hAnsi="맑은 고딕"/>
+                <w:rFonts w:ascii="맑은 고딕" w:eastAsia="맑은 고딕" w:hAnsi="맑은 고딕" w:cs="맑은 고딕"/>
+              </w:rPr>
+            </w:pPr>
+            <w:r>
+              <w:rPr>
+                <w:rFonts w:ascii="맑은 고딕" w:eastAsia="맑은 고딕" w:hAnsi="맑은 고딕" w:cs="맑은 고딕"/>
                 <w:b/>
                 <w:color w:val="23324A"/>
                 <w:sz w:val="18"/>
@@ -4877,16 +4849,16 @@
             <w:pPr>
               <w:spacing w:before="100" w:after="100" w:line="269" w:lineRule="auto"/>
               <w:rPr>
-                <w:rFonts w:ascii="맑은 고딕" w:eastAsia="맑은 고딕" w:hAnsi="맑은 고딕"/>
-              </w:rPr>
-            </w:pPr>
-            <w:r>
-              <w:rPr>
-                <w:rFonts w:ascii="맑은 고딕" w:eastAsia="맑은 고딕" w:hAnsi="맑은 고딕"/>
+                <w:rFonts w:ascii="맑은 고딕" w:eastAsia="맑은 고딕" w:hAnsi="맑은 고딕" w:cs="맑은 고딕"/>
+              </w:rPr>
+            </w:pPr>
+            <w:r>
+              <w:rPr>
+                <w:rFonts w:ascii="맑은 고딕" w:eastAsia="맑은 고딕" w:hAnsi="맑은 고딕" w:cs="맑은 고딕"/>
                 <w:color w:val="23324A"/>
                 <w:sz w:val="18"/>
               </w:rPr>
-              <w:t>서버 .env의 timeout을 담당자가 확인. Client 대기와 서버 제한은 다른 값</w:t>
+              <w:t>서버 .env의 timeout을 담당자가 확인. Client의 대기 시간과 서버의 제한 시간은 별개의 값</w:t>
             </w:r>
           </w:p>
         </w:tc>
@@ -4906,17 +4878,17 @@
             <w:pPr>
               <w:spacing w:before="100" w:after="100" w:line="269" w:lineRule="auto"/>
               <w:rPr>
-                <w:rFonts w:ascii="맑은 고딕" w:eastAsia="맑은 고딕" w:hAnsi="맑은 고딕"/>
-              </w:rPr>
-            </w:pPr>
-            <w:r>
-              <w:rPr>
-                <w:rFonts w:ascii="맑은 고딕" w:eastAsia="맑은 고딕" w:hAnsi="맑은 고딕"/>
+                <w:rFonts w:ascii="맑은 고딕" w:eastAsia="맑은 고딕" w:hAnsi="맑은 고딕" w:cs="맑은 고딕"/>
+              </w:rPr>
+            </w:pPr>
+            <w:r>
+              <w:rPr>
+                <w:rFonts w:ascii="맑은 고딕" w:eastAsia="맑은 고딕" w:hAnsi="맑은 고딕" w:cs="맑은 고딕"/>
                 <w:b/>
                 <w:color w:val="23324A"/>
                 <w:sz w:val="18"/>
               </w:rPr>
-              <w:t>고쳤는데 이전 실패 반환</w:t>
+              <w:t>조치했는데 이전 실패 결과가 반환됨</w:t>
             </w:r>
           </w:p>
         </w:tc>
@@ -4930,16 +4902,16 @@
             <w:pPr>
               <w:spacing w:before="100" w:after="100" w:line="269" w:lineRule="auto"/>
               <w:rPr>
-                <w:rFonts w:ascii="맑은 고딕" w:eastAsia="맑은 고딕" w:hAnsi="맑은 고딕"/>
-              </w:rPr>
-            </w:pPr>
-            <w:r>
-              <w:rPr>
-                <w:rFonts w:ascii="맑은 고딕" w:eastAsia="맑은 고딕" w:hAnsi="맑은 고딕"/>
+                <w:rFonts w:ascii="맑은 고딕" w:eastAsia="맑은 고딕" w:hAnsi="맑은 고딕" w:cs="맑은 고딕"/>
+              </w:rPr>
+            </w:pPr>
+            <w:r>
+              <w:rPr>
+                <w:rFonts w:ascii="맑은 고딕" w:eastAsia="맑은 고딕" w:hAnsi="맑은 고딕" w:cs="맑은 고딕"/>
                 <w:color w:val="23324A"/>
                 <w:sz w:val="18"/>
               </w:rPr>
-              <w:t>이전 작업 결과·재실행 안 함 표시 확인. 원인 조치 후 명시적 권한 재실행</w:t>
+              <w:t>이전 작업 결과·재실행 안 함 표시를 확인. 원인 조치 후 권한 재실행을 명시적으로 실행</w:t>
             </w:r>
           </w:p>
         </w:tc>
@@ -4959,12 +4931,12 @@
             <w:pPr>
               <w:spacing w:before="100" w:after="100" w:line="269" w:lineRule="auto"/>
               <w:rPr>
-                <w:rFonts w:ascii="맑은 고딕" w:eastAsia="맑은 고딕" w:hAnsi="맑은 고딕"/>
-              </w:rPr>
-            </w:pPr>
-            <w:r>
-              <w:rPr>
-                <w:rFonts w:ascii="맑은 고딕" w:eastAsia="맑은 고딕" w:hAnsi="맑은 고딕"/>
+                <w:rFonts w:ascii="맑은 고딕" w:eastAsia="맑은 고딕" w:hAnsi="맑은 고딕" w:cs="맑은 고딕"/>
+              </w:rPr>
+            </w:pPr>
+            <w:r>
+              <w:rPr>
+                <w:rFonts w:ascii="맑은 고딕" w:eastAsia="맑은 고딕" w:hAnsi="맑은 고딕" w:cs="맑은 고딕"/>
                 <w:b/>
                 <w:color w:val="23324A"/>
                 <w:sz w:val="18"/>
@@ -4983,16 +4955,16 @@
             <w:pPr>
               <w:spacing w:before="100" w:after="100" w:line="269" w:lineRule="auto"/>
               <w:rPr>
-                <w:rFonts w:ascii="맑은 고딕" w:eastAsia="맑은 고딕" w:hAnsi="맑은 고딕"/>
-              </w:rPr>
-            </w:pPr>
-            <w:r>
-              <w:rPr>
-                <w:rFonts w:ascii="맑은 고딕" w:eastAsia="맑은 고딕" w:hAnsi="맑은 고딕"/>
+                <w:rFonts w:ascii="맑은 고딕" w:eastAsia="맑은 고딕" w:hAnsi="맑은 고딕" w:cs="맑은 고딕"/>
+              </w:rPr>
+            </w:pPr>
+            <w:r>
+              <w:rPr>
+                <w:rFonts w:ascii="맑은 고딕" w:eastAsia="맑은 고딕" w:hAnsi="맑은 고딕" w:cs="맑은 고딕"/>
                 <w:color w:val="23324A"/>
                 <w:sz w:val="18"/>
               </w:rPr>
-              <w:t>권한 탭은 BUS 완료 재확인. 프로젝트는 완료 옵션을 켜고 같은 성공 항목 처리</w:t>
+              <w:t>권한 탭은 BUS 완료 재확인을 실행. 프로젝트는 완료 옵션을 켜고 같은 성공 항목을 다시 처리</w:t>
             </w:r>
           </w:p>
         </w:tc>
@@ -5012,12 +4984,12 @@
             <w:pPr>
               <w:spacing w:before="100" w:after="100" w:line="269" w:lineRule="auto"/>
               <w:rPr>
-                <w:rFonts w:ascii="맑은 고딕" w:eastAsia="맑은 고딕" w:hAnsi="맑은 고딕"/>
-              </w:rPr>
-            </w:pPr>
-            <w:r>
-              <w:rPr>
-                <w:rFonts w:ascii="맑은 고딕" w:eastAsia="맑은 고딕" w:hAnsi="맑은 고딕"/>
+                <w:rFonts w:ascii="맑은 고딕" w:eastAsia="맑은 고딕" w:hAnsi="맑은 고딕" w:cs="맑은 고딕"/>
+              </w:rPr>
+            </w:pPr>
+            <w:r>
+              <w:rPr>
+                <w:rFonts w:ascii="맑은 고딕" w:eastAsia="맑은 고딕" w:hAnsi="맑은 고딕" w:cs="맑은 고딕"/>
                 <w:b/>
                 <w:color w:val="23324A"/>
                 <w:sz w:val="18"/>
@@ -5036,16 +5008,16 @@
             <w:pPr>
               <w:spacing w:before="100" w:after="100" w:line="269" w:lineRule="auto"/>
               <w:rPr>
-                <w:rFonts w:ascii="맑은 고딕" w:eastAsia="맑은 고딕" w:hAnsi="맑은 고딕"/>
-              </w:rPr>
-            </w:pPr>
-            <w:r>
-              <w:rPr>
-                <w:rFonts w:ascii="맑은 고딕" w:eastAsia="맑은 고딕" w:hAnsi="맑은 고딕"/>
+                <w:rFonts w:ascii="맑은 고딕" w:eastAsia="맑은 고딕" w:hAnsi="맑은 고딕" w:cs="맑은 고딕"/>
+              </w:rPr>
+            </w:pPr>
+            <w:r>
+              <w:rPr>
+                <w:rFonts w:ascii="맑은 고딕" w:eastAsia="맑은 고딕" w:hAnsi="맑은 고딕" w:cs="맑은 고딕"/>
                 <w:color w:val="23324A"/>
                 <w:sz w:val="18"/>
               </w:rPr>
-              <w:t>API·BUS 작업이 진행 중일 수 있음. 중지 후 상태 확인, 강제 종료 전 담당자 확인</w:t>
+              <w:t>API·BUS 작업이 진행 중일 수 있음. 중지한 뒤 상태를 확인하고, 강제 종료하기 전에 담당자와 상의</w:t>
             </w:r>
           </w:p>
         </w:tc>
@@ -5055,7 +5027,7 @@
       <w:pPr>
         <w:spacing w:after="0"/>
         <w:rPr>
-          <w:rFonts w:ascii="맑은 고딕" w:eastAsia="맑은 고딕" w:hAnsi="맑은 고딕"/>
+          <w:rFonts w:ascii="맑은 고딕" w:eastAsia="맑은 고딕" w:hAnsi="맑은 고딕" w:cs="맑은 고딕"/>
         </w:rPr>
       </w:pPr>
     </w:p>
@@ -5064,12 +5036,12 @@
         <w:pStyle w:val="21"/>
         <w:spacing w:before="140" w:after="160" w:line="300" w:lineRule="auto"/>
         <w:rPr>
-          <w:rFonts w:ascii="맑은 고딕" w:eastAsia="맑은 고딕" w:hAnsi="맑은 고딕"/>
+          <w:rFonts w:ascii="맑은 고딕" w:eastAsia="맑은 고딕" w:hAnsi="맑은 고딕" w:cs="맑은 고딕"/>
         </w:rPr>
       </w:pPr>
       <w:r>
         <w:rPr>
-          <w:rFonts w:ascii="맑은 고딕" w:eastAsia="맑은 고딕" w:hAnsi="맑은 고딕"/>
+          <w:rFonts w:ascii="맑은 고딕" w:eastAsia="맑은 고딕" w:hAnsi="맑은 고딕" w:cs="맑은 고딕"/>
           <w:color w:val="2962FF"/>
           <w:sz w:val="24"/>
         </w:rPr>
@@ -5080,15 +5052,15 @@
       <w:pPr>
         <w:spacing w:after="160" w:line="300" w:lineRule="auto"/>
         <w:rPr>
-          <w:rFonts w:ascii="맑은 고딕" w:eastAsia="맑은 고딕" w:hAnsi="맑은 고딕"/>
+          <w:rFonts w:ascii="맑은 고딕" w:eastAsia="맑은 고딕" w:hAnsi="맑은 고딕" w:cs="맑은 고딕"/>
         </w:rPr>
       </w:pPr>
       <w:r>
         <w:rPr>
-          <w:rFonts w:ascii="맑은 고딕" w:eastAsia="맑은 고딕" w:hAnsi="맑은 고딕"/>
+          <w:rFonts w:ascii="맑은 고딕" w:eastAsia="맑은 고딕" w:hAnsi="맑은 고딕" w:cs="맑은 고딕"/>
           <w:color w:val="23324A"/>
         </w:rPr>
-        <w:t>발생 시각, Client·API 버전, 어떤 버튼을 눌렀는지, 프로젝트·요청 종류, 화면 상태, access.log의 request_id/job_id와 실패 단계·오류 문구를 전달하세요. API Key·암호·불필요한 개인정보는 제거합니다.</w:t>
+        <w:t>발생 시각, Client·API 버전, 누른 버튼, 프로젝트·요청 종류, 화면 상태, access.log의 request_id/job_id, 실패 단계와 오류 문구를 전달하세요. API Key, 암호, 불필요한 개인정보는 제거한 뒤 보내 주세요.</w:t>
       </w:r>
     </w:p>
     <w:tbl>
@@ -5109,12 +5081,12 @@
             <w:pPr>
               <w:spacing w:before="140" w:after="80"/>
               <w:rPr>
-                <w:rFonts w:ascii="맑은 고딕" w:eastAsia="맑은 고딕" w:hAnsi="맑은 고딕"/>
-              </w:rPr>
-            </w:pPr>
-            <w:r>
-              <w:rPr>
-                <w:rFonts w:ascii="맑은 고딕" w:eastAsia="맑은 고딕" w:hAnsi="맑은 고딕"/>
+                <w:rFonts w:ascii="맑은 고딕" w:eastAsia="맑은 고딕" w:hAnsi="맑은 고딕" w:cs="맑은 고딕"/>
+              </w:rPr>
+            </w:pPr>
+            <w:r>
+              <w:rPr>
+                <w:rFonts w:ascii="맑은 고딕" w:eastAsia="맑은 고딕" w:hAnsi="맑은 고딕" w:cs="맑은 고딕"/>
                 <w:b/>
                 <w:color w:val="2962FF"/>
                 <w:sz w:val="20"/>
@@ -5126,16 +5098,16 @@
             <w:pPr>
               <w:spacing w:after="140" w:line="283" w:lineRule="auto"/>
               <w:rPr>
-                <w:rFonts w:ascii="맑은 고딕" w:eastAsia="맑은 고딕" w:hAnsi="맑은 고딕"/>
-              </w:rPr>
-            </w:pPr>
-            <w:r>
-              <w:rPr>
-                <w:rFonts w:ascii="맑은 고딕" w:eastAsia="맑은 고딕" w:hAnsi="맑은 고딕"/>
+                <w:rFonts w:ascii="맑은 고딕" w:eastAsia="맑은 고딕" w:hAnsi="맑은 고딕" w:cs="맑은 고딕"/>
+              </w:rPr>
+            </w:pPr>
+            <w:r>
+              <w:rPr>
+                <w:rFonts w:ascii="맑은 고딕" w:eastAsia="맑은 고딕" w:hAnsi="맑은 고딕" w:cs="맑은 고딕"/>
                 <w:color w:val="23324A"/>
                 <w:sz w:val="19"/>
               </w:rPr>
-              <w:t>서버가 작업 중일 수 있습니다. 같은 내용을 새 수동 요청으로 다시 입력하거나 BUS를 직접 완료하기 전에 기존 Job과 실제 권한 상태를 확인하세요.</w:t>
+              <w:t>서버가 아직 작업 중일 수 있습니다. 같은 내용을 새 수동 요청으로 다시 입력하거나 BUS를 직접 완료하기 전에, 기존 Job과 실제 권한 상태를 먼저 확인하세요.</w:t>
             </w:r>
           </w:p>
         </w:tc>
@@ -5144,12 +5116,12 @@
     <w:p>
       <w:pPr>
         <w:rPr>
-          <w:rFonts w:ascii="맑은 고딕" w:eastAsia="맑은 고딕" w:hAnsi="맑은 고딕"/>
+          <w:rFonts w:ascii="맑은 고딕" w:eastAsia="맑은 고딕" w:hAnsi="맑은 고딕" w:cs="맑은 고딕"/>
         </w:rPr>
       </w:pPr>
       <w:r>
         <w:rPr>
-          <w:rFonts w:ascii="맑은 고딕" w:eastAsia="맑은 고딕" w:hAnsi="맑은 고딕"/>
+          <w:rFonts w:ascii="맑은 고딕" w:eastAsia="맑은 고딕" w:hAnsi="맑은 고딕" w:cs="맑은 고딕"/>
         </w:rPr>
         <w:br w:type="page"/>
       </w:r>
@@ -5159,12 +5131,12 @@
         <w:pStyle w:val="1"/>
         <w:spacing w:after="160" w:line="300" w:lineRule="auto"/>
         <w:rPr>
-          <w:rFonts w:ascii="맑은 고딕" w:eastAsia="맑은 고딕" w:hAnsi="맑은 고딕"/>
+          <w:rFonts w:ascii="맑은 고딕" w:eastAsia="맑은 고딕" w:hAnsi="맑은 고딕" w:cs="맑은 고딕"/>
         </w:rPr>
       </w:pPr>
       <w:r>
         <w:rPr>
-          <w:rFonts w:ascii="맑은 고딕" w:eastAsia="맑은 고딕" w:hAnsi="맑은 고딕"/>
+          <w:rFonts w:ascii="맑은 고딕" w:eastAsia="맑은 고딕" w:hAnsi="맑은 고딕" w:cs="맑은 고딕"/>
           <w:sz w:val="40"/>
         </w:rPr>
         <w:lastRenderedPageBreak/>
@@ -5196,12 +5168,12 @@
             <w:pPr>
               <w:spacing w:before="100" w:after="100"/>
               <w:rPr>
-                <w:rFonts w:ascii="맑은 고딕" w:eastAsia="맑은 고딕" w:hAnsi="맑은 고딕"/>
-              </w:rPr>
-            </w:pPr>
-            <w:r>
-              <w:rPr>
-                <w:rFonts w:ascii="맑은 고딕" w:eastAsia="맑은 고딕" w:hAnsi="맑은 고딕"/>
+                <w:rFonts w:ascii="맑은 고딕" w:eastAsia="맑은 고딕" w:hAnsi="맑은 고딕" w:cs="맑은 고딕"/>
+              </w:rPr>
+            </w:pPr>
+            <w:r>
+              <w:rPr>
+                <w:rFonts w:ascii="맑은 고딕" w:eastAsia="맑은 고딕" w:hAnsi="맑은 고딕" w:cs="맑은 고딕"/>
                 <w:b/>
                 <w:color w:val="FFFFFF"/>
                 <w:sz w:val="19"/>
@@ -5219,12 +5191,12 @@
             <w:pPr>
               <w:spacing w:before="100" w:after="100"/>
               <w:rPr>
-                <w:rFonts w:ascii="맑은 고딕" w:eastAsia="맑은 고딕" w:hAnsi="맑은 고딕"/>
-              </w:rPr>
-            </w:pPr>
-            <w:r>
-              <w:rPr>
-                <w:rFonts w:ascii="맑은 고딕" w:eastAsia="맑은 고딕" w:hAnsi="맑은 고딕"/>
+                <w:rFonts w:ascii="맑은 고딕" w:eastAsia="맑은 고딕" w:hAnsi="맑은 고딕" w:cs="맑은 고딕"/>
+              </w:rPr>
+            </w:pPr>
+            <w:r>
+              <w:rPr>
+                <w:rFonts w:ascii="맑은 고딕" w:eastAsia="맑은 고딕" w:hAnsi="맑은 고딕" w:cs="맑은 고딕"/>
                 <w:b/>
                 <w:color w:val="FFFFFF"/>
                 <w:sz w:val="19"/>
@@ -5249,12 +5221,12 @@
             <w:pPr>
               <w:spacing w:before="100" w:after="100" w:line="269" w:lineRule="auto"/>
               <w:rPr>
-                <w:rFonts w:ascii="맑은 고딕" w:eastAsia="맑은 고딕" w:hAnsi="맑은 고딕"/>
-              </w:rPr>
-            </w:pPr>
-            <w:r>
-              <w:rPr>
-                <w:rFonts w:ascii="맑은 고딕" w:eastAsia="맑은 고딕" w:hAnsi="맑은 고딕"/>
+                <w:rFonts w:ascii="맑은 고딕" w:eastAsia="맑은 고딕" w:hAnsi="맑은 고딕" w:cs="맑은 고딕"/>
+              </w:rPr>
+            </w:pPr>
+            <w:r>
+              <w:rPr>
+                <w:rFonts w:ascii="맑은 고딕" w:eastAsia="맑은 고딕" w:hAnsi="맑은 고딕" w:cs="맑은 고딕"/>
                 <w:b/>
                 <w:color w:val="23324A"/>
                 <w:sz w:val="18"/>
@@ -5273,16 +5245,16 @@
             <w:pPr>
               <w:spacing w:before="100" w:after="100" w:line="269" w:lineRule="auto"/>
               <w:rPr>
-                <w:rFonts w:ascii="맑은 고딕" w:eastAsia="맑은 고딕" w:hAnsi="맑은 고딕"/>
-              </w:rPr>
-            </w:pPr>
-            <w:r>
-              <w:rPr>
-                <w:rFonts w:ascii="맑은 고딕" w:eastAsia="맑은 고딕" w:hAnsi="맑은 고딕"/>
+                <w:rFonts w:ascii="맑은 고딕" w:eastAsia="맑은 고딕" w:hAnsi="맑은 고딕" w:cs="맑은 고딕"/>
+              </w:rPr>
+            </w:pPr>
+            <w:r>
+              <w:rPr>
+                <w:rFonts w:ascii="맑은 고딕" w:eastAsia="맑은 고딕" w:hAnsi="맑은 고딕" w:cs="맑은 고딕"/>
                 <w:color w:val="23324A"/>
                 <w:sz w:val="18"/>
               </w:rPr>
-              <w:t>기존 프로그램·API 코드를 직접 import하지 않음. 배포 시 아이콘·로고 동봉</w:t>
+              <w:t>기존 프로그램·API 코드를 직접 import하지 않음. 배포할 때 아이콘·로고를 함께 포함</w:t>
             </w:r>
           </w:p>
         </w:tc>
@@ -5302,12 +5274,12 @@
             <w:pPr>
               <w:spacing w:before="100" w:after="100" w:line="269" w:lineRule="auto"/>
               <w:rPr>
-                <w:rFonts w:ascii="맑은 고딕" w:eastAsia="맑은 고딕" w:hAnsi="맑은 고딕"/>
-              </w:rPr>
-            </w:pPr>
-            <w:r>
-              <w:rPr>
-                <w:rFonts w:ascii="맑은 고딕" w:eastAsia="맑은 고딕" w:hAnsi="맑은 고딕"/>
+                <w:rFonts w:ascii="맑은 고딕" w:eastAsia="맑은 고딕" w:hAnsi="맑은 고딕" w:cs="맑은 고딕"/>
+              </w:rPr>
+            </w:pPr>
+            <w:r>
+              <w:rPr>
+                <w:rFonts w:ascii="맑은 고딕" w:eastAsia="맑은 고딕" w:hAnsi="맑은 고딕" w:cs="맑은 고딕"/>
                 <w:b/>
                 <w:color w:val="23324A"/>
                 <w:sz w:val="18"/>
@@ -5326,12 +5298,12 @@
             <w:pPr>
               <w:spacing w:before="100" w:after="100" w:line="269" w:lineRule="auto"/>
               <w:rPr>
-                <w:rFonts w:ascii="맑은 고딕" w:eastAsia="맑은 고딕" w:hAnsi="맑은 고딕"/>
-              </w:rPr>
-            </w:pPr>
-            <w:r>
-              <w:rPr>
-                <w:rFonts w:ascii="맑은 고딕" w:eastAsia="맑은 고딕" w:hAnsi="맑은 고딕"/>
+                <w:rFonts w:ascii="맑은 고딕" w:eastAsia="맑은 고딕" w:hAnsi="맑은 고딕" w:cs="맑은 고딕"/>
+              </w:rPr>
+            </w:pPr>
+            <w:r>
+              <w:rPr>
+                <w:rFonts w:ascii="맑은 고딕" w:eastAsia="맑은 고딕" w:hAnsi="맑은 고딕" w:cs="맑은 고딕"/>
                 <w:color w:val="23324A"/>
                 <w:sz w:val="18"/>
               </w:rPr>
@@ -5355,12 +5327,12 @@
             <w:pPr>
               <w:spacing w:before="100" w:after="100" w:line="269" w:lineRule="auto"/>
               <w:rPr>
-                <w:rFonts w:ascii="맑은 고딕" w:eastAsia="맑은 고딕" w:hAnsi="맑은 고딕"/>
-              </w:rPr>
-            </w:pPr>
-            <w:r>
-              <w:rPr>
-                <w:rFonts w:ascii="맑은 고딕" w:eastAsia="맑은 고딕" w:hAnsi="맑은 고딕"/>
+                <w:rFonts w:ascii="맑은 고딕" w:eastAsia="맑은 고딕" w:hAnsi="맑은 고딕" w:cs="맑은 고딕"/>
+              </w:rPr>
+            </w:pPr>
+            <w:r>
+              <w:rPr>
+                <w:rFonts w:ascii="맑은 고딕" w:eastAsia="맑은 고딕" w:hAnsi="맑은 고딕" w:cs="맑은 고딕"/>
                 <w:b/>
                 <w:color w:val="23324A"/>
                 <w:sz w:val="18"/>
@@ -5379,16 +5351,16 @@
             <w:pPr>
               <w:spacing w:before="100" w:after="100" w:line="269" w:lineRule="auto"/>
               <w:rPr>
-                <w:rFonts w:ascii="맑은 고딕" w:eastAsia="맑은 고딕" w:hAnsi="맑은 고딕"/>
-              </w:rPr>
-            </w:pPr>
-            <w:r>
-              <w:rPr>
-                <w:rFonts w:ascii="맑은 고딕" w:eastAsia="맑은 고딕" w:hAnsi="맑은 고딕"/>
+                <w:rFonts w:ascii="맑은 고딕" w:eastAsia="맑은 고딕" w:hAnsi="맑은 고딕" w:cs="맑은 고딕"/>
+              </w:rPr>
+            </w:pPr>
+            <w:r>
+              <w:rPr>
+                <w:rFonts w:ascii="맑은 고딕" w:eastAsia="맑은 고딕" w:hAnsi="맑은 고딕" w:cs="맑은 고딕"/>
                 <w:color w:val="23324A"/>
                 <w:sz w:val="18"/>
               </w:rPr>
-              <w:t>Client 변환과 서버 정책을 함께 확인. 표 표시용 합치기가 실제 필드값을 훼손하면 안 됨</w:t>
+              <w:t>Client 변환과 서버 정책을 함께 확인. 표에 표시하려고 값을 합치더라도 실제 필드값이 손상되면 안 됨</w:t>
             </w:r>
           </w:p>
         </w:tc>
@@ -5408,12 +5380,12 @@
             <w:pPr>
               <w:spacing w:before="100" w:after="100" w:line="269" w:lineRule="auto"/>
               <w:rPr>
-                <w:rFonts w:ascii="맑은 고딕" w:eastAsia="맑은 고딕" w:hAnsi="맑은 고딕"/>
-              </w:rPr>
-            </w:pPr>
-            <w:r>
-              <w:rPr>
-                <w:rFonts w:ascii="맑은 고딕" w:eastAsia="맑은 고딕" w:hAnsi="맑은 고딕"/>
+                <w:rFonts w:ascii="맑은 고딕" w:eastAsia="맑은 고딕" w:hAnsi="맑은 고딕" w:cs="맑은 고딕"/>
+              </w:rPr>
+            </w:pPr>
+            <w:r>
+              <w:rPr>
+                <w:rFonts w:ascii="맑은 고딕" w:eastAsia="맑은 고딕" w:hAnsi="맑은 고딕" w:cs="맑은 고딕"/>
                 <w:b/>
                 <w:color w:val="23324A"/>
                 <w:sz w:val="18"/>
@@ -5432,16 +5404,16 @@
             <w:pPr>
               <w:spacing w:before="100" w:after="100" w:line="269" w:lineRule="auto"/>
               <w:rPr>
-                <w:rFonts w:ascii="맑은 고딕" w:eastAsia="맑은 고딕" w:hAnsi="맑은 고딕"/>
-              </w:rPr>
-            </w:pPr>
-            <w:r>
-              <w:rPr>
-                <w:rFonts w:ascii="맑은 고딕" w:eastAsia="맑은 고딕" w:hAnsi="맑은 고딕"/>
+                <w:rFonts w:ascii="맑은 고딕" w:eastAsia="맑은 고딕" w:hAnsi="맑은 고딕" w:cs="맑은 고딕"/>
+              </w:rPr>
+            </w:pPr>
+            <w:r>
+              <w:rPr>
+                <w:rFonts w:ascii="맑은 고딕" w:eastAsia="맑은 고딕" w:hAnsi="맑은 고딕" w:cs="맑은 고딕"/>
                 <w:color w:val="23324A"/>
                 <w:sz w:val="18"/>
               </w:rPr>
-              <w:t>전용 로그인과 일반 설정은 _apply_login_credentials 공유 유지</w:t>
+              <w:t>전용 로그인 창과 일반 설정이 _apply_login_credentials를 계속 공유하도록 유지</w:t>
             </w:r>
           </w:p>
         </w:tc>
@@ -5461,12 +5433,12 @@
             <w:pPr>
               <w:spacing w:before="100" w:after="100" w:line="269" w:lineRule="auto"/>
               <w:rPr>
-                <w:rFonts w:ascii="맑은 고딕" w:eastAsia="맑은 고딕" w:hAnsi="맑은 고딕"/>
-              </w:rPr>
-            </w:pPr>
-            <w:r>
-              <w:rPr>
-                <w:rFonts w:ascii="맑은 고딕" w:eastAsia="맑은 고딕" w:hAnsi="맑은 고딕"/>
+                <w:rFonts w:ascii="맑은 고딕" w:eastAsia="맑은 고딕" w:hAnsi="맑은 고딕" w:cs="맑은 고딕"/>
+              </w:rPr>
+            </w:pPr>
+            <w:r>
+              <w:rPr>
+                <w:rFonts w:ascii="맑은 고딕" w:eastAsia="맑은 고딕" w:hAnsi="맑은 고딕" w:cs="맑은 고딕"/>
                 <w:b/>
                 <w:color w:val="23324A"/>
                 <w:sz w:val="18"/>
@@ -5485,12 +5457,12 @@
             <w:pPr>
               <w:spacing w:before="100" w:after="100" w:line="269" w:lineRule="auto"/>
               <w:rPr>
-                <w:rFonts w:ascii="맑은 고딕" w:eastAsia="맑은 고딕" w:hAnsi="맑은 고딕"/>
-              </w:rPr>
-            </w:pPr>
-            <w:r>
-              <w:rPr>
-                <w:rFonts w:ascii="맑은 고딕" w:eastAsia="맑은 고딕" w:hAnsi="맑은 고딕"/>
+                <w:rFonts w:ascii="맑은 고딕" w:eastAsia="맑은 고딕" w:hAnsi="맑은 고딕" w:cs="맑은 고딕"/>
+              </w:rPr>
+            </w:pPr>
+            <w:r>
+              <w:rPr>
+                <w:rFonts w:ascii="맑은 고딕" w:eastAsia="맑은 고딕" w:hAnsi="맑은 고딕" w:cs="맑은 고딕"/>
                 <w:color w:val="23324A"/>
                 <w:sz w:val="18"/>
               </w:rPr>
@@ -5514,12 +5486,12 @@
             <w:pPr>
               <w:spacing w:before="100" w:after="100" w:line="269" w:lineRule="auto"/>
               <w:rPr>
-                <w:rFonts w:ascii="맑은 고딕" w:eastAsia="맑은 고딕" w:hAnsi="맑은 고딕"/>
-              </w:rPr>
-            </w:pPr>
-            <w:r>
-              <w:rPr>
-                <w:rFonts w:ascii="맑은 고딕" w:eastAsia="맑은 고딕" w:hAnsi="맑은 고딕"/>
+                <w:rFonts w:ascii="맑은 고딕" w:eastAsia="맑은 고딕" w:hAnsi="맑은 고딕" w:cs="맑은 고딕"/>
+              </w:rPr>
+            </w:pPr>
+            <w:r>
+              <w:rPr>
+                <w:rFonts w:ascii="맑은 고딕" w:eastAsia="맑은 고딕" w:hAnsi="맑은 고딕" w:cs="맑은 고딕"/>
                 <w:b/>
                 <w:color w:val="23324A"/>
                 <w:sz w:val="18"/>
@@ -5538,16 +5510,16 @@
             <w:pPr>
               <w:spacing w:before="100" w:after="100" w:line="269" w:lineRule="auto"/>
               <w:rPr>
-                <w:rFonts w:ascii="맑은 고딕" w:eastAsia="맑은 고딕" w:hAnsi="맑은 고딕"/>
-              </w:rPr>
-            </w:pPr>
-            <w:r>
-              <w:rPr>
-                <w:rFonts w:ascii="맑은 고딕" w:eastAsia="맑은 고딕" w:hAnsi="맑은 고딕"/>
+                <w:rFonts w:ascii="맑은 고딕" w:eastAsia="맑은 고딕" w:hAnsi="맑은 고딕" w:cs="맑은 고딕"/>
+              </w:rPr>
+            </w:pPr>
+            <w:r>
+              <w:rPr>
+                <w:rFonts w:ascii="맑은 고딕" w:eastAsia="맑은 고딕" w:hAnsi="맑은 고딕" w:cs="맑은 고딕"/>
                 <w:color w:val="23324A"/>
                 <w:sz w:val="18"/>
               </w:rPr>
-              <w:t>원본 request_id·source와 최신 실제 성공을 보존. cached 성공만으로 완료하지 않음</w:t>
+              <w:t>원본 request_id·source와 최신 실제 성공 결과를 보존. cached 성공만으로는 완료 처리하지 않음</w:t>
             </w:r>
           </w:p>
         </w:tc>
@@ -5567,12 +5539,12 @@
             <w:pPr>
               <w:spacing w:before="100" w:after="100" w:line="269" w:lineRule="auto"/>
               <w:rPr>
-                <w:rFonts w:ascii="맑은 고딕" w:eastAsia="맑은 고딕" w:hAnsi="맑은 고딕"/>
-              </w:rPr>
-            </w:pPr>
-            <w:r>
-              <w:rPr>
-                <w:rFonts w:ascii="맑은 고딕" w:eastAsia="맑은 고딕" w:hAnsi="맑은 고딕"/>
+                <w:rFonts w:ascii="맑은 고딕" w:eastAsia="맑은 고딕" w:hAnsi="맑은 고딕" w:cs="맑은 고딕"/>
+              </w:rPr>
+            </w:pPr>
+            <w:r>
+              <w:rPr>
+                <w:rFonts w:ascii="맑은 고딕" w:eastAsia="맑은 고딕" w:hAnsi="맑은 고딕" w:cs="맑은 고딕"/>
                 <w:b/>
                 <w:color w:val="23324A"/>
                 <w:sz w:val="18"/>
@@ -5591,16 +5563,16 @@
             <w:pPr>
               <w:spacing w:before="100" w:after="100" w:line="269" w:lineRule="auto"/>
               <w:rPr>
-                <w:rFonts w:ascii="맑은 고딕" w:eastAsia="맑은 고딕" w:hAnsi="맑은 고딕"/>
-              </w:rPr>
-            </w:pPr>
-            <w:r>
-              <w:rPr>
-                <w:rFonts w:ascii="맑은 고딕" w:eastAsia="맑은 고딕" w:hAnsi="맑은 고딕"/>
+                <w:rFonts w:ascii="맑은 고딕" w:eastAsia="맑은 고딕" w:hAnsi="맑은 고딕" w:cs="맑은 고딕"/>
+              </w:rPr>
+            </w:pPr>
+            <w:r>
+              <w:rPr>
+                <w:rFonts w:ascii="맑은 고딕" w:eastAsia="맑은 고딕" w:hAnsi="맑은 고딕" w:cs="맑은 고딕"/>
                 <w:color w:val="23324A"/>
                 <w:sz w:val="18"/>
               </w:rPr>
-              <w:t>주석으로 비활성화 상태 유지. 복원 시 감시 세션·타이머·설정·UI 모두 검토</w:t>
+              <w:t>주석 처리로 비활성화된 상태. 복원할 때는 감시 세션·타이머·설정·UI를 모두 검토</w:t>
             </w:r>
           </w:p>
         </w:tc>
@@ -5610,7 +5582,7 @@
       <w:pPr>
         <w:spacing w:after="0"/>
         <w:rPr>
-          <w:rFonts w:ascii="맑은 고딕" w:eastAsia="맑은 고딕" w:hAnsi="맑은 고딕"/>
+          <w:rFonts w:ascii="맑은 고딕" w:eastAsia="맑은 고딕" w:hAnsi="맑은 고딕" w:cs="맑은 고딕"/>
         </w:rPr>
       </w:pPr>
     </w:p>
@@ -5619,32 +5591,18 @@
         <w:shd w:val="clear" w:color="auto" w:fill="F4F6FA"/>
         <w:spacing w:after="160" w:line="264" w:lineRule="auto"/>
         <w:rPr>
-          <w:rFonts w:ascii="맑은 고딕" w:eastAsia="맑은 고딕" w:hAnsi="맑은 고딕"/>
+          <w:rFonts w:ascii="맑은 고딕" w:eastAsia="맑은 고딕" w:hAnsi="맑은 고딕" w:cs="맑은 고딕"/>
         </w:rPr>
       </w:pPr>
       <w:r>
         <w:rPr>
-          <w:rFonts w:ascii="맑은 고딕" w:eastAsia="맑은 고딕" w:hAnsi="맑은 고딕"/>
+          <w:rFonts w:ascii="맑은 고딕" w:eastAsia="맑은 고딕" w:hAnsi="맑은 고딕" w:cs="맑은 고딕"/>
           <w:color w:val="23324A"/>
           <w:sz w:val="16"/>
         </w:rPr>
         <w:t>cd C:\Folder-Grant-Tool</w:t>
-      </w:r>
-      <w:r>
-        <w:rPr>
-          <w:rFonts w:ascii="맑은 고딕" w:eastAsia="맑은 고딕" w:hAnsi="맑은 고딕"/>
-          <w:color w:val="23324A"/>
-          <w:sz w:val="16"/>
-        </w:rPr>
         <w:br/>
         <w:t>.\Client\.venv\Scripts\python.exe -m unittest discover -s Client\tests -v</w:t>
-      </w:r>
-      <w:r>
-        <w:rPr>
-          <w:rFonts w:ascii="맑은 고딕" w:eastAsia="맑은 고딕" w:hAnsi="맑은 고딕"/>
-          <w:color w:val="23324A"/>
-          <w:sz w:val="16"/>
-        </w:rPr>
         <w:br/>
         <w:t>.\Client\.venv\Scripts\python.exe -m py_compile ".\Client\Folder Grant API Client.pyw"</w:t>
       </w:r>
@@ -5653,15 +5611,15 @@
       <w:pPr>
         <w:spacing w:after="160" w:line="300" w:lineRule="auto"/>
         <w:rPr>
-          <w:rFonts w:ascii="맑은 고딕" w:eastAsia="맑은 고딕" w:hAnsi="맑은 고딕"/>
+          <w:rFonts w:ascii="맑은 고딕" w:eastAsia="맑은 고딕" w:hAnsi="맑은 고딕" w:cs="맑은 고딕"/>
         </w:rPr>
       </w:pPr>
       <w:r>
         <w:rPr>
-          <w:rFonts w:ascii="맑은 고딕" w:eastAsia="맑은 고딕" w:hAnsi="맑은 고딕"/>
+          <w:rFonts w:ascii="맑은 고딕" w:eastAsia="맑은 고딕" w:hAnsi="맑은 고딕" w:cs="맑은 고딕"/>
           <w:color w:val="23324A"/>
         </w:rPr>
-        <w:t>문서 작성 시 Client 자동 테스트 93개가 통과했습니다. API 계약·Mock/Preview 완료 차단·재실행·UI 흐름·시작 로그인 등을 검사합니다. Windows 실제 GUI, Chrome, BUS 및 AD·공유 폴더 연동은 별도 확인 대상입니다.</w:t>
+        <w:t>문서를 작성한 시점에 Client 자동 테스트 93개가 모두 통과했습니다. 테스트는 API 계약, Mock/Preview 완료 차단, 재실행, UI 흐름, 시작 시 로그인 등을 검사합니다. Windows 실제 GUI, Chrome, BUS, AD·공유 폴더 연동은 별도로 확인해야 합니다.</w:t>
       </w:r>
     </w:p>
     <w:tbl>
@@ -5682,12 +5640,12 @@
             <w:pPr>
               <w:spacing w:before="140" w:after="80"/>
               <w:rPr>
-                <w:rFonts w:ascii="맑은 고딕" w:eastAsia="맑은 고딕" w:hAnsi="맑은 고딕"/>
-              </w:rPr>
-            </w:pPr>
-            <w:r>
-              <w:rPr>
-                <w:rFonts w:ascii="맑은 고딕" w:eastAsia="맑은 고딕" w:hAnsi="맑은 고딕"/>
+                <w:rFonts w:ascii="맑은 고딕" w:eastAsia="맑은 고딕" w:hAnsi="맑은 고딕" w:cs="맑은 고딕"/>
+              </w:rPr>
+            </w:pPr>
+            <w:r>
+              <w:rPr>
+                <w:rFonts w:ascii="맑은 고딕" w:eastAsia="맑은 고딕" w:hAnsi="맑은 고딕" w:cs="맑은 고딕"/>
                 <w:b/>
                 <w:color w:val="2962FF"/>
                 <w:sz w:val="20"/>
@@ -5699,16 +5657,16 @@
             <w:pPr>
               <w:spacing w:after="140" w:line="283" w:lineRule="auto"/>
               <w:rPr>
-                <w:rFonts w:ascii="맑은 고딕" w:eastAsia="맑은 고딕" w:hAnsi="맑은 고딕"/>
-              </w:rPr>
-            </w:pPr>
-            <w:r>
-              <w:rPr>
-                <w:rFonts w:ascii="맑은 고딕" w:eastAsia="맑은 고딕" w:hAnsi="맑은 고딕"/>
+                <w:rFonts w:ascii="맑은 고딕" w:eastAsia="맑은 고딕" w:hAnsi="맑은 고딕" w:cs="맑은 고딕"/>
+              </w:rPr>
+            </w:pPr>
+            <w:r>
+              <w:rPr>
+                <w:rFonts w:ascii="맑은 고딕" w:eastAsia="맑은 고딕" w:hAnsi="맑은 고딕" w:cs="맑은 고딕"/>
                 <w:color w:val="23324A"/>
                 <w:sz w:val="19"/>
               </w:rPr>
-              <w:t>requirements.txt는 버전 범위를 지정합니다. 베타 배포마다 실제 설치 버전·Python·Chrome 버전과 코드를 함께 기록하세요. 현재 저장소에는 정식 EXE 빌드 절차가 확정되어 있지 않으므로 소스 실행 기준으로 배포합니다.</w:t>
+              <w:t>requirements.txt에는 버전 범위가 지정되어 있습니다. 베타를 배포할 때마다 실제 설치된 패키지 버전, Python·Chrome 버전, 코드 버전을 함께 기록하세요. 현재 저장소에는 정식 EXE 빌드 절차가 정해져 있지 않으므로 소스 실행 방식으로 배포합니다.</w:t>
             </w:r>
           </w:p>
         </w:tc>
@@ -5717,12 +5675,12 @@
     <w:p>
       <w:pPr>
         <w:rPr>
-          <w:rFonts w:ascii="맑은 고딕" w:eastAsia="맑은 고딕" w:hAnsi="맑은 고딕"/>
+          <w:rFonts w:ascii="맑은 고딕" w:eastAsia="맑은 고딕" w:hAnsi="맑은 고딕" w:cs="맑은 고딕"/>
         </w:rPr>
       </w:pPr>
       <w:r>
         <w:rPr>
-          <w:rFonts w:ascii="맑은 고딕" w:eastAsia="맑은 고딕" w:hAnsi="맑은 고딕"/>
+          <w:rFonts w:ascii="맑은 고딕" w:eastAsia="맑은 고딕" w:hAnsi="맑은 고딕" w:cs="맑은 고딕"/>
         </w:rPr>
         <w:br w:type="page"/>
       </w:r>
@@ -5732,12 +5690,12 @@
         <w:pStyle w:val="1"/>
         <w:spacing w:after="160" w:line="300" w:lineRule="auto"/>
         <w:rPr>
-          <w:rFonts w:ascii="맑은 고딕" w:eastAsia="맑은 고딕" w:hAnsi="맑은 고딕"/>
+          <w:rFonts w:ascii="맑은 고딕" w:eastAsia="맑은 고딕" w:hAnsi="맑은 고딕" w:cs="맑은 고딕"/>
         </w:rPr>
       </w:pPr>
       <w:r>
         <w:rPr>
-          <w:rFonts w:ascii="맑은 고딕" w:eastAsia="맑은 고딕" w:hAnsi="맑은 고딕"/>
+          <w:rFonts w:ascii="맑은 고딕" w:eastAsia="맑은 고딕" w:hAnsi="맑은 고딕" w:cs="맑은 고딕"/>
           <w:sz w:val="40"/>
         </w:rPr>
         <w:lastRenderedPageBreak/>
@@ -5769,12 +5727,12 @@
             <w:pPr>
               <w:spacing w:before="100" w:after="100"/>
               <w:rPr>
-                <w:rFonts w:ascii="맑은 고딕" w:eastAsia="맑은 고딕" w:hAnsi="맑은 고딕"/>
-              </w:rPr>
-            </w:pPr>
-            <w:r>
-              <w:rPr>
-                <w:rFonts w:ascii="맑은 고딕" w:eastAsia="맑은 고딕" w:hAnsi="맑은 고딕"/>
+                <w:rFonts w:ascii="맑은 고딕" w:eastAsia="맑은 고딕" w:hAnsi="맑은 고딕" w:cs="맑은 고딕"/>
+              </w:rPr>
+            </w:pPr>
+            <w:r>
+              <w:rPr>
+                <w:rFonts w:ascii="맑은 고딕" w:eastAsia="맑은 고딕" w:hAnsi="맑은 고딕" w:cs="맑은 고딕"/>
                 <w:b/>
                 <w:color w:val="FFFFFF"/>
                 <w:sz w:val="19"/>
@@ -5792,12 +5750,12 @@
             <w:pPr>
               <w:spacing w:before="100" w:after="100"/>
               <w:rPr>
-                <w:rFonts w:ascii="맑은 고딕" w:eastAsia="맑은 고딕" w:hAnsi="맑은 고딕"/>
-              </w:rPr>
-            </w:pPr>
-            <w:r>
-              <w:rPr>
-                <w:rFonts w:ascii="맑은 고딕" w:eastAsia="맑은 고딕" w:hAnsi="맑은 고딕"/>
+                <w:rFonts w:ascii="맑은 고딕" w:eastAsia="맑은 고딕" w:hAnsi="맑은 고딕" w:cs="맑은 고딕"/>
+              </w:rPr>
+            </w:pPr>
+            <w:r>
+              <w:rPr>
+                <w:rFonts w:ascii="맑은 고딕" w:eastAsia="맑은 고딕" w:hAnsi="맑은 고딕" w:cs="맑은 고딕"/>
                 <w:b/>
                 <w:color w:val="FFFFFF"/>
                 <w:sz w:val="19"/>
@@ -5822,12 +5780,12 @@
             <w:pPr>
               <w:spacing w:before="100" w:after="100" w:line="269" w:lineRule="auto"/>
               <w:rPr>
-                <w:rFonts w:ascii="맑은 고딕" w:eastAsia="맑은 고딕" w:hAnsi="맑은 고딕"/>
-              </w:rPr>
-            </w:pPr>
-            <w:r>
-              <w:rPr>
-                <w:rFonts w:ascii="맑은 고딕" w:eastAsia="맑은 고딕" w:hAnsi="맑은 고딕"/>
+                <w:rFonts w:ascii="맑은 고딕" w:eastAsia="맑은 고딕" w:hAnsi="맑은 고딕" w:cs="맑은 고딕"/>
+              </w:rPr>
+            </w:pPr>
+            <w:r>
+              <w:rPr>
+                <w:rFonts w:ascii="맑은 고딕" w:eastAsia="맑은 고딕" w:hAnsi="맑은 고딕" w:cs="맑은 고딕"/>
                 <w:b/>
                 <w:color w:val="23324A"/>
                 <w:sz w:val="18"/>
@@ -5846,16 +5804,16 @@
             <w:pPr>
               <w:spacing w:before="100" w:after="100" w:line="269" w:lineRule="auto"/>
               <w:rPr>
-                <w:rFonts w:ascii="맑은 고딕" w:eastAsia="맑은 고딕" w:hAnsi="맑은 고딕"/>
-              </w:rPr>
-            </w:pPr>
-            <w:r>
-              <w:rPr>
-                <w:rFonts w:ascii="맑은 고딕" w:eastAsia="맑은 고딕" w:hAnsi="맑은 고딕"/>
+                <w:rFonts w:ascii="맑은 고딕" w:eastAsia="맑은 고딕" w:hAnsi="맑은 고딕" w:cs="맑은 고딕"/>
+              </w:rPr>
+            </w:pPr>
+            <w:r>
+              <w:rPr>
+                <w:rFonts w:ascii="맑은 고딕" w:eastAsia="맑은 고딕" w:hAnsi="맑은 고딕" w:cs="맑은 고딕"/>
                 <w:color w:val="23324A"/>
                 <w:sz w:val="18"/>
               </w:rPr>
-              <w:t>관리자에게 서버 주소·API Key·시험 대상·문의 경로 수령</w:t>
+              <w:t>관리자에게서 서버 주소·API Key·시험 대상·문의 경로를 전달받음</w:t>
             </w:r>
           </w:p>
         </w:tc>
@@ -5875,12 +5833,12 @@
             <w:pPr>
               <w:spacing w:before="100" w:after="100" w:line="269" w:lineRule="auto"/>
               <w:rPr>
-                <w:rFonts w:ascii="맑은 고딕" w:eastAsia="맑은 고딕" w:hAnsi="맑은 고딕"/>
-              </w:rPr>
-            </w:pPr>
-            <w:r>
-              <w:rPr>
-                <w:rFonts w:ascii="맑은 고딕" w:eastAsia="맑은 고딕" w:hAnsi="맑은 고딕"/>
+                <w:rFonts w:ascii="맑은 고딕" w:eastAsia="맑은 고딕" w:hAnsi="맑은 고딕" w:cs="맑은 고딕"/>
+              </w:rPr>
+            </w:pPr>
+            <w:r>
+              <w:rPr>
+                <w:rFonts w:ascii="맑은 고딕" w:eastAsia="맑은 고딕" w:hAnsi="맑은 고딕" w:cs="맑은 고딕"/>
                 <w:b/>
                 <w:color w:val="23324A"/>
                 <w:sz w:val="18"/>
@@ -5899,16 +5857,16 @@
             <w:pPr>
               <w:spacing w:before="100" w:after="100" w:line="269" w:lineRule="auto"/>
               <w:rPr>
-                <w:rFonts w:ascii="맑은 고딕" w:eastAsia="맑은 고딕" w:hAnsi="맑은 고딕"/>
-              </w:rPr>
-            </w:pPr>
-            <w:r>
-              <w:rPr>
-                <w:rFonts w:ascii="맑은 고딕" w:eastAsia="맑은 고딕" w:hAnsi="맑은 고딕"/>
+                <w:rFonts w:ascii="맑은 고딕" w:eastAsia="맑은 고딕" w:hAnsi="맑은 고딕" w:cs="맑은 고딕"/>
+              </w:rPr>
+            </w:pPr>
+            <w:r>
+              <w:rPr>
+                <w:rFonts w:ascii="맑은 고딕" w:eastAsia="맑은 고딕" w:hAnsi="맑은 고딕" w:cs="맑은 고딕"/>
                 <w:color w:val="23324A"/>
                 <w:sz w:val="18"/>
               </w:rPr>
-              <w:t>저장 해제/선택, 취소, 실패 후 재입력, 양쪽 탭 초기 목록 확인</w:t>
+              <w:t>계정 저장 해제/선택, 취소, 실패 후 재입력, 양쪽 탭의 초기 목록 확인</w:t>
             </w:r>
           </w:p>
         </w:tc>
@@ -5928,12 +5886,12 @@
             <w:pPr>
               <w:spacing w:before="100" w:after="100" w:line="269" w:lineRule="auto"/>
               <w:rPr>
-                <w:rFonts w:ascii="맑은 고딕" w:eastAsia="맑은 고딕" w:hAnsi="맑은 고딕"/>
-              </w:rPr>
-            </w:pPr>
-            <w:r>
-              <w:rPr>
-                <w:rFonts w:ascii="맑은 고딕" w:eastAsia="맑은 고딕" w:hAnsi="맑은 고딕"/>
+                <w:rFonts w:ascii="맑은 고딕" w:eastAsia="맑은 고딕" w:hAnsi="맑은 고딕" w:cs="맑은 고딕"/>
+              </w:rPr>
+            </w:pPr>
+            <w:r>
+              <w:rPr>
+                <w:rFonts w:ascii="맑은 고딕" w:eastAsia="맑은 고딕" w:hAnsi="맑은 고딕" w:cs="맑은 고딕"/>
                 <w:b/>
                 <w:color w:val="23324A"/>
                 <w:sz w:val="18"/>
@@ -5952,12 +5910,12 @@
             <w:pPr>
               <w:spacing w:before="100" w:after="100" w:line="269" w:lineRule="auto"/>
               <w:rPr>
-                <w:rFonts w:ascii="맑은 고딕" w:eastAsia="맑은 고딕" w:hAnsi="맑은 고딕"/>
-              </w:rPr>
-            </w:pPr>
-            <w:r>
-              <w:rPr>
-                <w:rFonts w:ascii="맑은 고딕" w:eastAsia="맑은 고딕" w:hAnsi="맑은 고딕"/>
+                <w:rFonts w:ascii="맑은 고딕" w:eastAsia="맑은 고딕" w:hAnsi="맑은 고딕" w:cs="맑은 고딕"/>
+              </w:rPr>
+            </w:pPr>
+            <w:r>
+              <w:rPr>
+                <w:rFonts w:ascii="맑은 고딕" w:eastAsia="맑은 고딕" w:hAnsi="맑은 고딕" w:cs="맑은 고딕"/>
                 <w:color w:val="23324A"/>
                 <w:sz w:val="18"/>
               </w:rPr>
@@ -5981,12 +5939,12 @@
             <w:pPr>
               <w:spacing w:before="100" w:after="100" w:line="269" w:lineRule="auto"/>
               <w:rPr>
-                <w:rFonts w:ascii="맑은 고딕" w:eastAsia="맑은 고딕" w:hAnsi="맑은 고딕"/>
-              </w:rPr>
-            </w:pPr>
-            <w:r>
-              <w:rPr>
-                <w:rFonts w:ascii="맑은 고딕" w:eastAsia="맑은 고딕" w:hAnsi="맑은 고딕"/>
+                <w:rFonts w:ascii="맑은 고딕" w:eastAsia="맑은 고딕" w:hAnsi="맑은 고딕" w:cs="맑은 고딕"/>
+              </w:rPr>
+            </w:pPr>
+            <w:r>
+              <w:rPr>
+                <w:rFonts w:ascii="맑은 고딕" w:eastAsia="맑은 고딕" w:hAnsi="맑은 고딕" w:cs="맑은 고딕"/>
                 <w:b/>
                 <w:color w:val="23324A"/>
                 <w:sz w:val="18"/>
@@ -6005,12 +5963,12 @@
             <w:pPr>
               <w:spacing w:before="100" w:after="100" w:line="269" w:lineRule="auto"/>
               <w:rPr>
-                <w:rFonts w:ascii="맑은 고딕" w:eastAsia="맑은 고딕" w:hAnsi="맑은 고딕"/>
-              </w:rPr>
-            </w:pPr>
-            <w:r>
-              <w:rPr>
-                <w:rFonts w:ascii="맑은 고딕" w:eastAsia="맑은 고딕" w:hAnsi="맑은 고딕"/>
+                <w:rFonts w:ascii="맑은 고딕" w:eastAsia="맑은 고딕" w:hAnsi="맑은 고딕" w:cs="맑은 고딕"/>
+              </w:rPr>
+            </w:pPr>
+            <w:r>
+              <w:rPr>
+                <w:rFonts w:ascii="맑은 고딕" w:eastAsia="맑은 고딕" w:hAnsi="맑은 고딕" w:cs="맑은 고딕"/>
                 <w:color w:val="23324A"/>
                 <w:sz w:val="18"/>
               </w:rPr>
@@ -6034,12 +5992,12 @@
             <w:pPr>
               <w:spacing w:before="100" w:after="100" w:line="269" w:lineRule="auto"/>
               <w:rPr>
-                <w:rFonts w:ascii="맑은 고딕" w:eastAsia="맑은 고딕" w:hAnsi="맑은 고딕"/>
-              </w:rPr>
-            </w:pPr>
-            <w:r>
-              <w:rPr>
-                <w:rFonts w:ascii="맑은 고딕" w:eastAsia="맑은 고딕" w:hAnsi="맑은 고딕"/>
+                <w:rFonts w:ascii="맑은 고딕" w:eastAsia="맑은 고딕" w:hAnsi="맑은 고딕" w:cs="맑은 고딕"/>
+              </w:rPr>
+            </w:pPr>
+            <w:r>
+              <w:rPr>
+                <w:rFonts w:ascii="맑은 고딕" w:eastAsia="맑은 고딕" w:hAnsi="맑은 고딕" w:cs="맑은 고딕"/>
                 <w:b/>
                 <w:color w:val="23324A"/>
                 <w:sz w:val="18"/>
@@ -6058,12 +6016,12 @@
             <w:pPr>
               <w:spacing w:before="100" w:after="100" w:line="269" w:lineRule="auto"/>
               <w:rPr>
-                <w:rFonts w:ascii="맑은 고딕" w:eastAsia="맑은 고딕" w:hAnsi="맑은 고딕"/>
-              </w:rPr>
-            </w:pPr>
-            <w:r>
-              <w:rPr>
-                <w:rFonts w:ascii="맑은 고딕" w:eastAsia="맑은 고딕" w:hAnsi="맑은 고딕"/>
+                <w:rFonts w:ascii="맑은 고딕" w:eastAsia="맑은 고딕" w:hAnsi="맑은 고딕" w:cs="맑은 고딕"/>
+              </w:rPr>
+            </w:pPr>
+            <w:r>
+              <w:rPr>
+                <w:rFonts w:ascii="맑은 고딕" w:eastAsia="맑은 고딕" w:hAnsi="맑은 고딕" w:cs="맑은 고딕"/>
                 <w:color w:val="23324A"/>
                 <w:sz w:val="18"/>
               </w:rPr>
@@ -6087,12 +6045,12 @@
             <w:pPr>
               <w:spacing w:before="100" w:after="100" w:line="269" w:lineRule="auto"/>
               <w:rPr>
-                <w:rFonts w:ascii="맑은 고딕" w:eastAsia="맑은 고딕" w:hAnsi="맑은 고딕"/>
-              </w:rPr>
-            </w:pPr>
-            <w:r>
-              <w:rPr>
-                <w:rFonts w:ascii="맑은 고딕" w:eastAsia="맑은 고딕" w:hAnsi="맑은 고딕"/>
+                <w:rFonts w:ascii="맑은 고딕" w:eastAsia="맑은 고딕" w:hAnsi="맑은 고딕" w:cs="맑은 고딕"/>
+              </w:rPr>
+            </w:pPr>
+            <w:r>
+              <w:rPr>
+                <w:rFonts w:ascii="맑은 고딕" w:eastAsia="맑은 고딕" w:hAnsi="맑은 고딕" w:cs="맑은 고딕"/>
                 <w:b/>
                 <w:color w:val="23324A"/>
                 <w:sz w:val="18"/>
@@ -6111,12 +6069,12 @@
             <w:pPr>
               <w:spacing w:before="100" w:after="100" w:line="269" w:lineRule="auto"/>
               <w:rPr>
-                <w:rFonts w:ascii="맑은 고딕" w:eastAsia="맑은 고딕" w:hAnsi="맑은 고딕"/>
-              </w:rPr>
-            </w:pPr>
-            <w:r>
-              <w:rPr>
-                <w:rFonts w:ascii="맑은 고딕" w:eastAsia="맑은 고딕" w:hAnsi="맑은 고딕"/>
+                <w:rFonts w:ascii="맑은 고딕" w:eastAsia="맑은 고딕" w:hAnsi="맑은 고딕" w:cs="맑은 고딕"/>
+              </w:rPr>
+            </w:pPr>
+            <w:r>
+              <w:rPr>
+                <w:rFonts w:ascii="맑은 고딕" w:eastAsia="맑은 고딕" w:hAnsi="맑은 고딕" w:cs="맑은 고딕"/>
                 <w:color w:val="23324A"/>
                 <w:sz w:val="18"/>
               </w:rPr>
@@ -6140,12 +6098,12 @@
             <w:pPr>
               <w:spacing w:before="100" w:after="100" w:line="269" w:lineRule="auto"/>
               <w:rPr>
-                <w:rFonts w:ascii="맑은 고딕" w:eastAsia="맑은 고딕" w:hAnsi="맑은 고딕"/>
-              </w:rPr>
-            </w:pPr>
-            <w:r>
-              <w:rPr>
-                <w:rFonts w:ascii="맑은 고딕" w:eastAsia="맑은 고딕" w:hAnsi="맑은 고딕"/>
+                <w:rFonts w:ascii="맑은 고딕" w:eastAsia="맑은 고딕" w:hAnsi="맑은 고딕" w:cs="맑은 고딕"/>
+              </w:rPr>
+            </w:pPr>
+            <w:r>
+              <w:rPr>
+                <w:rFonts w:ascii="맑은 고딕" w:eastAsia="맑은 고딕" w:hAnsi="맑은 고딕" w:cs="맑은 고딕"/>
                 <w:b/>
                 <w:color w:val="23324A"/>
                 <w:sz w:val="18"/>
@@ -6164,16 +6122,16 @@
             <w:pPr>
               <w:spacing w:before="100" w:after="100" w:line="269" w:lineRule="auto"/>
               <w:rPr>
-                <w:rFonts w:ascii="맑은 고딕" w:eastAsia="맑은 고딕" w:hAnsi="맑은 고딕"/>
-              </w:rPr>
-            </w:pPr>
-            <w:r>
-              <w:rPr>
-                <w:rFonts w:ascii="맑은 고딕" w:eastAsia="맑은 고딕" w:hAnsi="맑은 고딕"/>
+                <w:rFonts w:ascii="맑은 고딕" w:eastAsia="맑은 고딕" w:hAnsi="맑은 고딕" w:cs="맑은 고딕"/>
+              </w:rPr>
+            </w:pPr>
+            <w:r>
+              <w:rPr>
+                <w:rFonts w:ascii="맑은 고딕" w:eastAsia="맑은 고딕" w:hAnsi="맑은 고딕" w:cs="맑은 고딕"/>
                 <w:color w:val="23324A"/>
                 <w:sz w:val="18"/>
               </w:rPr>
-              <w:t>BUS 완료 재확인·자동 완료, 수동·Preview·Mock 완료 제외 확인</w:t>
+              <w:t>BUS 완료 재확인·자동 완료, 수동·Preview·Mock 요청이 완료 대상에서 제외되는지 확인</w:t>
             </w:r>
           </w:p>
         </w:tc>
@@ -6193,12 +6151,12 @@
             <w:pPr>
               <w:spacing w:before="100" w:after="100" w:line="269" w:lineRule="auto"/>
               <w:rPr>
-                <w:rFonts w:ascii="맑은 고딕" w:eastAsia="맑은 고딕" w:hAnsi="맑은 고딕"/>
-              </w:rPr>
-            </w:pPr>
-            <w:r>
-              <w:rPr>
-                <w:rFonts w:ascii="맑은 고딕" w:eastAsia="맑은 고딕" w:hAnsi="맑은 고딕"/>
+                <w:rFonts w:ascii="맑은 고딕" w:eastAsia="맑은 고딕" w:hAnsi="맑은 고딕" w:cs="맑은 고딕"/>
+              </w:rPr>
+            </w:pPr>
+            <w:r>
+              <w:rPr>
+                <w:rFonts w:ascii="맑은 고딕" w:eastAsia="맑은 고딕" w:hAnsi="맑은 고딕" w:cs="맑은 고딕"/>
                 <w:b/>
                 <w:color w:val="23324A"/>
                 <w:sz w:val="18"/>
@@ -6217,16 +6175,16 @@
             <w:pPr>
               <w:spacing w:before="100" w:after="100" w:line="269" w:lineRule="auto"/>
               <w:rPr>
-                <w:rFonts w:ascii="맑은 고딕" w:eastAsia="맑은 고딕" w:hAnsi="맑은 고딕"/>
-              </w:rPr>
-            </w:pPr>
-            <w:r>
-              <w:rPr>
-                <w:rFonts w:ascii="맑은 고딕" w:eastAsia="맑은 고딕" w:hAnsi="맑은 고딕"/>
+                <w:rFonts w:ascii="맑은 고딕" w:eastAsia="맑은 고딕" w:hAnsi="맑은 고딕" w:cs="맑은 고딕"/>
+              </w:rPr>
+            </w:pPr>
+            <w:r>
+              <w:rPr>
+                <w:rFonts w:ascii="맑은 고딕" w:eastAsia="맑은 고딕" w:hAnsi="맑은 고딕" w:cs="맑은 고딕"/>
                 <w:color w:val="23324A"/>
                 <w:sz w:val="18"/>
               </w:rPr>
-              <w:t>화면 요약과 access.log 상세 분리, 민감 정보 제거 후 피드백 제출</w:t>
+              <w:t>화면 요약과 access.log 상세 기록의 구분 확인, 민감 정보 제거 후 피드백 제출</w:t>
             </w:r>
           </w:p>
         </w:tc>
@@ -6236,7 +6194,7 @@
       <w:pPr>
         <w:spacing w:after="0"/>
         <w:rPr>
-          <w:rFonts w:ascii="맑은 고딕" w:eastAsia="맑은 고딕" w:hAnsi="맑은 고딕"/>
+          <w:rFonts w:ascii="맑은 고딕" w:eastAsia="맑은 고딕" w:hAnsi="맑은 고딕" w:cs="맑은 고딕"/>
         </w:rPr>
       </w:pPr>
     </w:p>
@@ -6245,12 +6203,12 @@
         <w:pStyle w:val="21"/>
         <w:spacing w:before="140" w:after="160" w:line="300" w:lineRule="auto"/>
         <w:rPr>
-          <w:rFonts w:ascii="맑은 고딕" w:eastAsia="맑은 고딕" w:hAnsi="맑은 고딕"/>
+          <w:rFonts w:ascii="맑은 고딕" w:eastAsia="맑은 고딕" w:hAnsi="맑은 고딕" w:cs="맑은 고딕"/>
         </w:rPr>
       </w:pPr>
       <w:r>
         <w:rPr>
-          <w:rFonts w:ascii="맑은 고딕" w:eastAsia="맑은 고딕" w:hAnsi="맑은 고딕"/>
+          <w:rFonts w:ascii="맑은 고딕" w:eastAsia="맑은 고딕" w:hAnsi="맑은 고딕" w:cs="맑은 고딕"/>
           <w:color w:val="2962FF"/>
           <w:sz w:val="24"/>
         </w:rPr>
@@ -6261,12 +6219,12 @@
       <w:pPr>
         <w:spacing w:after="160" w:line="300" w:lineRule="auto"/>
         <w:rPr>
-          <w:rFonts w:ascii="맑은 고딕" w:eastAsia="맑은 고딕" w:hAnsi="맑은 고딕"/>
+          <w:rFonts w:ascii="맑은 고딕" w:eastAsia="맑은 고딕" w:hAnsi="맑은 고딕" w:cs="맑은 고딕"/>
         </w:rPr>
       </w:pPr>
       <w:r>
         <w:rPr>
-          <w:rFonts w:ascii="맑은 고딕" w:eastAsia="맑은 고딕" w:hAnsi="맑은 고딕"/>
+          <w:rFonts w:ascii="맑은 고딕" w:eastAsia="맑은 고딕" w:hAnsi="맑은 고딕" w:cs="맑은 고딕"/>
           <w:color w:val="23324A"/>
         </w:rPr>
         <w:t>환경·버전 → 작업·버튼 → 기대한 결과와 실제 결과 → 발생 시각·request_id·job_id·필요한 로그 순서로 정리해 주세요.</w:t>
@@ -6290,12 +6248,12 @@
             <w:pPr>
               <w:spacing w:before="140" w:after="80"/>
               <w:rPr>
-                <w:rFonts w:ascii="맑은 고딕" w:eastAsia="맑은 고딕" w:hAnsi="맑은 고딕"/>
-              </w:rPr>
-            </w:pPr>
-            <w:r>
-              <w:rPr>
-                <w:rFonts w:ascii="맑은 고딕" w:eastAsia="맑은 고딕" w:hAnsi="맑은 고딕"/>
+                <w:rFonts w:ascii="맑은 고딕" w:eastAsia="맑은 고딕" w:hAnsi="맑은 고딕" w:cs="맑은 고딕"/>
+              </w:rPr>
+            </w:pPr>
+            <w:r>
+              <w:rPr>
+                <w:rFonts w:ascii="맑은 고딕" w:eastAsia="맑은 고딕" w:hAnsi="맑은 고딕" w:cs="맑은 고딕"/>
                 <w:b/>
                 <w:color w:val="2962FF"/>
                 <w:sz w:val="20"/>
@@ -6307,16 +6265,16 @@
             <w:pPr>
               <w:spacing w:after="140" w:line="283" w:lineRule="auto"/>
               <w:rPr>
-                <w:rFonts w:ascii="맑은 고딕" w:eastAsia="맑은 고딕" w:hAnsi="맑은 고딕"/>
-              </w:rPr>
-            </w:pPr>
-            <w:r>
-              <w:rPr>
-                <w:rFonts w:ascii="맑은 고딕" w:eastAsia="맑은 고딕" w:hAnsi="맑은 고딕"/>
+                <w:rFonts w:ascii="맑은 고딕" w:eastAsia="맑은 고딕" w:hAnsi="맑은 고딕" w:cs="맑은 고딕"/>
+              </w:rPr>
+            </w:pPr>
+            <w:r>
+              <w:rPr>
+                <w:rFonts w:ascii="맑은 고딕" w:eastAsia="맑은 고딕" w:hAnsi="맑은 고딕" w:cs="맑은 고딕"/>
                 <w:color w:val="23324A"/>
                 <w:sz w:val="19"/>
               </w:rPr>
-              <w:t>현재 기능을 제한된 대상에서 검증하는 단계입니다. 자동 테스트 통과를 실제 업무 환경 검증 완료로 해석하지 마세요. 서버 재시작 시 Job 자동 복구와 사용자별 권한 분리는 제공되지 않습니다.</w:t>
+              <w:t>현재 기능을 제한된 대상에서 검증하는 단계입니다. 자동 테스트를 통과했다고 해서 실제 업무 환경 검증이 끝난 것으로 해석하지 마세요. 서버를 재시작해도 Job이 자동으로 복구되지 않으며, 사용자별 권한 분리도 제공하지 않습니다.</w:t>
             </w:r>
           </w:p>
         </w:tc>
@@ -6327,12 +6285,12 @@
         <w:pStyle w:val="21"/>
         <w:spacing w:before="140" w:after="160" w:line="300" w:lineRule="auto"/>
         <w:rPr>
-          <w:rFonts w:ascii="맑은 고딕" w:eastAsia="맑은 고딕" w:hAnsi="맑은 고딕"/>
+          <w:rFonts w:ascii="맑은 고딕" w:eastAsia="맑은 고딕" w:hAnsi="맑은 고딕" w:cs="맑은 고딕"/>
         </w:rPr>
       </w:pPr>
       <w:r>
         <w:rPr>
-          <w:rFonts w:ascii="맑은 고딕" w:eastAsia="맑은 고딕" w:hAnsi="맑은 고딕"/>
+          <w:rFonts w:ascii="맑은 고딕" w:eastAsia="맑은 고딕" w:hAnsi="맑은 고딕" w:cs="맑은 고딕"/>
           <w:color w:val="2962FF"/>
           <w:sz w:val="24"/>
         </w:rPr>
@@ -6343,15 +6301,15 @@
       <w:pPr>
         <w:spacing w:after="160" w:line="300" w:lineRule="auto"/>
         <w:rPr>
-          <w:rFonts w:ascii="맑은 고딕" w:eastAsia="맑은 고딕" w:hAnsi="맑은 고딕"/>
+          <w:rFonts w:ascii="맑은 고딕" w:eastAsia="맑은 고딕" w:hAnsi="맑은 고딕" w:cs="맑은 고딕"/>
         </w:rPr>
       </w:pPr>
       <w:r>
         <w:rPr>
-          <w:rFonts w:ascii="맑은 고딕" w:eastAsia="맑은 고딕" w:hAnsi="맑은 고딕"/>
+          <w:rFonts w:ascii="맑은 고딕" w:eastAsia="맑은 고딕" w:hAnsi="맑은 고딕" w:cs="맑은 고딕"/>
           <w:color w:val="23324A"/>
         </w:rPr>
-        <w:t>Client/Folder Grant API Client.pyw, Client/requirements.txt, Client/tests/, API/src/folder_grant_api/api/routes/. 기존 README의 화면 위치·초기 설명과 차이가 있으면 이 문서의 기준 커밋과 현재 코드를 확인하세요.</w:t>
+        <w:t>Client/Folder Grant API Client.pyw, Client/requirements.txt, Client/tests/, API/src/folder_grant_api/api/routes/. 기존 README의 화면 위치·초기 설명과 다른 부분이 있으면, 이 문서의 기준 커밋과 현재 코드를 확인하세요.</w:t>
       </w:r>
     </w:p>
     <w:sectPr>
@@ -6401,27 +6359,41 @@
     </w:pPr>
     <w:r>
       <w:rPr>
+        <w:rFonts w:ascii="맑은 고딕" w:eastAsia="맑은 고딕" w:hAnsi="맑은 고딕" w:cs="맑은 고딕"/>
         <w:color w:val="60718A"/>
         <w:sz w:val="16"/>
       </w:rPr>
       <w:t xml:space="preserve">내부 베타 배포 · 2026-10-23    |    </w:t>
     </w:r>
     <w:r>
+      <w:rPr>
+        <w:rFonts w:ascii="맑은 고딕" w:eastAsia="맑은 고딕" w:hAnsi="맑은 고딕" w:cs="맑은 고딕"/>
+      </w:rPr>
       <w:fldChar w:fldCharType="begin"/>
     </w:r>
     <w:r>
+      <w:rPr>
+        <w:rFonts w:ascii="맑은 고딕" w:eastAsia="맑은 고딕" w:hAnsi="맑은 고딕" w:cs="맑은 고딕"/>
+      </w:rPr>
       <w:instrText>PAGE</w:instrText>
     </w:r>
     <w:r>
+      <w:rPr>
+        <w:rFonts w:ascii="맑은 고딕" w:eastAsia="맑은 고딕" w:hAnsi="맑은 고딕" w:cs="맑은 고딕"/>
+      </w:rPr>
       <w:fldChar w:fldCharType="separate"/>
     </w:r>
     <w:r>
       <w:rPr>
+        <w:rFonts w:ascii="맑은 고딕" w:eastAsia="맑은 고딕" w:hAnsi="맑은 고딕" w:cs="맑은 고딕"/>
         <w:noProof/>
       </w:rPr>
       <w:t>2</w:t>
     </w:r>
     <w:r>
+      <w:rPr>
+        <w:rFonts w:ascii="맑은 고딕" w:eastAsia="맑은 고딕" w:hAnsi="맑은 고딕" w:cs="맑은 고딕"/>
+      </w:rPr>
       <w:fldChar w:fldCharType="end"/>
     </w:r>
   </w:p>
@@ -6461,6 +6433,7 @@
     </w:pPr>
     <w:r>
       <w:rPr>
+        <w:rFonts w:ascii="맑은 고딕" w:eastAsia="맑은 고딕" w:hAnsi="맑은 고딕" w:cs="맑은 고딕"/>
         <w:color w:val="60718A"/>
         <w:sz w:val="17"/>
       </w:rPr>
@@ -6678,7 +6651,7 @@
   <w:docDefaults>
     <w:rPrDefault>
       <w:rPr>
-        <w:rFonts w:asciiTheme="minorHAnsi" w:eastAsiaTheme="minorEastAsia" w:hAnsiTheme="minorHAnsi" w:cstheme="minorBidi"/>
+        <w:rFonts w:ascii="맑은 고딕" w:eastAsia="맑은 고딕" w:hAnsi="맑은 고딕" w:cs="맑은 고딕"/>
         <w:sz w:val="22"/>
         <w:szCs w:val="22"/>
         <w:lang w:val="en-US" w:eastAsia="en-US" w:bidi="ar-SA"/>
@@ -7064,7 +7037,7 @@
     <w:qFormat/>
     <w:rsid w:val="00FC693F"/>
     <w:rPr>
-      <w:rFonts w:ascii="Noto Sans CJK KR" w:eastAsia="Noto Sans CJK KR" w:hAnsi="Noto Sans CJK KR"/>
+      <w:rFonts w:ascii="맑은 고딕" w:eastAsia="맑은 고딕" w:hAnsi="맑은 고딕" w:cs="맑은 고딕"/>
       <w:sz w:val="21"/>
     </w:rPr>
   </w:style>
@@ -7083,7 +7056,7 @@
       <w:outlineLvl w:val="0"/>
     </w:pPr>
     <w:rPr>
-      <w:rFonts w:asciiTheme="majorHAnsi" w:eastAsiaTheme="majorEastAsia" w:hAnsiTheme="majorHAnsi" w:cstheme="majorBidi"/>
+      <w:rFonts w:ascii="맑은 고딕" w:eastAsia="맑은 고딕" w:hAnsi="맑은 고딕" w:cs="맑은 고딕"/>
       <w:b/>
       <w:bCs/>
       <w:color w:val="14233D"/>
@@ -7107,7 +7080,7 @@
       <w:outlineLvl w:val="1"/>
     </w:pPr>
     <w:rPr>
-      <w:rFonts w:asciiTheme="majorHAnsi" w:eastAsiaTheme="majorEastAsia" w:hAnsiTheme="majorHAnsi" w:cstheme="majorBidi"/>
+      <w:rFonts w:ascii="맑은 고딕" w:eastAsia="맑은 고딕" w:hAnsi="맑은 고딕" w:cs="맑은 고딕"/>
       <w:b/>
       <w:bCs/>
       <w:color w:val="14233D"/>
@@ -7131,7 +7104,7 @@
       <w:outlineLvl w:val="2"/>
     </w:pPr>
     <w:rPr>
-      <w:rFonts w:asciiTheme="majorHAnsi" w:eastAsiaTheme="majorEastAsia" w:hAnsiTheme="majorHAnsi" w:cstheme="majorBidi"/>
+      <w:rFonts w:ascii="맑은 고딕" w:eastAsia="맑은 고딕" w:hAnsi="맑은 고딕" w:cs="맑은 고딕"/>
       <w:b/>
       <w:bCs/>
       <w:color w:val="4F81BD" w:themeColor="accent1"/>
@@ -7154,7 +7127,7 @@
       <w:outlineLvl w:val="3"/>
     </w:pPr>
     <w:rPr>
-      <w:rFonts w:asciiTheme="majorHAnsi" w:eastAsiaTheme="majorEastAsia" w:hAnsiTheme="majorHAnsi" w:cstheme="majorBidi"/>
+      <w:rFonts w:ascii="맑은 고딕" w:eastAsia="맑은 고딕" w:hAnsi="맑은 고딕" w:cs="맑은 고딕"/>
       <w:b/>
       <w:bCs/>
       <w:i/>
@@ -7179,7 +7152,7 @@
       <w:outlineLvl w:val="4"/>
     </w:pPr>
     <w:rPr>
-      <w:rFonts w:asciiTheme="majorHAnsi" w:eastAsiaTheme="majorEastAsia" w:hAnsiTheme="majorHAnsi" w:cstheme="majorBidi"/>
+      <w:rFonts w:ascii="맑은 고딕" w:eastAsia="맑은 고딕" w:hAnsi="맑은 고딕" w:cs="맑은 고딕"/>
       <w:color w:val="243F60" w:themeColor="accent1" w:themeShade="7F"/>
     </w:rPr>
   </w:style>
@@ -7200,7 +7173,7 @@
       <w:outlineLvl w:val="5"/>
     </w:pPr>
     <w:rPr>
-      <w:rFonts w:asciiTheme="majorHAnsi" w:eastAsiaTheme="majorEastAsia" w:hAnsiTheme="majorHAnsi" w:cstheme="majorBidi"/>
+      <w:rFonts w:ascii="맑은 고딕" w:eastAsia="맑은 고딕" w:hAnsi="맑은 고딕" w:cs="맑은 고딕"/>
       <w:i/>
       <w:iCs/>
       <w:color w:val="243F60" w:themeColor="accent1" w:themeShade="7F"/>
@@ -7223,7 +7196,7 @@
       <w:outlineLvl w:val="6"/>
     </w:pPr>
     <w:rPr>
-      <w:rFonts w:asciiTheme="majorHAnsi" w:eastAsiaTheme="majorEastAsia" w:hAnsiTheme="majorHAnsi" w:cstheme="majorBidi"/>
+      <w:rFonts w:ascii="맑은 고딕" w:eastAsia="맑은 고딕" w:hAnsi="맑은 고딕" w:cs="맑은 고딕"/>
       <w:i/>
       <w:iCs/>
       <w:color w:val="404040" w:themeColor="text1" w:themeTint="BF"/>
@@ -7246,7 +7219,7 @@
       <w:outlineLvl w:val="7"/>
     </w:pPr>
     <w:rPr>
-      <w:rFonts w:asciiTheme="majorHAnsi" w:eastAsiaTheme="majorEastAsia" w:hAnsiTheme="majorHAnsi" w:cstheme="majorBidi"/>
+      <w:rFonts w:ascii="맑은 고딕" w:eastAsia="맑은 고딕" w:hAnsi="맑은 고딕" w:cs="맑은 고딕"/>
       <w:color w:val="4F81BD" w:themeColor="accent1"/>
       <w:sz w:val="20"/>
       <w:szCs w:val="20"/>
@@ -7269,7 +7242,7 @@
       <w:outlineLvl w:val="8"/>
     </w:pPr>
     <w:rPr>
-      <w:rFonts w:asciiTheme="majorHAnsi" w:eastAsiaTheme="majorEastAsia" w:hAnsiTheme="majorHAnsi" w:cstheme="majorBidi"/>
+      <w:rFonts w:ascii="맑은 고딕" w:eastAsia="맑은 고딕" w:hAnsi="맑은 고딕" w:cs="맑은 고딕"/>
       <w:i/>
       <w:iCs/>
       <w:color w:val="404040" w:themeColor="text1" w:themeTint="BF"/>
@@ -7364,7 +7337,7 @@
     <w:uiPriority w:val="9"/>
     <w:rsid w:val="00FC693F"/>
     <w:rPr>
-      <w:rFonts w:asciiTheme="majorHAnsi" w:eastAsiaTheme="majorEastAsia" w:hAnsiTheme="majorHAnsi" w:cstheme="majorBidi"/>
+      <w:rFonts w:ascii="맑은 고딕" w:eastAsia="맑은 고딕" w:hAnsi="맑은 고딕" w:cs="맑은 고딕"/>
       <w:b/>
       <w:bCs/>
       <w:color w:val="365F91" w:themeColor="accent1" w:themeShade="BF"/>
@@ -7379,7 +7352,7 @@
     <w:uiPriority w:val="9"/>
     <w:rsid w:val="00FC693F"/>
     <w:rPr>
-      <w:rFonts w:asciiTheme="majorHAnsi" w:eastAsiaTheme="majorEastAsia" w:hAnsiTheme="majorHAnsi" w:cstheme="majorBidi"/>
+      <w:rFonts w:ascii="맑은 고딕" w:eastAsia="맑은 고딕" w:hAnsi="맑은 고딕" w:cs="맑은 고딕"/>
       <w:b/>
       <w:bCs/>
       <w:color w:val="4F81BD" w:themeColor="accent1"/>
@@ -7394,7 +7367,7 @@
     <w:uiPriority w:val="9"/>
     <w:rsid w:val="00FC693F"/>
     <w:rPr>
-      <w:rFonts w:asciiTheme="majorHAnsi" w:eastAsiaTheme="majorEastAsia" w:hAnsiTheme="majorHAnsi" w:cstheme="majorBidi"/>
+      <w:rFonts w:ascii="맑은 고딕" w:eastAsia="맑은 고딕" w:hAnsi="맑은 고딕" w:cs="맑은 고딕"/>
       <w:b/>
       <w:bCs/>
       <w:color w:val="4F81BD" w:themeColor="accent1"/>
@@ -7416,7 +7389,7 @@
       <w:contextualSpacing/>
     </w:pPr>
     <w:rPr>
-      <w:rFonts w:asciiTheme="majorHAnsi" w:eastAsiaTheme="majorEastAsia" w:hAnsiTheme="majorHAnsi" w:cstheme="majorBidi"/>
+      <w:rFonts w:ascii="맑은 고딕" w:eastAsia="맑은 고딕" w:hAnsi="맑은 고딕" w:cs="맑은 고딕"/>
       <w:color w:val="17365D" w:themeColor="text2" w:themeShade="BF"/>
       <w:spacing w:val="5"/>
       <w:kern w:val="28"/>
@@ -7431,7 +7404,7 @@
     <w:uiPriority w:val="10"/>
     <w:rsid w:val="00FC693F"/>
     <w:rPr>
-      <w:rFonts w:asciiTheme="majorHAnsi" w:eastAsiaTheme="majorEastAsia" w:hAnsiTheme="majorHAnsi" w:cstheme="majorBidi"/>
+      <w:rFonts w:ascii="맑은 고딕" w:eastAsia="맑은 고딕" w:hAnsi="맑은 고딕" w:cs="맑은 고딕"/>
       <w:color w:val="17365D" w:themeColor="text2" w:themeShade="BF"/>
       <w:spacing w:val="5"/>
       <w:kern w:val="28"/>
@@ -7453,7 +7426,7 @@
       </w:numPr>
     </w:pPr>
     <w:rPr>
-      <w:rFonts w:asciiTheme="majorHAnsi" w:eastAsiaTheme="majorEastAsia" w:hAnsiTheme="majorHAnsi" w:cstheme="majorBidi"/>
+      <w:rFonts w:ascii="맑은 고딕" w:eastAsia="맑은 고딕" w:hAnsi="맑은 고딕" w:cs="맑은 고딕"/>
       <w:i/>
       <w:iCs/>
       <w:color w:val="4F81BD" w:themeColor="accent1"/>
@@ -7469,7 +7442,7 @@
     <w:uiPriority w:val="11"/>
     <w:rsid w:val="00FC693F"/>
     <w:rPr>
-      <w:rFonts w:asciiTheme="majorHAnsi" w:eastAsiaTheme="majorEastAsia" w:hAnsiTheme="majorHAnsi" w:cstheme="majorBidi"/>
+      <w:rFonts w:ascii="맑은 고딕" w:eastAsia="맑은 고딕" w:hAnsi="맑은 고딕" w:cs="맑은 고딕"/>
       <w:i/>
       <w:iCs/>
       <w:color w:val="4F81BD" w:themeColor="accent1"/>
@@ -7716,7 +7689,7 @@
       </w:tabs>
     </w:pPr>
     <w:rPr>
-      <w:rFonts w:ascii="Courier" w:hAnsi="Courier"/>
+      <w:rFonts w:ascii="맑은 고딕" w:eastAsia="맑은 고딕" w:hAnsi="맑은 고딕" w:cs="맑은 고딕"/>
       <w:sz w:val="20"/>
       <w:szCs w:val="20"/>
     </w:rPr>
@@ -7728,7 +7701,7 @@
     <w:uiPriority w:val="99"/>
     <w:rsid w:val="0029639D"/>
     <w:rPr>
-      <w:rFonts w:ascii="Courier" w:hAnsi="Courier"/>
+      <w:rFonts w:ascii="맑은 고딕" w:eastAsia="맑은 고딕" w:hAnsi="맑은 고딕" w:cs="맑은 고딕"/>
       <w:sz w:val="20"/>
       <w:szCs w:val="20"/>
     </w:rPr>
@@ -7767,7 +7740,7 @@
     <w:semiHidden/>
     <w:rsid w:val="00FC693F"/>
     <w:rPr>
-      <w:rFonts w:asciiTheme="majorHAnsi" w:eastAsiaTheme="majorEastAsia" w:hAnsiTheme="majorHAnsi" w:cstheme="majorBidi"/>
+      <w:rFonts w:ascii="맑은 고딕" w:eastAsia="맑은 고딕" w:hAnsi="맑은 고딕" w:cs="맑은 고딕"/>
       <w:b/>
       <w:bCs/>
       <w:i/>
@@ -7783,7 +7756,7 @@
     <w:semiHidden/>
     <w:rsid w:val="00FC693F"/>
     <w:rPr>
-      <w:rFonts w:asciiTheme="majorHAnsi" w:eastAsiaTheme="majorEastAsia" w:hAnsiTheme="majorHAnsi" w:cstheme="majorBidi"/>
+      <w:rFonts w:ascii="맑은 고딕" w:eastAsia="맑은 고딕" w:hAnsi="맑은 고딕" w:cs="맑은 고딕"/>
       <w:color w:val="243F60" w:themeColor="accent1" w:themeShade="7F"/>
     </w:rPr>
   </w:style>
@@ -7795,7 +7768,7 @@
     <w:semiHidden/>
     <w:rsid w:val="00FC693F"/>
     <w:rPr>
-      <w:rFonts w:asciiTheme="majorHAnsi" w:eastAsiaTheme="majorEastAsia" w:hAnsiTheme="majorHAnsi" w:cstheme="majorBidi"/>
+      <w:rFonts w:ascii="맑은 고딕" w:eastAsia="맑은 고딕" w:hAnsi="맑은 고딕" w:cs="맑은 고딕"/>
       <w:i/>
       <w:iCs/>
       <w:color w:val="243F60" w:themeColor="accent1" w:themeShade="7F"/>
@@ -7809,7 +7782,7 @@
     <w:semiHidden/>
     <w:rsid w:val="00FC693F"/>
     <w:rPr>
-      <w:rFonts w:asciiTheme="majorHAnsi" w:eastAsiaTheme="majorEastAsia" w:hAnsiTheme="majorHAnsi" w:cstheme="majorBidi"/>
+      <w:rFonts w:ascii="맑은 고딕" w:eastAsia="맑은 고딕" w:hAnsi="맑은 고딕" w:cs="맑은 고딕"/>
       <w:i/>
       <w:iCs/>
       <w:color w:val="404040" w:themeColor="text1" w:themeTint="BF"/>
@@ -7823,7 +7796,7 @@
     <w:semiHidden/>
     <w:rsid w:val="00FC693F"/>
     <w:rPr>
-      <w:rFonts w:asciiTheme="majorHAnsi" w:eastAsiaTheme="majorEastAsia" w:hAnsiTheme="majorHAnsi" w:cstheme="majorBidi"/>
+      <w:rFonts w:ascii="맑은 고딕" w:eastAsia="맑은 고딕" w:hAnsi="맑은 고딕" w:cs="맑은 고딕"/>
       <w:color w:val="4F81BD" w:themeColor="accent1"/>
       <w:sz w:val="20"/>
       <w:szCs w:val="20"/>
@@ -7837,7 +7810,7 @@
     <w:semiHidden/>
     <w:rsid w:val="00FC693F"/>
     <w:rPr>
-      <w:rFonts w:asciiTheme="majorHAnsi" w:eastAsiaTheme="majorEastAsia" w:hAnsiTheme="majorHAnsi" w:cstheme="majorBidi"/>
+      <w:rFonts w:ascii="맑은 고딕" w:eastAsia="맑은 고딕" w:hAnsi="맑은 고딕" w:cs="맑은 고딕"/>
       <w:i/>
       <w:iCs/>
       <w:color w:val="404040" w:themeColor="text1" w:themeTint="BF"/>
@@ -9314,7 +9287,7 @@
         <w:spacing w:before="0" w:after="0" w:line="240" w:lineRule="auto"/>
       </w:pPr>
       <w:rPr>
-        <w:rFonts w:asciiTheme="majorHAnsi" w:eastAsiaTheme="majorEastAsia" w:hAnsiTheme="majorHAnsi" w:cstheme="majorBidi"/>
+        <w:rFonts w:ascii="맑은 고딕" w:eastAsia="맑은 고딕" w:hAnsi="맑은 고딕" w:cs="맑은 고딕"/>
         <w:b/>
         <w:bCs/>
       </w:rPr>
@@ -9335,7 +9308,7 @@
         <w:spacing w:before="0" w:after="0" w:line="240" w:lineRule="auto"/>
       </w:pPr>
       <w:rPr>
-        <w:rFonts w:asciiTheme="majorHAnsi" w:eastAsiaTheme="majorEastAsia" w:hAnsiTheme="majorHAnsi" w:cstheme="majorBidi"/>
+        <w:rFonts w:ascii="맑은 고딕" w:eastAsia="맑은 고딕" w:hAnsi="맑은 고딕" w:cs="맑은 고딕"/>
         <w:b/>
         <w:bCs/>
       </w:rPr>
@@ -9353,14 +9326,14 @@
     </w:tblStylePr>
     <w:tblStylePr w:type="firstCol">
       <w:rPr>
-        <w:rFonts w:asciiTheme="majorHAnsi" w:eastAsiaTheme="majorEastAsia" w:hAnsiTheme="majorHAnsi" w:cstheme="majorBidi"/>
+        <w:rFonts w:ascii="맑은 고딕" w:eastAsia="맑은 고딕" w:hAnsi="맑은 고딕" w:cs="맑은 고딕"/>
         <w:b/>
         <w:bCs/>
       </w:rPr>
     </w:tblStylePr>
     <w:tblStylePr w:type="lastCol">
       <w:rPr>
-        <w:rFonts w:asciiTheme="majorHAnsi" w:eastAsiaTheme="majorEastAsia" w:hAnsiTheme="majorHAnsi" w:cstheme="majorBidi"/>
+        <w:rFonts w:ascii="맑은 고딕" w:eastAsia="맑은 고딕" w:hAnsi="맑은 고딕" w:cs="맑은 고딕"/>
         <w:b/>
         <w:bCs/>
       </w:rPr>
@@ -9437,7 +9410,7 @@
         <w:spacing w:before="0" w:after="0" w:line="240" w:lineRule="auto"/>
       </w:pPr>
       <w:rPr>
-        <w:rFonts w:asciiTheme="majorHAnsi" w:eastAsiaTheme="majorEastAsia" w:hAnsiTheme="majorHAnsi" w:cstheme="majorBidi"/>
+        <w:rFonts w:ascii="맑은 고딕" w:eastAsia="맑은 고딕" w:hAnsi="맑은 고딕" w:cs="맑은 고딕"/>
         <w:b/>
         <w:bCs/>
       </w:rPr>
@@ -9458,7 +9431,7 @@
         <w:spacing w:before="0" w:after="0" w:line="240" w:lineRule="auto"/>
       </w:pPr>
       <w:rPr>
-        <w:rFonts w:asciiTheme="majorHAnsi" w:eastAsiaTheme="majorEastAsia" w:hAnsiTheme="majorHAnsi" w:cstheme="majorBidi"/>
+        <w:rFonts w:ascii="맑은 고딕" w:eastAsia="맑은 고딕" w:hAnsi="맑은 고딕" w:cs="맑은 고딕"/>
         <w:b/>
         <w:bCs/>
       </w:rPr>
@@ -9476,14 +9449,14 @@
     </w:tblStylePr>
     <w:tblStylePr w:type="firstCol">
       <w:rPr>
-        <w:rFonts w:asciiTheme="majorHAnsi" w:eastAsiaTheme="majorEastAsia" w:hAnsiTheme="majorHAnsi" w:cstheme="majorBidi"/>
+        <w:rFonts w:ascii="맑은 고딕" w:eastAsia="맑은 고딕" w:hAnsi="맑은 고딕" w:cs="맑은 고딕"/>
         <w:b/>
         <w:bCs/>
       </w:rPr>
     </w:tblStylePr>
     <w:tblStylePr w:type="lastCol">
       <w:rPr>
-        <w:rFonts w:asciiTheme="majorHAnsi" w:eastAsiaTheme="majorEastAsia" w:hAnsiTheme="majorHAnsi" w:cstheme="majorBidi"/>
+        <w:rFonts w:ascii="맑은 고딕" w:eastAsia="맑은 고딕" w:hAnsi="맑은 고딕" w:cs="맑은 고딕"/>
         <w:b/>
         <w:bCs/>
       </w:rPr>
@@ -9560,7 +9533,7 @@
         <w:spacing w:before="0" w:after="0" w:line="240" w:lineRule="auto"/>
       </w:pPr>
       <w:rPr>
-        <w:rFonts w:asciiTheme="majorHAnsi" w:eastAsiaTheme="majorEastAsia" w:hAnsiTheme="majorHAnsi" w:cstheme="majorBidi"/>
+        <w:rFonts w:ascii="맑은 고딕" w:eastAsia="맑은 고딕" w:hAnsi="맑은 고딕" w:cs="맑은 고딕"/>
         <w:b/>
         <w:bCs/>
       </w:rPr>
@@ -9581,7 +9554,7 @@
         <w:spacing w:before="0" w:after="0" w:line="240" w:lineRule="auto"/>
       </w:pPr>
       <w:rPr>
-        <w:rFonts w:asciiTheme="majorHAnsi" w:eastAsiaTheme="majorEastAsia" w:hAnsiTheme="majorHAnsi" w:cstheme="majorBidi"/>
+        <w:rFonts w:ascii="맑은 고딕" w:eastAsia="맑은 고딕" w:hAnsi="맑은 고딕" w:cs="맑은 고딕"/>
         <w:b/>
         <w:bCs/>
       </w:rPr>
@@ -9599,14 +9572,14 @@
     </w:tblStylePr>
     <w:tblStylePr w:type="firstCol">
       <w:rPr>
-        <w:rFonts w:asciiTheme="majorHAnsi" w:eastAsiaTheme="majorEastAsia" w:hAnsiTheme="majorHAnsi" w:cstheme="majorBidi"/>
+        <w:rFonts w:ascii="맑은 고딕" w:eastAsia="맑은 고딕" w:hAnsi="맑은 고딕" w:cs="맑은 고딕"/>
         <w:b/>
         <w:bCs/>
       </w:rPr>
     </w:tblStylePr>
     <w:tblStylePr w:type="lastCol">
       <w:rPr>
-        <w:rFonts w:asciiTheme="majorHAnsi" w:eastAsiaTheme="majorEastAsia" w:hAnsiTheme="majorHAnsi" w:cstheme="majorBidi"/>
+        <w:rFonts w:ascii="맑은 고딕" w:eastAsia="맑은 고딕" w:hAnsi="맑은 고딕" w:cs="맑은 고딕"/>
         <w:b/>
         <w:bCs/>
       </w:rPr>
@@ -9683,7 +9656,7 @@
         <w:spacing w:before="0" w:after="0" w:line="240" w:lineRule="auto"/>
       </w:pPr>
       <w:rPr>
-        <w:rFonts w:asciiTheme="majorHAnsi" w:eastAsiaTheme="majorEastAsia" w:hAnsiTheme="majorHAnsi" w:cstheme="majorBidi"/>
+        <w:rFonts w:ascii="맑은 고딕" w:eastAsia="맑은 고딕" w:hAnsi="맑은 고딕" w:cs="맑은 고딕"/>
         <w:b/>
         <w:bCs/>
       </w:rPr>
@@ -9704,7 +9677,7 @@
         <w:spacing w:before="0" w:after="0" w:line="240" w:lineRule="auto"/>
       </w:pPr>
       <w:rPr>
-        <w:rFonts w:asciiTheme="majorHAnsi" w:eastAsiaTheme="majorEastAsia" w:hAnsiTheme="majorHAnsi" w:cstheme="majorBidi"/>
+        <w:rFonts w:ascii="맑은 고딕" w:eastAsia="맑은 고딕" w:hAnsi="맑은 고딕" w:cs="맑은 고딕"/>
         <w:b/>
         <w:bCs/>
       </w:rPr>
@@ -9722,14 +9695,14 @@
     </w:tblStylePr>
     <w:tblStylePr w:type="firstCol">
       <w:rPr>
-        <w:rFonts w:asciiTheme="majorHAnsi" w:eastAsiaTheme="majorEastAsia" w:hAnsiTheme="majorHAnsi" w:cstheme="majorBidi"/>
+        <w:rFonts w:ascii="맑은 고딕" w:eastAsia="맑은 고딕" w:hAnsi="맑은 고딕" w:cs="맑은 고딕"/>
         <w:b/>
         <w:bCs/>
       </w:rPr>
     </w:tblStylePr>
     <w:tblStylePr w:type="lastCol">
       <w:rPr>
-        <w:rFonts w:asciiTheme="majorHAnsi" w:eastAsiaTheme="majorEastAsia" w:hAnsiTheme="majorHAnsi" w:cstheme="majorBidi"/>
+        <w:rFonts w:ascii="맑은 고딕" w:eastAsia="맑은 고딕" w:hAnsi="맑은 고딕" w:cs="맑은 고딕"/>
         <w:b/>
         <w:bCs/>
       </w:rPr>
@@ -9806,7 +9779,7 @@
         <w:spacing w:before="0" w:after="0" w:line="240" w:lineRule="auto"/>
       </w:pPr>
       <w:rPr>
-        <w:rFonts w:asciiTheme="majorHAnsi" w:eastAsiaTheme="majorEastAsia" w:hAnsiTheme="majorHAnsi" w:cstheme="majorBidi"/>
+        <w:rFonts w:ascii="맑은 고딕" w:eastAsia="맑은 고딕" w:hAnsi="맑은 고딕" w:cs="맑은 고딕"/>
         <w:b/>
         <w:bCs/>
       </w:rPr>
@@ -9827,7 +9800,7 @@
         <w:spacing w:before="0" w:after="0" w:line="240" w:lineRule="auto"/>
       </w:pPr>
       <w:rPr>
-        <w:rFonts w:asciiTheme="majorHAnsi" w:eastAsiaTheme="majorEastAsia" w:hAnsiTheme="majorHAnsi" w:cstheme="majorBidi"/>
+        <w:rFonts w:ascii="맑은 고딕" w:eastAsia="맑은 고딕" w:hAnsi="맑은 고딕" w:cs="맑은 고딕"/>
         <w:b/>
         <w:bCs/>
       </w:rPr>
@@ -9845,14 +9818,14 @@
     </w:tblStylePr>
     <w:tblStylePr w:type="firstCol">
       <w:rPr>
-        <w:rFonts w:asciiTheme="majorHAnsi" w:eastAsiaTheme="majorEastAsia" w:hAnsiTheme="majorHAnsi" w:cstheme="majorBidi"/>
+        <w:rFonts w:ascii="맑은 고딕" w:eastAsia="맑은 고딕" w:hAnsi="맑은 고딕" w:cs="맑은 고딕"/>
         <w:b/>
         <w:bCs/>
       </w:rPr>
     </w:tblStylePr>
     <w:tblStylePr w:type="lastCol">
       <w:rPr>
-        <w:rFonts w:asciiTheme="majorHAnsi" w:eastAsiaTheme="majorEastAsia" w:hAnsiTheme="majorHAnsi" w:cstheme="majorBidi"/>
+        <w:rFonts w:ascii="맑은 고딕" w:eastAsia="맑은 고딕" w:hAnsi="맑은 고딕" w:cs="맑은 고딕"/>
         <w:b/>
         <w:bCs/>
       </w:rPr>
@@ -9929,7 +9902,7 @@
         <w:spacing w:before="0" w:after="0" w:line="240" w:lineRule="auto"/>
       </w:pPr>
       <w:rPr>
-        <w:rFonts w:asciiTheme="majorHAnsi" w:eastAsiaTheme="majorEastAsia" w:hAnsiTheme="majorHAnsi" w:cstheme="majorBidi"/>
+        <w:rFonts w:ascii="맑은 고딕" w:eastAsia="맑은 고딕" w:hAnsi="맑은 고딕" w:cs="맑은 고딕"/>
         <w:b/>
         <w:bCs/>
       </w:rPr>
@@ -9950,7 +9923,7 @@
         <w:spacing w:before="0" w:after="0" w:line="240" w:lineRule="auto"/>
       </w:pPr>
       <w:rPr>
-        <w:rFonts w:asciiTheme="majorHAnsi" w:eastAsiaTheme="majorEastAsia" w:hAnsiTheme="majorHAnsi" w:cstheme="majorBidi"/>
+        <w:rFonts w:ascii="맑은 고딕" w:eastAsia="맑은 고딕" w:hAnsi="맑은 고딕" w:cs="맑은 고딕"/>
         <w:b/>
         <w:bCs/>
       </w:rPr>
@@ -9968,14 +9941,14 @@
     </w:tblStylePr>
     <w:tblStylePr w:type="firstCol">
       <w:rPr>
-        <w:rFonts w:asciiTheme="majorHAnsi" w:eastAsiaTheme="majorEastAsia" w:hAnsiTheme="majorHAnsi" w:cstheme="majorBidi"/>
+        <w:rFonts w:ascii="맑은 고딕" w:eastAsia="맑은 고딕" w:hAnsi="맑은 고딕" w:cs="맑은 고딕"/>
         <w:b/>
         <w:bCs/>
       </w:rPr>
     </w:tblStylePr>
     <w:tblStylePr w:type="lastCol">
       <w:rPr>
-        <w:rFonts w:asciiTheme="majorHAnsi" w:eastAsiaTheme="majorEastAsia" w:hAnsiTheme="majorHAnsi" w:cstheme="majorBidi"/>
+        <w:rFonts w:ascii="맑은 고딕" w:eastAsia="맑은 고딕" w:hAnsi="맑은 고딕" w:cs="맑은 고딕"/>
         <w:b/>
         <w:bCs/>
       </w:rPr>
@@ -10052,7 +10025,7 @@
         <w:spacing w:before="0" w:after="0" w:line="240" w:lineRule="auto"/>
       </w:pPr>
       <w:rPr>
-        <w:rFonts w:asciiTheme="majorHAnsi" w:eastAsiaTheme="majorEastAsia" w:hAnsiTheme="majorHAnsi" w:cstheme="majorBidi"/>
+        <w:rFonts w:ascii="맑은 고딕" w:eastAsia="맑은 고딕" w:hAnsi="맑은 고딕" w:cs="맑은 고딕"/>
         <w:b/>
         <w:bCs/>
       </w:rPr>
@@ -10073,7 +10046,7 @@
         <w:spacing w:before="0" w:after="0" w:line="240" w:lineRule="auto"/>
       </w:pPr>
       <w:rPr>
-        <w:rFonts w:asciiTheme="majorHAnsi" w:eastAsiaTheme="majorEastAsia" w:hAnsiTheme="majorHAnsi" w:cstheme="majorBidi"/>
+        <w:rFonts w:ascii="맑은 고딕" w:eastAsia="맑은 고딕" w:hAnsi="맑은 고딕" w:cs="맑은 고딕"/>
         <w:b/>
         <w:bCs/>
       </w:rPr>
@@ -10091,14 +10064,14 @@
     </w:tblStylePr>
     <w:tblStylePr w:type="firstCol">
       <w:rPr>
-        <w:rFonts w:asciiTheme="majorHAnsi" w:eastAsiaTheme="majorEastAsia" w:hAnsiTheme="majorHAnsi" w:cstheme="majorBidi"/>
+        <w:rFonts w:ascii="맑은 고딕" w:eastAsia="맑은 고딕" w:hAnsi="맑은 고딕" w:cs="맑은 고딕"/>
         <w:b/>
         <w:bCs/>
       </w:rPr>
     </w:tblStylePr>
     <w:tblStylePr w:type="lastCol">
       <w:rPr>
-        <w:rFonts w:asciiTheme="majorHAnsi" w:eastAsiaTheme="majorEastAsia" w:hAnsiTheme="majorHAnsi" w:cstheme="majorBidi"/>
+        <w:rFonts w:ascii="맑은 고딕" w:eastAsia="맑은 고딕" w:hAnsi="맑은 고딕" w:cs="맑은 고딕"/>
         <w:b/>
         <w:bCs/>
       </w:rPr>
@@ -11858,7 +11831,7 @@
     </w:tblPr>
     <w:tblStylePr w:type="firstRow">
       <w:rPr>
-        <w:rFonts w:asciiTheme="majorHAnsi" w:eastAsiaTheme="majorEastAsia" w:hAnsiTheme="majorHAnsi" w:cstheme="majorBidi"/>
+        <w:rFonts w:ascii="맑은 고딕" w:eastAsia="맑은 고딕" w:hAnsi="맑은 고딕" w:cs="맑은 고딕"/>
       </w:rPr>
       <w:tblPr/>
       <w:tcPr>
@@ -11935,7 +11908,7 @@
     </w:tblPr>
     <w:tblStylePr w:type="firstRow">
       <w:rPr>
-        <w:rFonts w:asciiTheme="majorHAnsi" w:eastAsiaTheme="majorEastAsia" w:hAnsiTheme="majorHAnsi" w:cstheme="majorBidi"/>
+        <w:rFonts w:ascii="맑은 고딕" w:eastAsia="맑은 고딕" w:hAnsi="맑은 고딕" w:cs="맑은 고딕"/>
       </w:rPr>
       <w:tblPr/>
       <w:tcPr>
@@ -12012,7 +11985,7 @@
     </w:tblPr>
     <w:tblStylePr w:type="firstRow">
       <w:rPr>
-        <w:rFonts w:asciiTheme="majorHAnsi" w:eastAsiaTheme="majorEastAsia" w:hAnsiTheme="majorHAnsi" w:cstheme="majorBidi"/>
+        <w:rFonts w:ascii="맑은 고딕" w:eastAsia="맑은 고딕" w:hAnsi="맑은 고딕" w:cs="맑은 고딕"/>
       </w:rPr>
       <w:tblPr/>
       <w:tcPr>
@@ -12089,7 +12062,7 @@
     </w:tblPr>
     <w:tblStylePr w:type="firstRow">
       <w:rPr>
-        <w:rFonts w:asciiTheme="majorHAnsi" w:eastAsiaTheme="majorEastAsia" w:hAnsiTheme="majorHAnsi" w:cstheme="majorBidi"/>
+        <w:rFonts w:ascii="맑은 고딕" w:eastAsia="맑은 고딕" w:hAnsi="맑은 고딕" w:cs="맑은 고딕"/>
       </w:rPr>
       <w:tblPr/>
       <w:tcPr>
@@ -12166,7 +12139,7 @@
     </w:tblPr>
     <w:tblStylePr w:type="firstRow">
       <w:rPr>
-        <w:rFonts w:asciiTheme="majorHAnsi" w:eastAsiaTheme="majorEastAsia" w:hAnsiTheme="majorHAnsi" w:cstheme="majorBidi"/>
+        <w:rFonts w:ascii="맑은 고딕" w:eastAsia="맑은 고딕" w:hAnsi="맑은 고딕" w:cs="맑은 고딕"/>
       </w:rPr>
       <w:tblPr/>
       <w:tcPr>
@@ -12243,7 +12216,7 @@
     </w:tblPr>
     <w:tblStylePr w:type="firstRow">
       <w:rPr>
-        <w:rFonts w:asciiTheme="majorHAnsi" w:eastAsiaTheme="majorEastAsia" w:hAnsiTheme="majorHAnsi" w:cstheme="majorBidi"/>
+        <w:rFonts w:ascii="맑은 고딕" w:eastAsia="맑은 고딕" w:hAnsi="맑은 고딕" w:cs="맑은 고딕"/>
       </w:rPr>
       <w:tblPr/>
       <w:tcPr>
@@ -12320,7 +12293,7 @@
     </w:tblPr>
     <w:tblStylePr w:type="firstRow">
       <w:rPr>
-        <w:rFonts w:asciiTheme="majorHAnsi" w:eastAsiaTheme="majorEastAsia" w:hAnsiTheme="majorHAnsi" w:cstheme="majorBidi"/>
+        <w:rFonts w:ascii="맑은 고딕" w:eastAsia="맑은 고딕" w:hAnsi="맑은 고딕" w:cs="맑은 고딕"/>
       </w:rPr>
       <w:tblPr/>
       <w:tcPr>
@@ -12385,7 +12358,7 @@
       <w:spacing w:after="0" w:line="240" w:lineRule="auto"/>
     </w:pPr>
     <w:rPr>
-      <w:rFonts w:asciiTheme="majorHAnsi" w:eastAsiaTheme="majorEastAsia" w:hAnsiTheme="majorHAnsi" w:cstheme="majorBidi"/>
+      <w:rFonts w:ascii="맑은 고딕" w:eastAsia="맑은 고딕" w:hAnsi="맑은 고딕" w:cs="맑은 고딕"/>
       <w:color w:val="000000" w:themeColor="text1"/>
     </w:rPr>
     <w:tblPr>
@@ -12506,7 +12479,7 @@
       <w:spacing w:after="0" w:line="240" w:lineRule="auto"/>
     </w:pPr>
     <w:rPr>
-      <w:rFonts w:asciiTheme="majorHAnsi" w:eastAsiaTheme="majorEastAsia" w:hAnsiTheme="majorHAnsi" w:cstheme="majorBidi"/>
+      <w:rFonts w:ascii="맑은 고딕" w:eastAsia="맑은 고딕" w:hAnsi="맑은 고딕" w:cs="맑은 고딕"/>
       <w:color w:val="000000" w:themeColor="text1"/>
     </w:rPr>
     <w:tblPr>
@@ -12627,7 +12600,7 @@
       <w:spacing w:after="0" w:line="240" w:lineRule="auto"/>
     </w:pPr>
     <w:rPr>
-      <w:rFonts w:asciiTheme="majorHAnsi" w:eastAsiaTheme="majorEastAsia" w:hAnsiTheme="majorHAnsi" w:cstheme="majorBidi"/>
+      <w:rFonts w:ascii="맑은 고딕" w:eastAsia="맑은 고딕" w:hAnsi="맑은 고딕" w:cs="맑은 고딕"/>
       <w:color w:val="000000" w:themeColor="text1"/>
     </w:rPr>
     <w:tblPr>
@@ -12748,7 +12721,7 @@
       <w:spacing w:after="0" w:line="240" w:lineRule="auto"/>
     </w:pPr>
     <w:rPr>
-      <w:rFonts w:asciiTheme="majorHAnsi" w:eastAsiaTheme="majorEastAsia" w:hAnsiTheme="majorHAnsi" w:cstheme="majorBidi"/>
+      <w:rFonts w:ascii="맑은 고딕" w:eastAsia="맑은 고딕" w:hAnsi="맑은 고딕" w:cs="맑은 고딕"/>
       <w:color w:val="000000" w:themeColor="text1"/>
     </w:rPr>
     <w:tblPr>
@@ -12869,7 +12842,7 @@
       <w:spacing w:after="0" w:line="240" w:lineRule="auto"/>
     </w:pPr>
     <w:rPr>
-      <w:rFonts w:asciiTheme="majorHAnsi" w:eastAsiaTheme="majorEastAsia" w:hAnsiTheme="majorHAnsi" w:cstheme="majorBidi"/>
+      <w:rFonts w:ascii="맑은 고딕" w:eastAsia="맑은 고딕" w:hAnsi="맑은 고딕" w:cs="맑은 고딕"/>
       <w:color w:val="000000" w:themeColor="text1"/>
     </w:rPr>
     <w:tblPr>
@@ -12990,7 +12963,7 @@
       <w:spacing w:after="0" w:line="240" w:lineRule="auto"/>
     </w:pPr>
     <w:rPr>
-      <w:rFonts w:asciiTheme="majorHAnsi" w:eastAsiaTheme="majorEastAsia" w:hAnsiTheme="majorHAnsi" w:cstheme="majorBidi"/>
+      <w:rFonts w:ascii="맑은 고딕" w:eastAsia="맑은 고딕" w:hAnsi="맑은 고딕" w:cs="맑은 고딕"/>
       <w:color w:val="000000" w:themeColor="text1"/>
     </w:rPr>
     <w:tblPr>
@@ -13111,7 +13084,7 @@
       <w:spacing w:after="0" w:line="240" w:lineRule="auto"/>
     </w:pPr>
     <w:rPr>
-      <w:rFonts w:asciiTheme="majorHAnsi" w:eastAsiaTheme="majorEastAsia" w:hAnsiTheme="majorHAnsi" w:cstheme="majorBidi"/>
+      <w:rFonts w:ascii="맑은 고딕" w:eastAsia="맑은 고딕" w:hAnsi="맑은 고딕" w:cs="맑은 고딕"/>
       <w:color w:val="000000" w:themeColor="text1"/>
     </w:rPr>
     <w:tblPr>
@@ -13694,7 +13667,7 @@
       <w:spacing w:after="0" w:line="240" w:lineRule="auto"/>
     </w:pPr>
     <w:rPr>
-      <w:rFonts w:asciiTheme="majorHAnsi" w:eastAsiaTheme="majorEastAsia" w:hAnsiTheme="majorHAnsi" w:cstheme="majorBidi"/>
+      <w:rFonts w:ascii="맑은 고딕" w:eastAsia="맑은 고딕" w:hAnsi="맑은 고딕" w:cs="맑은 고딕"/>
       <w:color w:val="000000" w:themeColor="text1"/>
     </w:rPr>
     <w:tblPr>
@@ -13812,7 +13785,7 @@
       <w:spacing w:after="0" w:line="240" w:lineRule="auto"/>
     </w:pPr>
     <w:rPr>
-      <w:rFonts w:asciiTheme="majorHAnsi" w:eastAsiaTheme="majorEastAsia" w:hAnsiTheme="majorHAnsi" w:cstheme="majorBidi"/>
+      <w:rFonts w:ascii="맑은 고딕" w:eastAsia="맑은 고딕" w:hAnsi="맑은 고딕" w:cs="맑은 고딕"/>
       <w:color w:val="000000" w:themeColor="text1"/>
     </w:rPr>
     <w:tblPr>
@@ -13930,7 +13903,7 @@
       <w:spacing w:after="0" w:line="240" w:lineRule="auto"/>
     </w:pPr>
     <w:rPr>
-      <w:rFonts w:asciiTheme="majorHAnsi" w:eastAsiaTheme="majorEastAsia" w:hAnsiTheme="majorHAnsi" w:cstheme="majorBidi"/>
+      <w:rFonts w:ascii="맑은 고딕" w:eastAsia="맑은 고딕" w:hAnsi="맑은 고딕" w:cs="맑은 고딕"/>
       <w:color w:val="000000" w:themeColor="text1"/>
     </w:rPr>
     <w:tblPr>
@@ -14048,7 +14021,7 @@
       <w:spacing w:after="0" w:line="240" w:lineRule="auto"/>
     </w:pPr>
     <w:rPr>
-      <w:rFonts w:asciiTheme="majorHAnsi" w:eastAsiaTheme="majorEastAsia" w:hAnsiTheme="majorHAnsi" w:cstheme="majorBidi"/>
+      <w:rFonts w:ascii="맑은 고딕" w:eastAsia="맑은 고딕" w:hAnsi="맑은 고딕" w:cs="맑은 고딕"/>
       <w:color w:val="000000" w:themeColor="text1"/>
     </w:rPr>
     <w:tblPr>
@@ -14166,7 +14139,7 @@
       <w:spacing w:after="0" w:line="240" w:lineRule="auto"/>
     </w:pPr>
     <w:rPr>
-      <w:rFonts w:asciiTheme="majorHAnsi" w:eastAsiaTheme="majorEastAsia" w:hAnsiTheme="majorHAnsi" w:cstheme="majorBidi"/>
+      <w:rFonts w:ascii="맑은 고딕" w:eastAsia="맑은 고딕" w:hAnsi="맑은 고딕" w:cs="맑은 고딕"/>
       <w:color w:val="000000" w:themeColor="text1"/>
     </w:rPr>
     <w:tblPr>
@@ -14284,7 +14257,7 @@
       <w:spacing w:after="0" w:line="240" w:lineRule="auto"/>
     </w:pPr>
     <w:rPr>
-      <w:rFonts w:asciiTheme="majorHAnsi" w:eastAsiaTheme="majorEastAsia" w:hAnsiTheme="majorHAnsi" w:cstheme="majorBidi"/>
+      <w:rFonts w:ascii="맑은 고딕" w:eastAsia="맑은 고딕" w:hAnsi="맑은 고딕" w:cs="맑은 고딕"/>
       <w:color w:val="000000" w:themeColor="text1"/>
     </w:rPr>
     <w:tblPr>
@@ -14402,7 +14375,7 @@
       <w:spacing w:after="0" w:line="240" w:lineRule="auto"/>
     </w:pPr>
     <w:rPr>
-      <w:rFonts w:asciiTheme="majorHAnsi" w:eastAsiaTheme="majorEastAsia" w:hAnsiTheme="majorHAnsi" w:cstheme="majorBidi"/>
+      <w:rFonts w:ascii="맑은 고딕" w:eastAsia="맑은 고딕" w:hAnsi="맑은 고딕" w:cs="맑은 고딕"/>
       <w:color w:val="000000" w:themeColor="text1"/>
     </w:rPr>
     <w:tblPr>
@@ -18103,8 +18076,8 @@
     </a:clrScheme>
     <a:fontScheme name="Office">
       <a:majorFont>
-        <a:latin typeface="Calibri"/>
-        <a:ea typeface=""/>
+        <a:latin typeface="맑은 고딕"/>
+        <a:ea typeface="맑은 고딕"/>
         <a:cs typeface=""/>
         <a:font script="Jpan" typeface="ＭＳ ゴシック"/>
         <a:font script="Hang" typeface="맑은 고딕"/>
@@ -18138,8 +18111,8 @@
         <a:font script="Geor" typeface="Sylfaen"/>
       </a:majorFont>
       <a:minorFont>
-        <a:latin typeface="Cambria"/>
-        <a:ea typeface=""/>
+        <a:latin typeface="맑은 고딕"/>
+        <a:ea typeface="맑은 고딕"/>
         <a:cs typeface=""/>
         <a:font script="Jpan" typeface="ＭＳ 明朝"/>
         <a:font script="Hang" typeface="맑은 고딕"/>
